--- a/Sistema de Gestión para Mercados Municipales.docx
+++ b/Sistema de Gestión para Mercados Municipales.docx
@@ -1898,6 +1898,1997 @@
         <w:t>Producto validado por la Dirección de Ingresos.</w:t>
       </w:r>
     </w:p>
+    <w:p>
+      <w:pPr>
+        <w:rPr>
+          <w:b/>
+          <w:bCs/>
+        </w:rPr>
+      </w:pPr>
+    </w:p>
+    <w:p>
+      <w:pPr>
+        <w:rPr>
+          <w:b/>
+          <w:bCs/>
+        </w:rPr>
+      </w:pPr>
+    </w:p>
+    <w:p>
+      <w:pPr>
+        <w:rPr>
+          <w:b/>
+          <w:bCs/>
+        </w:rPr>
+      </w:pPr>
+      <w:r>
+        <w:rPr>
+          <w:b/>
+          <w:bCs/>
+        </w:rPr>
+        <w:lastRenderedPageBreak/>
+        <w:t>6. Matriz de Priorización</w:t>
+      </w:r>
+    </w:p>
+    <w:tbl>
+      <w:tblPr>
+        <w:tblStyle w:val="Listamedia2-nfasis1"/>
+        <w:tblW w:w="5000" w:type="pct"/>
+        <w:tblLook w:val="04A0" w:firstRow="1" w:lastRow="0" w:firstColumn="1" w:lastColumn="0" w:noHBand="0" w:noVBand="1"/>
+      </w:tblPr>
+      <w:tblGrid>
+        <w:gridCol w:w="3565"/>
+        <w:gridCol w:w="1549"/>
+        <w:gridCol w:w="1245"/>
+        <w:gridCol w:w="2145"/>
+      </w:tblGrid>
+      <w:tr>
+        <w:trPr>
+          <w:cnfStyle w:val="100000000000" w:firstRow="1" w:lastRow="0" w:firstColumn="0" w:lastColumn="0" w:oddVBand="0" w:evenVBand="0" w:oddHBand="0" w:evenHBand="0" w:firstRowFirstColumn="0" w:firstRowLastColumn="0" w:lastRowFirstColumn="0" w:lastRowLastColumn="0"/>
+          <w:trHeight w:val="286"/>
+        </w:trPr>
+        <w:tc>
+          <w:tcPr>
+            <w:cnfStyle w:val="001000000100" w:firstRow="0" w:lastRow="0" w:firstColumn="1" w:lastColumn="0" w:oddVBand="0" w:evenVBand="0" w:oddHBand="0" w:evenHBand="0" w:firstRowFirstColumn="1" w:firstRowLastColumn="0" w:lastRowFirstColumn="0" w:lastRowLastColumn="0"/>
+            <w:tcW w:w="2096" w:type="pct"/>
+            <w:noWrap/>
+          </w:tcPr>
+          <w:p>
+            <w:pPr>
+              <w:rPr>
+                <w:rFonts w:asciiTheme="minorHAnsi" w:eastAsiaTheme="minorEastAsia" w:hAnsiTheme="minorHAnsi" w:cstheme="minorBidi"/>
+                <w:color w:val="auto"/>
+              </w:rPr>
+            </w:pPr>
+            <w:r>
+              <w:rPr>
+                <w:rFonts w:asciiTheme="minorHAnsi" w:eastAsiaTheme="minorEastAsia" w:hAnsiTheme="minorHAnsi" w:cstheme="minorBidi"/>
+                <w:color w:val="auto"/>
+              </w:rPr>
+              <w:t>Requerimiento</w:t>
+            </w:r>
+          </w:p>
+        </w:tc>
+        <w:tc>
+          <w:tcPr>
+            <w:tcW w:w="911" w:type="pct"/>
+          </w:tcPr>
+          <w:p>
+            <w:pPr>
+              <w:jc w:val="center"/>
+              <w:cnfStyle w:val="100000000000" w:firstRow="1" w:lastRow="0" w:firstColumn="0" w:lastColumn="0" w:oddVBand="0" w:evenVBand="0" w:oddHBand="0" w:evenHBand="0" w:firstRowFirstColumn="0" w:firstRowLastColumn="0" w:lastRowFirstColumn="0" w:lastRowLastColumn="0"/>
+              <w:rPr>
+                <w:rFonts w:asciiTheme="minorHAnsi" w:eastAsiaTheme="minorEastAsia" w:hAnsiTheme="minorHAnsi" w:cstheme="minorBidi"/>
+                <w:color w:val="auto"/>
+              </w:rPr>
+            </w:pPr>
+            <w:r>
+              <w:rPr>
+                <w:rFonts w:asciiTheme="minorHAnsi" w:eastAsiaTheme="minorEastAsia" w:hAnsiTheme="minorHAnsi" w:cstheme="minorBidi"/>
+                <w:color w:val="auto"/>
+                <w:lang w:val="es-ES"/>
+              </w:rPr>
+              <w:t>Importancia</w:t>
+            </w:r>
+          </w:p>
+        </w:tc>
+        <w:tc>
+          <w:tcPr>
+            <w:tcW w:w="732" w:type="pct"/>
+          </w:tcPr>
+          <w:p>
+            <w:pPr>
+              <w:jc w:val="center"/>
+              <w:cnfStyle w:val="100000000000" w:firstRow="1" w:lastRow="0" w:firstColumn="0" w:lastColumn="0" w:oddVBand="0" w:evenVBand="0" w:oddHBand="0" w:evenHBand="0" w:firstRowFirstColumn="0" w:firstRowLastColumn="0" w:lastRowFirstColumn="0" w:lastRowLastColumn="0"/>
+              <w:rPr>
+                <w:rFonts w:asciiTheme="minorHAnsi" w:eastAsiaTheme="minorEastAsia" w:hAnsiTheme="minorHAnsi" w:cstheme="minorBidi"/>
+                <w:color w:val="auto"/>
+              </w:rPr>
+            </w:pPr>
+            <w:r>
+              <w:rPr>
+                <w:rFonts w:asciiTheme="minorHAnsi" w:eastAsiaTheme="minorEastAsia" w:hAnsiTheme="minorHAnsi" w:cstheme="minorBidi"/>
+                <w:color w:val="auto"/>
+              </w:rPr>
+              <w:t>Urgencia</w:t>
+            </w:r>
+          </w:p>
+        </w:tc>
+        <w:tc>
+          <w:tcPr>
+            <w:tcW w:w="1262" w:type="pct"/>
+          </w:tcPr>
+          <w:p>
+            <w:pPr>
+              <w:jc w:val="center"/>
+              <w:cnfStyle w:val="100000000000" w:firstRow="1" w:lastRow="0" w:firstColumn="0" w:lastColumn="0" w:oddVBand="0" w:evenVBand="0" w:oddHBand="0" w:evenHBand="0" w:firstRowFirstColumn="0" w:firstRowLastColumn="0" w:lastRowFirstColumn="0" w:lastRowLastColumn="0"/>
+              <w:rPr>
+                <w:rFonts w:asciiTheme="minorHAnsi" w:eastAsiaTheme="minorEastAsia" w:hAnsiTheme="minorHAnsi" w:cstheme="minorBidi"/>
+                <w:color w:val="auto"/>
+              </w:rPr>
+            </w:pPr>
+            <w:r>
+              <w:rPr>
+                <w:rFonts w:asciiTheme="minorHAnsi" w:eastAsiaTheme="minorEastAsia" w:hAnsiTheme="minorHAnsi" w:cstheme="minorBidi"/>
+                <w:color w:val="auto"/>
+                <w:lang w:val="es-ES"/>
+              </w:rPr>
+              <w:t>Prioridad</w:t>
+            </w:r>
+          </w:p>
+        </w:tc>
+      </w:tr>
+      <w:tr>
+        <w:trPr>
+          <w:cnfStyle w:val="000000100000" w:firstRow="0" w:lastRow="0" w:firstColumn="0" w:lastColumn="0" w:oddVBand="0" w:evenVBand="0" w:oddHBand="1" w:evenHBand="0" w:firstRowFirstColumn="0" w:firstRowLastColumn="0" w:lastRowFirstColumn="0" w:lastRowLastColumn="0"/>
+          <w:trHeight w:val="286"/>
+        </w:trPr>
+        <w:tc>
+          <w:tcPr>
+            <w:cnfStyle w:val="001000000000" w:firstRow="0" w:lastRow="0" w:firstColumn="1" w:lastColumn="0" w:oddVBand="0" w:evenVBand="0" w:oddHBand="0" w:evenHBand="0" w:firstRowFirstColumn="0" w:firstRowLastColumn="0" w:lastRowFirstColumn="0" w:lastRowLastColumn="0"/>
+            <w:tcW w:w="2096" w:type="pct"/>
+            <w:noWrap/>
+          </w:tcPr>
+          <w:p>
+            <w:pPr>
+              <w:rPr>
+                <w:rFonts w:asciiTheme="minorHAnsi" w:eastAsiaTheme="minorEastAsia" w:hAnsiTheme="minorHAnsi" w:cstheme="minorBidi"/>
+                <w:color w:val="auto"/>
+              </w:rPr>
+            </w:pPr>
+            <w:r>
+              <w:rPr>
+                <w:rFonts w:asciiTheme="minorHAnsi" w:eastAsiaTheme="minorEastAsia" w:hAnsiTheme="minorHAnsi" w:cstheme="minorBidi"/>
+                <w:color w:val="auto"/>
+              </w:rPr>
+              <w:t>Registro de comerciantes</w:t>
+            </w:r>
+          </w:p>
+        </w:tc>
+        <w:tc>
+          <w:tcPr>
+            <w:tcW w:w="911" w:type="pct"/>
+          </w:tcPr>
+          <w:p>
+            <w:pPr>
+              <w:jc w:val="center"/>
+              <w:cnfStyle w:val="000000100000" w:firstRow="0" w:lastRow="0" w:firstColumn="0" w:lastColumn="0" w:oddVBand="0" w:evenVBand="0" w:oddHBand="1" w:evenHBand="0" w:firstRowFirstColumn="0" w:firstRowLastColumn="0" w:lastRowFirstColumn="0" w:lastRowLastColumn="0"/>
+              <w:rPr>
+                <w:rFonts w:asciiTheme="minorHAnsi" w:eastAsiaTheme="minorEastAsia" w:hAnsiTheme="minorHAnsi" w:cstheme="minorBidi"/>
+                <w:color w:val="auto"/>
+              </w:rPr>
+            </w:pPr>
+            <w:r>
+              <w:rPr>
+                <w:rFonts w:asciiTheme="minorHAnsi" w:eastAsiaTheme="minorEastAsia" w:hAnsiTheme="minorHAnsi" w:cstheme="minorBidi"/>
+                <w:color w:val="auto"/>
+                <w:lang w:val="es-ES"/>
+              </w:rPr>
+              <w:t>Alta</w:t>
+            </w:r>
+          </w:p>
+        </w:tc>
+        <w:tc>
+          <w:tcPr>
+            <w:tcW w:w="732" w:type="pct"/>
+          </w:tcPr>
+          <w:p>
+            <w:pPr>
+              <w:jc w:val="center"/>
+              <w:cnfStyle w:val="000000100000" w:firstRow="0" w:lastRow="0" w:firstColumn="0" w:lastColumn="0" w:oddVBand="0" w:evenVBand="0" w:oddHBand="1" w:evenHBand="0" w:firstRowFirstColumn="0" w:firstRowLastColumn="0" w:lastRowFirstColumn="0" w:lastRowLastColumn="0"/>
+              <w:rPr>
+                <w:rFonts w:asciiTheme="minorHAnsi" w:eastAsiaTheme="minorEastAsia" w:hAnsiTheme="minorHAnsi" w:cstheme="minorBidi"/>
+                <w:color w:val="auto"/>
+              </w:rPr>
+            </w:pPr>
+            <w:r>
+              <w:rPr>
+                <w:rFonts w:asciiTheme="minorHAnsi" w:eastAsiaTheme="minorEastAsia" w:hAnsiTheme="minorHAnsi" w:cstheme="minorBidi"/>
+                <w:color w:val="auto"/>
+                <w:lang w:val="es-ES"/>
+              </w:rPr>
+              <w:t>Alta</w:t>
+            </w:r>
+          </w:p>
+        </w:tc>
+        <w:tc>
+          <w:tcPr>
+            <w:tcW w:w="1262" w:type="pct"/>
+          </w:tcPr>
+          <w:p>
+            <w:pPr>
+              <w:jc w:val="center"/>
+              <w:cnfStyle w:val="000000100000" w:firstRow="0" w:lastRow="0" w:firstColumn="0" w:lastColumn="0" w:oddVBand="0" w:evenVBand="0" w:oddHBand="1" w:evenHBand="0" w:firstRowFirstColumn="0" w:firstRowLastColumn="0" w:lastRowFirstColumn="0" w:lastRowLastColumn="0"/>
+              <w:rPr>
+                <w:rFonts w:asciiTheme="minorHAnsi" w:eastAsiaTheme="minorEastAsia" w:hAnsiTheme="minorHAnsi" w:cstheme="minorBidi"/>
+                <w:color w:val="auto"/>
+              </w:rPr>
+            </w:pPr>
+            <w:r>
+              <w:rPr>
+                <w:rFonts w:asciiTheme="minorHAnsi" w:eastAsiaTheme="minorEastAsia" w:hAnsiTheme="minorHAnsi" w:cstheme="minorBidi"/>
+                <w:color w:val="auto"/>
+                <w:lang w:val="es-ES"/>
+              </w:rPr>
+              <w:t>Alta</w:t>
+            </w:r>
+          </w:p>
+        </w:tc>
+      </w:tr>
+      <w:tr>
+        <w:trPr>
+          <w:trHeight w:val="274"/>
+        </w:trPr>
+        <w:tc>
+          <w:tcPr>
+            <w:cnfStyle w:val="001000000000" w:firstRow="0" w:lastRow="0" w:firstColumn="1" w:lastColumn="0" w:oddVBand="0" w:evenVBand="0" w:oddHBand="0" w:evenHBand="0" w:firstRowFirstColumn="0" w:firstRowLastColumn="0" w:lastRowFirstColumn="0" w:lastRowLastColumn="0"/>
+            <w:tcW w:w="2096" w:type="pct"/>
+            <w:noWrap/>
+          </w:tcPr>
+          <w:p>
+            <w:pPr>
+              <w:rPr>
+                <w:rFonts w:asciiTheme="minorHAnsi" w:eastAsiaTheme="minorEastAsia" w:hAnsiTheme="minorHAnsi" w:cstheme="minorBidi"/>
+                <w:color w:val="auto"/>
+              </w:rPr>
+            </w:pPr>
+            <w:r>
+              <w:rPr>
+                <w:rFonts w:asciiTheme="minorHAnsi" w:eastAsiaTheme="minorEastAsia" w:hAnsiTheme="minorHAnsi" w:cstheme="minorBidi"/>
+                <w:color w:val="auto"/>
+              </w:rPr>
+              <w:t>Registro de puestos</w:t>
+            </w:r>
+          </w:p>
+        </w:tc>
+        <w:tc>
+          <w:tcPr>
+            <w:tcW w:w="911" w:type="pct"/>
+          </w:tcPr>
+          <w:p>
+            <w:pPr>
+              <w:jc w:val="center"/>
+              <w:cnfStyle w:val="000000000000" w:firstRow="0" w:lastRow="0" w:firstColumn="0" w:lastColumn="0" w:oddVBand="0" w:evenVBand="0" w:oddHBand="0" w:evenHBand="0" w:firstRowFirstColumn="0" w:firstRowLastColumn="0" w:lastRowFirstColumn="0" w:lastRowLastColumn="0"/>
+              <w:rPr>
+                <w:rFonts w:asciiTheme="minorHAnsi" w:eastAsiaTheme="minorEastAsia" w:hAnsiTheme="minorHAnsi" w:cstheme="minorBidi"/>
+                <w:color w:val="auto"/>
+              </w:rPr>
+            </w:pPr>
+            <w:r>
+              <w:rPr>
+                <w:rFonts w:asciiTheme="minorHAnsi" w:eastAsiaTheme="minorEastAsia" w:hAnsiTheme="minorHAnsi" w:cstheme="minorBidi"/>
+                <w:color w:val="auto"/>
+                <w:lang w:val="es-ES"/>
+              </w:rPr>
+              <w:t>Alta</w:t>
+            </w:r>
+          </w:p>
+        </w:tc>
+        <w:tc>
+          <w:tcPr>
+            <w:tcW w:w="732" w:type="pct"/>
+          </w:tcPr>
+          <w:p>
+            <w:pPr>
+              <w:jc w:val="center"/>
+              <w:cnfStyle w:val="000000000000" w:firstRow="0" w:lastRow="0" w:firstColumn="0" w:lastColumn="0" w:oddVBand="0" w:evenVBand="0" w:oddHBand="0" w:evenHBand="0" w:firstRowFirstColumn="0" w:firstRowLastColumn="0" w:lastRowFirstColumn="0" w:lastRowLastColumn="0"/>
+              <w:rPr>
+                <w:rFonts w:asciiTheme="minorHAnsi" w:eastAsiaTheme="minorEastAsia" w:hAnsiTheme="minorHAnsi" w:cstheme="minorBidi"/>
+                <w:color w:val="auto"/>
+              </w:rPr>
+            </w:pPr>
+            <w:r>
+              <w:rPr>
+                <w:rFonts w:asciiTheme="minorHAnsi" w:eastAsiaTheme="minorEastAsia" w:hAnsiTheme="minorHAnsi" w:cstheme="minorBidi"/>
+                <w:color w:val="auto"/>
+                <w:lang w:val="es-ES"/>
+              </w:rPr>
+              <w:t>Alta</w:t>
+            </w:r>
+          </w:p>
+        </w:tc>
+        <w:tc>
+          <w:tcPr>
+            <w:tcW w:w="1262" w:type="pct"/>
+          </w:tcPr>
+          <w:p>
+            <w:pPr>
+              <w:jc w:val="center"/>
+              <w:cnfStyle w:val="000000000000" w:firstRow="0" w:lastRow="0" w:firstColumn="0" w:lastColumn="0" w:oddVBand="0" w:evenVBand="0" w:oddHBand="0" w:evenHBand="0" w:firstRowFirstColumn="0" w:firstRowLastColumn="0" w:lastRowFirstColumn="0" w:lastRowLastColumn="0"/>
+              <w:rPr>
+                <w:rFonts w:asciiTheme="minorHAnsi" w:eastAsiaTheme="minorEastAsia" w:hAnsiTheme="minorHAnsi" w:cstheme="minorBidi"/>
+                <w:color w:val="auto"/>
+              </w:rPr>
+            </w:pPr>
+            <w:r>
+              <w:rPr>
+                <w:rFonts w:asciiTheme="minorHAnsi" w:eastAsiaTheme="minorEastAsia" w:hAnsiTheme="minorHAnsi" w:cstheme="minorBidi"/>
+                <w:color w:val="auto"/>
+                <w:lang w:val="es-ES"/>
+              </w:rPr>
+              <w:t>Alta</w:t>
+            </w:r>
+          </w:p>
+        </w:tc>
+      </w:tr>
+      <w:tr>
+        <w:trPr>
+          <w:cnfStyle w:val="000000100000" w:firstRow="0" w:lastRow="0" w:firstColumn="0" w:lastColumn="0" w:oddVBand="0" w:evenVBand="0" w:oddHBand="1" w:evenHBand="0" w:firstRowFirstColumn="0" w:firstRowLastColumn="0" w:lastRowFirstColumn="0" w:lastRowLastColumn="0"/>
+          <w:trHeight w:val="286"/>
+        </w:trPr>
+        <w:tc>
+          <w:tcPr>
+            <w:cnfStyle w:val="001000000000" w:firstRow="0" w:lastRow="0" w:firstColumn="1" w:lastColumn="0" w:oddVBand="0" w:evenVBand="0" w:oddHBand="0" w:evenHBand="0" w:firstRowFirstColumn="0" w:firstRowLastColumn="0" w:lastRowFirstColumn="0" w:lastRowLastColumn="0"/>
+            <w:tcW w:w="2096" w:type="pct"/>
+            <w:noWrap/>
+          </w:tcPr>
+          <w:p>
+            <w:pPr>
+              <w:rPr>
+                <w:rFonts w:asciiTheme="minorHAnsi" w:eastAsiaTheme="minorEastAsia" w:hAnsiTheme="minorHAnsi" w:cstheme="minorBidi"/>
+                <w:color w:val="auto"/>
+              </w:rPr>
+            </w:pPr>
+            <w:r>
+              <w:rPr>
+                <w:rFonts w:asciiTheme="minorHAnsi" w:eastAsiaTheme="minorEastAsia" w:hAnsiTheme="minorHAnsi" w:cstheme="minorBidi"/>
+                <w:color w:val="auto"/>
+              </w:rPr>
+              <w:t>Asignación de puestos</w:t>
+            </w:r>
+          </w:p>
+        </w:tc>
+        <w:tc>
+          <w:tcPr>
+            <w:tcW w:w="911" w:type="pct"/>
+          </w:tcPr>
+          <w:p>
+            <w:pPr>
+              <w:jc w:val="center"/>
+              <w:cnfStyle w:val="000000100000" w:firstRow="0" w:lastRow="0" w:firstColumn="0" w:lastColumn="0" w:oddVBand="0" w:evenVBand="0" w:oddHBand="1" w:evenHBand="0" w:firstRowFirstColumn="0" w:firstRowLastColumn="0" w:lastRowFirstColumn="0" w:lastRowLastColumn="0"/>
+              <w:rPr>
+                <w:rFonts w:asciiTheme="minorHAnsi" w:eastAsiaTheme="minorEastAsia" w:hAnsiTheme="minorHAnsi" w:cstheme="minorBidi"/>
+                <w:color w:val="auto"/>
+              </w:rPr>
+            </w:pPr>
+            <w:r>
+              <w:rPr>
+                <w:rFonts w:asciiTheme="minorHAnsi" w:eastAsiaTheme="minorEastAsia" w:hAnsiTheme="minorHAnsi" w:cstheme="minorBidi"/>
+                <w:color w:val="auto"/>
+                <w:lang w:val="es-ES"/>
+              </w:rPr>
+              <w:t>Alta</w:t>
+            </w:r>
+          </w:p>
+        </w:tc>
+        <w:tc>
+          <w:tcPr>
+            <w:tcW w:w="732" w:type="pct"/>
+          </w:tcPr>
+          <w:p>
+            <w:pPr>
+              <w:jc w:val="center"/>
+              <w:cnfStyle w:val="000000100000" w:firstRow="0" w:lastRow="0" w:firstColumn="0" w:lastColumn="0" w:oddVBand="0" w:evenVBand="0" w:oddHBand="1" w:evenHBand="0" w:firstRowFirstColumn="0" w:firstRowLastColumn="0" w:lastRowFirstColumn="0" w:lastRowLastColumn="0"/>
+              <w:rPr>
+                <w:rFonts w:asciiTheme="minorHAnsi" w:eastAsiaTheme="minorEastAsia" w:hAnsiTheme="minorHAnsi" w:cstheme="minorBidi"/>
+                <w:color w:val="auto"/>
+              </w:rPr>
+            </w:pPr>
+            <w:r>
+              <w:rPr>
+                <w:rFonts w:asciiTheme="minorHAnsi" w:eastAsiaTheme="minorEastAsia" w:hAnsiTheme="minorHAnsi" w:cstheme="minorBidi"/>
+                <w:color w:val="auto"/>
+                <w:lang w:val="es-ES"/>
+              </w:rPr>
+              <w:t>Alta</w:t>
+            </w:r>
+          </w:p>
+        </w:tc>
+        <w:tc>
+          <w:tcPr>
+            <w:tcW w:w="1262" w:type="pct"/>
+          </w:tcPr>
+          <w:p>
+            <w:pPr>
+              <w:jc w:val="center"/>
+              <w:cnfStyle w:val="000000100000" w:firstRow="0" w:lastRow="0" w:firstColumn="0" w:lastColumn="0" w:oddVBand="0" w:evenVBand="0" w:oddHBand="1" w:evenHBand="0" w:firstRowFirstColumn="0" w:firstRowLastColumn="0" w:lastRowFirstColumn="0" w:lastRowLastColumn="0"/>
+              <w:rPr>
+                <w:rFonts w:asciiTheme="minorHAnsi" w:eastAsiaTheme="minorEastAsia" w:hAnsiTheme="minorHAnsi" w:cstheme="minorBidi"/>
+                <w:color w:val="auto"/>
+              </w:rPr>
+            </w:pPr>
+            <w:r>
+              <w:rPr>
+                <w:rFonts w:asciiTheme="minorHAnsi" w:eastAsiaTheme="minorEastAsia" w:hAnsiTheme="minorHAnsi" w:cstheme="minorBidi"/>
+                <w:color w:val="auto"/>
+                <w:lang w:val="es-ES"/>
+              </w:rPr>
+              <w:t>Alta</w:t>
+            </w:r>
+          </w:p>
+        </w:tc>
+      </w:tr>
+      <w:tr>
+        <w:trPr>
+          <w:trHeight w:val="286"/>
+        </w:trPr>
+        <w:tc>
+          <w:tcPr>
+            <w:cnfStyle w:val="001000000000" w:firstRow="0" w:lastRow="0" w:firstColumn="1" w:lastColumn="0" w:oddVBand="0" w:evenVBand="0" w:oddHBand="0" w:evenHBand="0" w:firstRowFirstColumn="0" w:firstRowLastColumn="0" w:lastRowFirstColumn="0" w:lastRowLastColumn="0"/>
+            <w:tcW w:w="2096" w:type="pct"/>
+            <w:noWrap/>
+          </w:tcPr>
+          <w:p>
+            <w:pPr>
+              <w:rPr>
+                <w:rFonts w:asciiTheme="minorHAnsi" w:eastAsiaTheme="minorEastAsia" w:hAnsiTheme="minorHAnsi" w:cstheme="minorBidi"/>
+                <w:color w:val="auto"/>
+              </w:rPr>
+            </w:pPr>
+            <w:r>
+              <w:rPr>
+                <w:rFonts w:asciiTheme="minorHAnsi" w:eastAsiaTheme="minorEastAsia" w:hAnsiTheme="minorHAnsi" w:cstheme="minorBidi"/>
+                <w:color w:val="auto"/>
+              </w:rPr>
+              <w:t>Cobro de tarifas</w:t>
+            </w:r>
+          </w:p>
+        </w:tc>
+        <w:tc>
+          <w:tcPr>
+            <w:tcW w:w="911" w:type="pct"/>
+          </w:tcPr>
+          <w:p>
+            <w:pPr>
+              <w:jc w:val="center"/>
+              <w:cnfStyle w:val="000000000000" w:firstRow="0" w:lastRow="0" w:firstColumn="0" w:lastColumn="0" w:oddVBand="0" w:evenVBand="0" w:oddHBand="0" w:evenHBand="0" w:firstRowFirstColumn="0" w:firstRowLastColumn="0" w:lastRowFirstColumn="0" w:lastRowLastColumn="0"/>
+              <w:rPr>
+                <w:rFonts w:asciiTheme="minorHAnsi" w:eastAsiaTheme="minorEastAsia" w:hAnsiTheme="minorHAnsi" w:cstheme="minorBidi"/>
+                <w:color w:val="auto"/>
+              </w:rPr>
+            </w:pPr>
+            <w:r>
+              <w:rPr>
+                <w:rFonts w:asciiTheme="minorHAnsi" w:eastAsiaTheme="minorEastAsia" w:hAnsiTheme="minorHAnsi" w:cstheme="minorBidi"/>
+                <w:color w:val="auto"/>
+                <w:lang w:val="es-ES"/>
+              </w:rPr>
+              <w:t>Alta</w:t>
+            </w:r>
+          </w:p>
+        </w:tc>
+        <w:tc>
+          <w:tcPr>
+            <w:tcW w:w="732" w:type="pct"/>
+          </w:tcPr>
+          <w:p>
+            <w:pPr>
+              <w:jc w:val="center"/>
+              <w:cnfStyle w:val="000000000000" w:firstRow="0" w:lastRow="0" w:firstColumn="0" w:lastColumn="0" w:oddVBand="0" w:evenVBand="0" w:oddHBand="0" w:evenHBand="0" w:firstRowFirstColumn="0" w:firstRowLastColumn="0" w:lastRowFirstColumn="0" w:lastRowLastColumn="0"/>
+              <w:rPr>
+                <w:rFonts w:asciiTheme="minorHAnsi" w:eastAsiaTheme="minorEastAsia" w:hAnsiTheme="minorHAnsi" w:cstheme="minorBidi"/>
+                <w:color w:val="auto"/>
+              </w:rPr>
+            </w:pPr>
+            <w:r>
+              <w:rPr>
+                <w:rFonts w:asciiTheme="minorHAnsi" w:eastAsiaTheme="minorEastAsia" w:hAnsiTheme="minorHAnsi" w:cstheme="minorBidi"/>
+                <w:color w:val="auto"/>
+                <w:lang w:val="es-ES"/>
+              </w:rPr>
+              <w:t>Alta</w:t>
+            </w:r>
+          </w:p>
+        </w:tc>
+        <w:tc>
+          <w:tcPr>
+            <w:tcW w:w="1262" w:type="pct"/>
+          </w:tcPr>
+          <w:p>
+            <w:pPr>
+              <w:jc w:val="center"/>
+              <w:cnfStyle w:val="000000000000" w:firstRow="0" w:lastRow="0" w:firstColumn="0" w:lastColumn="0" w:oddVBand="0" w:evenVBand="0" w:oddHBand="0" w:evenHBand="0" w:firstRowFirstColumn="0" w:firstRowLastColumn="0" w:lastRowFirstColumn="0" w:lastRowLastColumn="0"/>
+              <w:rPr>
+                <w:rFonts w:asciiTheme="minorHAnsi" w:eastAsiaTheme="minorEastAsia" w:hAnsiTheme="minorHAnsi" w:cstheme="minorBidi"/>
+                <w:color w:val="auto"/>
+              </w:rPr>
+            </w:pPr>
+            <w:r>
+              <w:rPr>
+                <w:rFonts w:asciiTheme="minorHAnsi" w:eastAsiaTheme="minorEastAsia" w:hAnsiTheme="minorHAnsi" w:cstheme="minorBidi"/>
+                <w:color w:val="auto"/>
+                <w:lang w:val="es-ES"/>
+              </w:rPr>
+              <w:t>Alta</w:t>
+            </w:r>
+          </w:p>
+        </w:tc>
+      </w:tr>
+      <w:tr>
+        <w:trPr>
+          <w:cnfStyle w:val="000000100000" w:firstRow="0" w:lastRow="0" w:firstColumn="0" w:lastColumn="0" w:oddVBand="0" w:evenVBand="0" w:oddHBand="1" w:evenHBand="0" w:firstRowFirstColumn="0" w:firstRowLastColumn="0" w:lastRowFirstColumn="0" w:lastRowLastColumn="0"/>
+          <w:trHeight w:val="286"/>
+        </w:trPr>
+        <w:tc>
+          <w:tcPr>
+            <w:cnfStyle w:val="001000000000" w:firstRow="0" w:lastRow="0" w:firstColumn="1" w:lastColumn="0" w:oddVBand="0" w:evenVBand="0" w:oddHBand="0" w:evenHBand="0" w:firstRowFirstColumn="0" w:firstRowLastColumn="0" w:lastRowFirstColumn="0" w:lastRowLastColumn="0"/>
+            <w:tcW w:w="2096" w:type="pct"/>
+            <w:noWrap/>
+          </w:tcPr>
+          <w:p>
+            <w:pPr>
+              <w:rPr>
+                <w:rFonts w:asciiTheme="minorHAnsi" w:eastAsiaTheme="minorEastAsia" w:hAnsiTheme="minorHAnsi" w:cstheme="minorBidi"/>
+                <w:color w:val="auto"/>
+              </w:rPr>
+            </w:pPr>
+            <w:r>
+              <w:rPr>
+                <w:rFonts w:asciiTheme="minorHAnsi" w:eastAsiaTheme="minorEastAsia" w:hAnsiTheme="minorHAnsi" w:cstheme="minorBidi"/>
+                <w:color w:val="auto"/>
+              </w:rPr>
+              <w:t>Control de licencias sanitarias</w:t>
+            </w:r>
+          </w:p>
+        </w:tc>
+        <w:tc>
+          <w:tcPr>
+            <w:tcW w:w="911" w:type="pct"/>
+          </w:tcPr>
+          <w:p>
+            <w:pPr>
+              <w:jc w:val="center"/>
+              <w:cnfStyle w:val="000000100000" w:firstRow="0" w:lastRow="0" w:firstColumn="0" w:lastColumn="0" w:oddVBand="0" w:evenVBand="0" w:oddHBand="1" w:evenHBand="0" w:firstRowFirstColumn="0" w:firstRowLastColumn="0" w:lastRowFirstColumn="0" w:lastRowLastColumn="0"/>
+              <w:rPr>
+                <w:rFonts w:asciiTheme="minorHAnsi" w:eastAsiaTheme="minorEastAsia" w:hAnsiTheme="minorHAnsi" w:cstheme="minorBidi"/>
+                <w:color w:val="auto"/>
+              </w:rPr>
+            </w:pPr>
+            <w:r>
+              <w:rPr>
+                <w:rFonts w:asciiTheme="minorHAnsi" w:eastAsiaTheme="minorEastAsia" w:hAnsiTheme="minorHAnsi" w:cstheme="minorBidi"/>
+                <w:color w:val="auto"/>
+                <w:lang w:val="es-ES"/>
+              </w:rPr>
+              <w:t>Alta</w:t>
+            </w:r>
+          </w:p>
+        </w:tc>
+        <w:tc>
+          <w:tcPr>
+            <w:tcW w:w="732" w:type="pct"/>
+          </w:tcPr>
+          <w:p>
+            <w:pPr>
+              <w:jc w:val="center"/>
+              <w:cnfStyle w:val="000000100000" w:firstRow="0" w:lastRow="0" w:firstColumn="0" w:lastColumn="0" w:oddVBand="0" w:evenVBand="0" w:oddHBand="1" w:evenHBand="0" w:firstRowFirstColumn="0" w:firstRowLastColumn="0" w:lastRowFirstColumn="0" w:lastRowLastColumn="0"/>
+              <w:rPr>
+                <w:rFonts w:asciiTheme="minorHAnsi" w:eastAsiaTheme="minorEastAsia" w:hAnsiTheme="minorHAnsi" w:cstheme="minorBidi"/>
+                <w:color w:val="auto"/>
+              </w:rPr>
+            </w:pPr>
+            <w:r>
+              <w:rPr>
+                <w:rFonts w:asciiTheme="minorHAnsi" w:eastAsiaTheme="minorEastAsia" w:hAnsiTheme="minorHAnsi" w:cstheme="minorBidi"/>
+                <w:color w:val="auto"/>
+                <w:lang w:val="es-ES"/>
+              </w:rPr>
+              <w:t>Media</w:t>
+            </w:r>
+          </w:p>
+        </w:tc>
+        <w:tc>
+          <w:tcPr>
+            <w:tcW w:w="1262" w:type="pct"/>
+          </w:tcPr>
+          <w:p>
+            <w:pPr>
+              <w:jc w:val="center"/>
+              <w:cnfStyle w:val="000000100000" w:firstRow="0" w:lastRow="0" w:firstColumn="0" w:lastColumn="0" w:oddVBand="0" w:evenVBand="0" w:oddHBand="1" w:evenHBand="0" w:firstRowFirstColumn="0" w:firstRowLastColumn="0" w:lastRowFirstColumn="0" w:lastRowLastColumn="0"/>
+              <w:rPr>
+                <w:rFonts w:asciiTheme="minorHAnsi" w:eastAsiaTheme="minorEastAsia" w:hAnsiTheme="minorHAnsi" w:cstheme="minorBidi"/>
+                <w:color w:val="auto"/>
+              </w:rPr>
+            </w:pPr>
+            <w:r>
+              <w:rPr>
+                <w:rFonts w:asciiTheme="minorHAnsi" w:eastAsiaTheme="minorEastAsia" w:hAnsiTheme="minorHAnsi" w:cstheme="minorBidi"/>
+                <w:color w:val="auto"/>
+                <w:lang w:val="es-ES"/>
+              </w:rPr>
+              <w:t>Alta</w:t>
+            </w:r>
+          </w:p>
+        </w:tc>
+      </w:tr>
+      <w:tr>
+        <w:trPr>
+          <w:trHeight w:val="274"/>
+        </w:trPr>
+        <w:tc>
+          <w:tcPr>
+            <w:cnfStyle w:val="001000000000" w:firstRow="0" w:lastRow="0" w:firstColumn="1" w:lastColumn="0" w:oddVBand="0" w:evenVBand="0" w:oddHBand="0" w:evenHBand="0" w:firstRowFirstColumn="0" w:firstRowLastColumn="0" w:lastRowFirstColumn="0" w:lastRowLastColumn="0"/>
+            <w:tcW w:w="2096" w:type="pct"/>
+            <w:noWrap/>
+          </w:tcPr>
+          <w:p>
+            <w:pPr>
+              <w:rPr>
+                <w:rFonts w:eastAsiaTheme="minorEastAsia"/>
+              </w:rPr>
+            </w:pPr>
+            <w:r>
+              <w:rPr>
+                <w:rFonts w:eastAsiaTheme="minorEastAsia"/>
+              </w:rPr>
+              <w:t>Reportes mensuales</w:t>
+            </w:r>
+          </w:p>
+        </w:tc>
+        <w:tc>
+          <w:tcPr>
+            <w:tcW w:w="911" w:type="pct"/>
+          </w:tcPr>
+          <w:p>
+            <w:pPr>
+              <w:jc w:val="center"/>
+              <w:cnfStyle w:val="000000000000" w:firstRow="0" w:lastRow="0" w:firstColumn="0" w:lastColumn="0" w:oddVBand="0" w:evenVBand="0" w:oddHBand="0" w:evenHBand="0" w:firstRowFirstColumn="0" w:firstRowLastColumn="0" w:lastRowFirstColumn="0" w:lastRowLastColumn="0"/>
+              <w:rPr>
+                <w:rFonts w:eastAsiaTheme="minorEastAsia"/>
+                <w:lang w:val="es-ES"/>
+              </w:rPr>
+            </w:pPr>
+            <w:r>
+              <w:rPr>
+                <w:rFonts w:asciiTheme="minorHAnsi" w:eastAsiaTheme="minorEastAsia" w:hAnsiTheme="minorHAnsi" w:cstheme="minorBidi"/>
+                <w:color w:val="auto"/>
+                <w:lang w:val="es-ES"/>
+              </w:rPr>
+              <w:t>Alta</w:t>
+            </w:r>
+          </w:p>
+        </w:tc>
+        <w:tc>
+          <w:tcPr>
+            <w:tcW w:w="732" w:type="pct"/>
+          </w:tcPr>
+          <w:p>
+            <w:pPr>
+              <w:jc w:val="center"/>
+              <w:cnfStyle w:val="000000000000" w:firstRow="0" w:lastRow="0" w:firstColumn="0" w:lastColumn="0" w:oddVBand="0" w:evenVBand="0" w:oddHBand="0" w:evenHBand="0" w:firstRowFirstColumn="0" w:firstRowLastColumn="0" w:lastRowFirstColumn="0" w:lastRowLastColumn="0"/>
+              <w:rPr>
+                <w:rFonts w:eastAsiaTheme="minorEastAsia"/>
+                <w:lang w:val="es-ES"/>
+              </w:rPr>
+            </w:pPr>
+            <w:r>
+              <w:rPr>
+                <w:rFonts w:asciiTheme="minorHAnsi" w:eastAsiaTheme="minorEastAsia" w:hAnsiTheme="minorHAnsi" w:cstheme="minorBidi"/>
+                <w:color w:val="auto"/>
+                <w:lang w:val="es-ES"/>
+              </w:rPr>
+              <w:t>Alta</w:t>
+            </w:r>
+          </w:p>
+        </w:tc>
+        <w:tc>
+          <w:tcPr>
+            <w:tcW w:w="1262" w:type="pct"/>
+          </w:tcPr>
+          <w:p>
+            <w:pPr>
+              <w:jc w:val="center"/>
+              <w:cnfStyle w:val="000000000000" w:firstRow="0" w:lastRow="0" w:firstColumn="0" w:lastColumn="0" w:oddVBand="0" w:evenVBand="0" w:oddHBand="0" w:evenHBand="0" w:firstRowFirstColumn="0" w:firstRowLastColumn="0" w:lastRowFirstColumn="0" w:lastRowLastColumn="0"/>
+              <w:rPr>
+                <w:rFonts w:eastAsiaTheme="minorEastAsia"/>
+                <w:lang w:val="es-ES"/>
+              </w:rPr>
+            </w:pPr>
+            <w:r>
+              <w:rPr>
+                <w:rFonts w:asciiTheme="minorHAnsi" w:eastAsiaTheme="minorEastAsia" w:hAnsiTheme="minorHAnsi" w:cstheme="minorBidi"/>
+                <w:color w:val="auto"/>
+                <w:lang w:val="es-ES"/>
+              </w:rPr>
+              <w:t>Alta</w:t>
+            </w:r>
+          </w:p>
+        </w:tc>
+      </w:tr>
+      <w:tr>
+        <w:trPr>
+          <w:cnfStyle w:val="000000100000" w:firstRow="0" w:lastRow="0" w:firstColumn="0" w:lastColumn="0" w:oddVBand="0" w:evenVBand="0" w:oddHBand="1" w:evenHBand="0" w:firstRowFirstColumn="0" w:firstRowLastColumn="0" w:lastRowFirstColumn="0" w:lastRowLastColumn="0"/>
+          <w:trHeight w:val="286"/>
+        </w:trPr>
+        <w:tc>
+          <w:tcPr>
+            <w:cnfStyle w:val="001000000000" w:firstRow="0" w:lastRow="0" w:firstColumn="1" w:lastColumn="0" w:oddVBand="0" w:evenVBand="0" w:oddHBand="0" w:evenHBand="0" w:firstRowFirstColumn="0" w:firstRowLastColumn="0" w:lastRowFirstColumn="0" w:lastRowLastColumn="0"/>
+            <w:tcW w:w="2096" w:type="pct"/>
+            <w:noWrap/>
+          </w:tcPr>
+          <w:p>
+            <w:pPr>
+              <w:rPr>
+                <w:rFonts w:eastAsiaTheme="minorEastAsia"/>
+              </w:rPr>
+            </w:pPr>
+            <w:r>
+              <w:rPr>
+                <w:rFonts w:eastAsiaTheme="minorEastAsia"/>
+              </w:rPr>
+              <w:t>Gestión de usuarios y roles</w:t>
+            </w:r>
+          </w:p>
+        </w:tc>
+        <w:tc>
+          <w:tcPr>
+            <w:tcW w:w="911" w:type="pct"/>
+          </w:tcPr>
+          <w:p>
+            <w:pPr>
+              <w:jc w:val="center"/>
+              <w:cnfStyle w:val="000000100000" w:firstRow="0" w:lastRow="0" w:firstColumn="0" w:lastColumn="0" w:oddVBand="0" w:evenVBand="0" w:oddHBand="1" w:evenHBand="0" w:firstRowFirstColumn="0" w:firstRowLastColumn="0" w:lastRowFirstColumn="0" w:lastRowLastColumn="0"/>
+              <w:rPr>
+                <w:rFonts w:eastAsiaTheme="minorEastAsia"/>
+                <w:lang w:val="es-ES"/>
+              </w:rPr>
+            </w:pPr>
+            <w:r>
+              <w:rPr>
+                <w:rFonts w:eastAsiaTheme="minorEastAsia"/>
+                <w:lang w:val="es-ES"/>
+              </w:rPr>
+              <w:t>Media</w:t>
+            </w:r>
+          </w:p>
+        </w:tc>
+        <w:tc>
+          <w:tcPr>
+            <w:tcW w:w="732" w:type="pct"/>
+          </w:tcPr>
+          <w:p>
+            <w:pPr>
+              <w:jc w:val="center"/>
+              <w:cnfStyle w:val="000000100000" w:firstRow="0" w:lastRow="0" w:firstColumn="0" w:lastColumn="0" w:oddVBand="0" w:evenVBand="0" w:oddHBand="1" w:evenHBand="0" w:firstRowFirstColumn="0" w:firstRowLastColumn="0" w:lastRowFirstColumn="0" w:lastRowLastColumn="0"/>
+              <w:rPr>
+                <w:rFonts w:eastAsiaTheme="minorEastAsia"/>
+                <w:lang w:val="es-ES"/>
+              </w:rPr>
+            </w:pPr>
+            <w:r>
+              <w:rPr>
+                <w:rFonts w:asciiTheme="minorHAnsi" w:eastAsiaTheme="minorEastAsia" w:hAnsiTheme="minorHAnsi" w:cstheme="minorBidi"/>
+                <w:color w:val="auto"/>
+                <w:lang w:val="es-ES"/>
+              </w:rPr>
+              <w:t>Alta</w:t>
+            </w:r>
+          </w:p>
+        </w:tc>
+        <w:tc>
+          <w:tcPr>
+            <w:tcW w:w="1262" w:type="pct"/>
+          </w:tcPr>
+          <w:p>
+            <w:pPr>
+              <w:jc w:val="center"/>
+              <w:cnfStyle w:val="000000100000" w:firstRow="0" w:lastRow="0" w:firstColumn="0" w:lastColumn="0" w:oddVBand="0" w:evenVBand="0" w:oddHBand="1" w:evenHBand="0" w:firstRowFirstColumn="0" w:firstRowLastColumn="0" w:lastRowFirstColumn="0" w:lastRowLastColumn="0"/>
+              <w:rPr>
+                <w:rFonts w:eastAsiaTheme="minorEastAsia"/>
+                <w:lang w:val="es-ES"/>
+              </w:rPr>
+            </w:pPr>
+            <w:r>
+              <w:rPr>
+                <w:rFonts w:asciiTheme="minorHAnsi" w:eastAsiaTheme="minorEastAsia" w:hAnsiTheme="minorHAnsi" w:cstheme="minorBidi"/>
+                <w:color w:val="auto"/>
+                <w:lang w:val="es-ES"/>
+              </w:rPr>
+              <w:t>Alta</w:t>
+            </w:r>
+          </w:p>
+        </w:tc>
+      </w:tr>
+      <w:tr>
+        <w:trPr>
+          <w:trHeight w:val="286"/>
+        </w:trPr>
+        <w:tc>
+          <w:tcPr>
+            <w:cnfStyle w:val="001000000000" w:firstRow="0" w:lastRow="0" w:firstColumn="1" w:lastColumn="0" w:oddVBand="0" w:evenVBand="0" w:oddHBand="0" w:evenHBand="0" w:firstRowFirstColumn="0" w:firstRowLastColumn="0" w:lastRowFirstColumn="0" w:lastRowLastColumn="0"/>
+            <w:tcW w:w="2096" w:type="pct"/>
+            <w:noWrap/>
+          </w:tcPr>
+          <w:p>
+            <w:pPr>
+              <w:rPr>
+                <w:rFonts w:eastAsiaTheme="minorEastAsia"/>
+              </w:rPr>
+            </w:pPr>
+            <w:r>
+              <w:rPr>
+                <w:rFonts w:eastAsiaTheme="minorEastAsia"/>
+              </w:rPr>
+              <w:t>Exportación PDF/Excel</w:t>
+            </w:r>
+          </w:p>
+        </w:tc>
+        <w:tc>
+          <w:tcPr>
+            <w:tcW w:w="911" w:type="pct"/>
+          </w:tcPr>
+          <w:p>
+            <w:pPr>
+              <w:jc w:val="center"/>
+              <w:cnfStyle w:val="000000000000" w:firstRow="0" w:lastRow="0" w:firstColumn="0" w:lastColumn="0" w:oddVBand="0" w:evenVBand="0" w:oddHBand="0" w:evenHBand="0" w:firstRowFirstColumn="0" w:firstRowLastColumn="0" w:lastRowFirstColumn="0" w:lastRowLastColumn="0"/>
+              <w:rPr>
+                <w:rFonts w:eastAsiaTheme="minorEastAsia"/>
+                <w:lang w:val="es-ES"/>
+              </w:rPr>
+            </w:pPr>
+            <w:r>
+              <w:rPr>
+                <w:rFonts w:eastAsiaTheme="minorEastAsia"/>
+                <w:lang w:val="es-ES"/>
+              </w:rPr>
+              <w:t>Media</w:t>
+            </w:r>
+          </w:p>
+        </w:tc>
+        <w:tc>
+          <w:tcPr>
+            <w:tcW w:w="732" w:type="pct"/>
+          </w:tcPr>
+          <w:p>
+            <w:pPr>
+              <w:jc w:val="center"/>
+              <w:cnfStyle w:val="000000000000" w:firstRow="0" w:lastRow="0" w:firstColumn="0" w:lastColumn="0" w:oddVBand="0" w:evenVBand="0" w:oddHBand="0" w:evenHBand="0" w:firstRowFirstColumn="0" w:firstRowLastColumn="0" w:lastRowFirstColumn="0" w:lastRowLastColumn="0"/>
+              <w:rPr>
+                <w:rFonts w:eastAsiaTheme="minorEastAsia"/>
+                <w:lang w:val="es-ES"/>
+              </w:rPr>
+            </w:pPr>
+            <w:r>
+              <w:rPr>
+                <w:rFonts w:eastAsiaTheme="minorEastAsia"/>
+                <w:lang w:val="es-ES"/>
+              </w:rPr>
+              <w:t>Media</w:t>
+            </w:r>
+          </w:p>
+        </w:tc>
+        <w:tc>
+          <w:tcPr>
+            <w:tcW w:w="1262" w:type="pct"/>
+          </w:tcPr>
+          <w:p>
+            <w:pPr>
+              <w:jc w:val="center"/>
+              <w:cnfStyle w:val="000000000000" w:firstRow="0" w:lastRow="0" w:firstColumn="0" w:lastColumn="0" w:oddVBand="0" w:evenVBand="0" w:oddHBand="0" w:evenHBand="0" w:firstRowFirstColumn="0" w:firstRowLastColumn="0" w:lastRowFirstColumn="0" w:lastRowLastColumn="0"/>
+              <w:rPr>
+                <w:rFonts w:eastAsiaTheme="minorEastAsia"/>
+                <w:lang w:val="es-ES"/>
+              </w:rPr>
+            </w:pPr>
+            <w:r>
+              <w:rPr>
+                <w:rFonts w:eastAsiaTheme="minorEastAsia"/>
+                <w:lang w:val="es-ES"/>
+              </w:rPr>
+              <w:t>Media</w:t>
+            </w:r>
+          </w:p>
+        </w:tc>
+      </w:tr>
+      <w:tr>
+        <w:trPr>
+          <w:cnfStyle w:val="000000100000" w:firstRow="0" w:lastRow="0" w:firstColumn="0" w:lastColumn="0" w:oddVBand="0" w:evenVBand="0" w:oddHBand="1" w:evenHBand="0" w:firstRowFirstColumn="0" w:firstRowLastColumn="0" w:lastRowFirstColumn="0" w:lastRowLastColumn="0"/>
+          <w:trHeight w:val="286"/>
+        </w:trPr>
+        <w:tc>
+          <w:tcPr>
+            <w:cnfStyle w:val="001000000000" w:firstRow="0" w:lastRow="0" w:firstColumn="1" w:lastColumn="0" w:oddVBand="0" w:evenVBand="0" w:oddHBand="0" w:evenHBand="0" w:firstRowFirstColumn="0" w:firstRowLastColumn="0" w:lastRowFirstColumn="0" w:lastRowLastColumn="0"/>
+            <w:tcW w:w="2096" w:type="pct"/>
+            <w:noWrap/>
+          </w:tcPr>
+          <w:p>
+            <w:pPr>
+              <w:rPr>
+                <w:rFonts w:eastAsiaTheme="minorEastAsia"/>
+              </w:rPr>
+            </w:pPr>
+            <w:r>
+              <w:rPr>
+                <w:rFonts w:eastAsiaTheme="minorEastAsia"/>
+              </w:rPr>
+              <w:t>Alertas de licencias vencidas</w:t>
+            </w:r>
+          </w:p>
+        </w:tc>
+        <w:tc>
+          <w:tcPr>
+            <w:tcW w:w="911" w:type="pct"/>
+          </w:tcPr>
+          <w:p>
+            <w:pPr>
+              <w:jc w:val="center"/>
+              <w:cnfStyle w:val="000000100000" w:firstRow="0" w:lastRow="0" w:firstColumn="0" w:lastColumn="0" w:oddVBand="0" w:evenVBand="0" w:oddHBand="1" w:evenHBand="0" w:firstRowFirstColumn="0" w:firstRowLastColumn="0" w:lastRowFirstColumn="0" w:lastRowLastColumn="0"/>
+              <w:rPr>
+                <w:rFonts w:eastAsiaTheme="minorEastAsia"/>
+                <w:lang w:val="es-ES"/>
+              </w:rPr>
+            </w:pPr>
+            <w:r>
+              <w:rPr>
+                <w:rFonts w:eastAsiaTheme="minorEastAsia"/>
+                <w:lang w:val="es-ES"/>
+              </w:rPr>
+              <w:t>Media</w:t>
+            </w:r>
+          </w:p>
+        </w:tc>
+        <w:tc>
+          <w:tcPr>
+            <w:tcW w:w="732" w:type="pct"/>
+          </w:tcPr>
+          <w:p>
+            <w:pPr>
+              <w:jc w:val="center"/>
+              <w:cnfStyle w:val="000000100000" w:firstRow="0" w:lastRow="0" w:firstColumn="0" w:lastColumn="0" w:oddVBand="0" w:evenVBand="0" w:oddHBand="1" w:evenHBand="0" w:firstRowFirstColumn="0" w:firstRowLastColumn="0" w:lastRowFirstColumn="0" w:lastRowLastColumn="0"/>
+              <w:rPr>
+                <w:rFonts w:eastAsiaTheme="minorEastAsia"/>
+                <w:lang w:val="es-ES"/>
+              </w:rPr>
+            </w:pPr>
+            <w:r>
+              <w:rPr>
+                <w:rFonts w:eastAsiaTheme="minorEastAsia"/>
+                <w:lang w:val="es-ES"/>
+              </w:rPr>
+              <w:t>Media</w:t>
+            </w:r>
+          </w:p>
+        </w:tc>
+        <w:tc>
+          <w:tcPr>
+            <w:tcW w:w="1262" w:type="pct"/>
+          </w:tcPr>
+          <w:p>
+            <w:pPr>
+              <w:jc w:val="center"/>
+              <w:cnfStyle w:val="000000100000" w:firstRow="0" w:lastRow="0" w:firstColumn="0" w:lastColumn="0" w:oddVBand="0" w:evenVBand="0" w:oddHBand="1" w:evenHBand="0" w:firstRowFirstColumn="0" w:firstRowLastColumn="0" w:lastRowFirstColumn="0" w:lastRowLastColumn="0"/>
+              <w:rPr>
+                <w:rFonts w:eastAsiaTheme="minorEastAsia"/>
+                <w:lang w:val="es-ES"/>
+              </w:rPr>
+            </w:pPr>
+            <w:r>
+              <w:rPr>
+                <w:rFonts w:eastAsiaTheme="minorEastAsia"/>
+                <w:lang w:val="es-ES"/>
+              </w:rPr>
+              <w:t>Media</w:t>
+            </w:r>
+          </w:p>
+        </w:tc>
+      </w:tr>
+      <w:tr>
+        <w:trPr>
+          <w:trHeight w:val="274"/>
+        </w:trPr>
+        <w:tc>
+          <w:tcPr>
+            <w:cnfStyle w:val="001000000000" w:firstRow="0" w:lastRow="0" w:firstColumn="1" w:lastColumn="0" w:oddVBand="0" w:evenVBand="0" w:oddHBand="0" w:evenHBand="0" w:firstRowFirstColumn="0" w:firstRowLastColumn="0" w:lastRowFirstColumn="0" w:lastRowLastColumn="0"/>
+            <w:tcW w:w="2096" w:type="pct"/>
+            <w:noWrap/>
+          </w:tcPr>
+          <w:p>
+            <w:pPr>
+              <w:rPr>
+                <w:rFonts w:eastAsiaTheme="minorEastAsia"/>
+              </w:rPr>
+            </w:pPr>
+            <w:r>
+              <w:rPr>
+                <w:rFonts w:eastAsiaTheme="minorEastAsia"/>
+              </w:rPr>
+              <w:t>Geolocalización de puestos</w:t>
+            </w:r>
+          </w:p>
+        </w:tc>
+        <w:tc>
+          <w:tcPr>
+            <w:tcW w:w="911" w:type="pct"/>
+          </w:tcPr>
+          <w:p>
+            <w:pPr>
+              <w:jc w:val="center"/>
+              <w:cnfStyle w:val="000000000000" w:firstRow="0" w:lastRow="0" w:firstColumn="0" w:lastColumn="0" w:oddVBand="0" w:evenVBand="0" w:oddHBand="0" w:evenHBand="0" w:firstRowFirstColumn="0" w:firstRowLastColumn="0" w:lastRowFirstColumn="0" w:lastRowLastColumn="0"/>
+              <w:rPr>
+                <w:rFonts w:eastAsiaTheme="minorEastAsia"/>
+                <w:lang w:val="es-ES"/>
+              </w:rPr>
+            </w:pPr>
+            <w:r>
+              <w:rPr>
+                <w:rFonts w:eastAsiaTheme="minorEastAsia"/>
+                <w:lang w:val="es-ES"/>
+              </w:rPr>
+              <w:t>Media</w:t>
+            </w:r>
+          </w:p>
+        </w:tc>
+        <w:tc>
+          <w:tcPr>
+            <w:tcW w:w="732" w:type="pct"/>
+          </w:tcPr>
+          <w:p>
+            <w:pPr>
+              <w:jc w:val="center"/>
+              <w:cnfStyle w:val="000000000000" w:firstRow="0" w:lastRow="0" w:firstColumn="0" w:lastColumn="0" w:oddVBand="0" w:evenVBand="0" w:oddHBand="0" w:evenHBand="0" w:firstRowFirstColumn="0" w:firstRowLastColumn="0" w:lastRowFirstColumn="0" w:lastRowLastColumn="0"/>
+              <w:rPr>
+                <w:rFonts w:eastAsiaTheme="minorEastAsia"/>
+                <w:lang w:val="es-ES"/>
+              </w:rPr>
+            </w:pPr>
+            <w:r>
+              <w:rPr>
+                <w:rFonts w:asciiTheme="minorHAnsi" w:eastAsiaTheme="minorEastAsia" w:hAnsiTheme="minorHAnsi" w:cstheme="minorBidi"/>
+                <w:color w:val="auto"/>
+                <w:lang w:val="es-ES"/>
+              </w:rPr>
+              <w:t>Baja</w:t>
+            </w:r>
+          </w:p>
+        </w:tc>
+        <w:tc>
+          <w:tcPr>
+            <w:tcW w:w="1262" w:type="pct"/>
+          </w:tcPr>
+          <w:p>
+            <w:pPr>
+              <w:jc w:val="center"/>
+              <w:cnfStyle w:val="000000000000" w:firstRow="0" w:lastRow="0" w:firstColumn="0" w:lastColumn="0" w:oddVBand="0" w:evenVBand="0" w:oddHBand="0" w:evenHBand="0" w:firstRowFirstColumn="0" w:firstRowLastColumn="0" w:lastRowFirstColumn="0" w:lastRowLastColumn="0"/>
+              <w:rPr>
+                <w:rFonts w:eastAsiaTheme="minorEastAsia"/>
+                <w:lang w:val="es-ES"/>
+              </w:rPr>
+            </w:pPr>
+            <w:r>
+              <w:rPr>
+                <w:rFonts w:eastAsiaTheme="minorEastAsia"/>
+                <w:lang w:val="es-ES"/>
+              </w:rPr>
+              <w:t xml:space="preserve">Pendiente de </w:t>
+            </w:r>
+            <w:proofErr w:type="spellStart"/>
+            <w:r>
+              <w:rPr>
+                <w:rFonts w:eastAsiaTheme="minorEastAsia"/>
+                <w:lang w:val="es-ES"/>
+              </w:rPr>
+              <w:t>eval</w:t>
+            </w:r>
+            <w:proofErr w:type="spellEnd"/>
+          </w:p>
+        </w:tc>
+      </w:tr>
+      <w:tr>
+        <w:trPr>
+          <w:cnfStyle w:val="000000100000" w:firstRow="0" w:lastRow="0" w:firstColumn="0" w:lastColumn="0" w:oddVBand="0" w:evenVBand="0" w:oddHBand="1" w:evenHBand="0" w:firstRowFirstColumn="0" w:firstRowLastColumn="0" w:lastRowFirstColumn="0" w:lastRowLastColumn="0"/>
+          <w:trHeight w:val="286"/>
+        </w:trPr>
+        <w:tc>
+          <w:tcPr>
+            <w:cnfStyle w:val="001000000000" w:firstRow="0" w:lastRow="0" w:firstColumn="1" w:lastColumn="0" w:oddVBand="0" w:evenVBand="0" w:oddHBand="0" w:evenHBand="0" w:firstRowFirstColumn="0" w:firstRowLastColumn="0" w:lastRowFirstColumn="0" w:lastRowLastColumn="0"/>
+            <w:tcW w:w="2096" w:type="pct"/>
+            <w:noWrap/>
+          </w:tcPr>
+          <w:p>
+            <w:pPr>
+              <w:rPr>
+                <w:rFonts w:eastAsiaTheme="minorEastAsia"/>
+              </w:rPr>
+            </w:pPr>
+            <w:r>
+              <w:rPr>
+                <w:rFonts w:eastAsiaTheme="minorEastAsia"/>
+              </w:rPr>
+              <w:t>Aplicación móvil</w:t>
+            </w:r>
+          </w:p>
+        </w:tc>
+        <w:tc>
+          <w:tcPr>
+            <w:tcW w:w="911" w:type="pct"/>
+          </w:tcPr>
+          <w:p>
+            <w:pPr>
+              <w:jc w:val="center"/>
+              <w:cnfStyle w:val="000000100000" w:firstRow="0" w:lastRow="0" w:firstColumn="0" w:lastColumn="0" w:oddVBand="0" w:evenVBand="0" w:oddHBand="1" w:evenHBand="0" w:firstRowFirstColumn="0" w:firstRowLastColumn="0" w:lastRowFirstColumn="0" w:lastRowLastColumn="0"/>
+              <w:rPr>
+                <w:rFonts w:eastAsiaTheme="minorEastAsia"/>
+                <w:lang w:val="es-ES"/>
+              </w:rPr>
+            </w:pPr>
+            <w:r>
+              <w:rPr>
+                <w:rFonts w:eastAsiaTheme="minorEastAsia"/>
+                <w:lang w:val="es-ES"/>
+              </w:rPr>
+              <w:t>Baja</w:t>
+            </w:r>
+          </w:p>
+        </w:tc>
+        <w:tc>
+          <w:tcPr>
+            <w:tcW w:w="732" w:type="pct"/>
+          </w:tcPr>
+          <w:p>
+            <w:pPr>
+              <w:jc w:val="center"/>
+              <w:cnfStyle w:val="000000100000" w:firstRow="0" w:lastRow="0" w:firstColumn="0" w:lastColumn="0" w:oddVBand="0" w:evenVBand="0" w:oddHBand="1" w:evenHBand="0" w:firstRowFirstColumn="0" w:firstRowLastColumn="0" w:lastRowFirstColumn="0" w:lastRowLastColumn="0"/>
+              <w:rPr>
+                <w:rFonts w:eastAsiaTheme="minorEastAsia"/>
+                <w:lang w:val="es-ES"/>
+              </w:rPr>
+            </w:pPr>
+            <w:r>
+              <w:rPr>
+                <w:rFonts w:eastAsiaTheme="minorEastAsia"/>
+                <w:lang w:val="es-ES"/>
+              </w:rPr>
+              <w:t>Baja</w:t>
+            </w:r>
+          </w:p>
+        </w:tc>
+        <w:tc>
+          <w:tcPr>
+            <w:tcW w:w="1262" w:type="pct"/>
+          </w:tcPr>
+          <w:p>
+            <w:pPr>
+              <w:jc w:val="center"/>
+              <w:cnfStyle w:val="000000100000" w:firstRow="0" w:lastRow="0" w:firstColumn="0" w:lastColumn="0" w:oddVBand="0" w:evenVBand="0" w:oddHBand="1" w:evenHBand="0" w:firstRowFirstColumn="0" w:firstRowLastColumn="0" w:lastRowFirstColumn="0" w:lastRowLastColumn="0"/>
+              <w:rPr>
+                <w:rFonts w:eastAsiaTheme="minorEastAsia"/>
+                <w:lang w:val="es-ES"/>
+              </w:rPr>
+            </w:pPr>
+            <w:r>
+              <w:rPr>
+                <w:rFonts w:eastAsiaTheme="minorEastAsia"/>
+                <w:lang w:val="es-ES"/>
+              </w:rPr>
+              <w:t>Baja</w:t>
+            </w:r>
+          </w:p>
+        </w:tc>
+      </w:tr>
+      <w:tr>
+        <w:trPr>
+          <w:trHeight w:val="286"/>
+        </w:trPr>
+        <w:tc>
+          <w:tcPr>
+            <w:cnfStyle w:val="001000000000" w:firstRow="0" w:lastRow="0" w:firstColumn="1" w:lastColumn="0" w:oddVBand="0" w:evenVBand="0" w:oddHBand="0" w:evenHBand="0" w:firstRowFirstColumn="0" w:firstRowLastColumn="0" w:lastRowFirstColumn="0" w:lastRowLastColumn="0"/>
+            <w:tcW w:w="2096" w:type="pct"/>
+            <w:noWrap/>
+          </w:tcPr>
+          <w:p>
+            <w:pPr>
+              <w:rPr>
+                <w:rFonts w:eastAsiaTheme="minorEastAsia"/>
+              </w:rPr>
+            </w:pPr>
+            <w:r>
+              <w:rPr>
+                <w:rFonts w:eastAsiaTheme="minorEastAsia"/>
+              </w:rPr>
+              <w:t>Integración con pagos externos</w:t>
+            </w:r>
+          </w:p>
+        </w:tc>
+        <w:tc>
+          <w:tcPr>
+            <w:tcW w:w="911" w:type="pct"/>
+          </w:tcPr>
+          <w:p>
+            <w:pPr>
+              <w:jc w:val="center"/>
+              <w:cnfStyle w:val="000000000000" w:firstRow="0" w:lastRow="0" w:firstColumn="0" w:lastColumn="0" w:oddVBand="0" w:evenVBand="0" w:oddHBand="0" w:evenHBand="0" w:firstRowFirstColumn="0" w:firstRowLastColumn="0" w:lastRowFirstColumn="0" w:lastRowLastColumn="0"/>
+              <w:rPr>
+                <w:rFonts w:eastAsiaTheme="minorEastAsia"/>
+                <w:lang w:val="es-ES"/>
+              </w:rPr>
+            </w:pPr>
+            <w:r>
+              <w:rPr>
+                <w:rFonts w:eastAsiaTheme="minorEastAsia"/>
+                <w:lang w:val="es-ES"/>
+              </w:rPr>
+              <w:t>Baja</w:t>
+            </w:r>
+          </w:p>
+        </w:tc>
+        <w:tc>
+          <w:tcPr>
+            <w:tcW w:w="732" w:type="pct"/>
+          </w:tcPr>
+          <w:p>
+            <w:pPr>
+              <w:jc w:val="center"/>
+              <w:cnfStyle w:val="000000000000" w:firstRow="0" w:lastRow="0" w:firstColumn="0" w:lastColumn="0" w:oddVBand="0" w:evenVBand="0" w:oddHBand="0" w:evenHBand="0" w:firstRowFirstColumn="0" w:firstRowLastColumn="0" w:lastRowFirstColumn="0" w:lastRowLastColumn="0"/>
+              <w:rPr>
+                <w:rFonts w:eastAsiaTheme="minorEastAsia"/>
+                <w:lang w:val="es-ES"/>
+              </w:rPr>
+            </w:pPr>
+            <w:r>
+              <w:rPr>
+                <w:rFonts w:eastAsiaTheme="minorEastAsia"/>
+                <w:lang w:val="es-ES"/>
+              </w:rPr>
+              <w:t>Baja</w:t>
+            </w:r>
+          </w:p>
+        </w:tc>
+        <w:tc>
+          <w:tcPr>
+            <w:tcW w:w="1262" w:type="pct"/>
+          </w:tcPr>
+          <w:p>
+            <w:pPr>
+              <w:jc w:val="center"/>
+              <w:cnfStyle w:val="000000000000" w:firstRow="0" w:lastRow="0" w:firstColumn="0" w:lastColumn="0" w:oddVBand="0" w:evenVBand="0" w:oddHBand="0" w:evenHBand="0" w:firstRowFirstColumn="0" w:firstRowLastColumn="0" w:lastRowFirstColumn="0" w:lastRowLastColumn="0"/>
+              <w:rPr>
+                <w:rFonts w:eastAsiaTheme="minorEastAsia"/>
+                <w:lang w:val="es-ES"/>
+              </w:rPr>
+            </w:pPr>
+            <w:r>
+              <w:rPr>
+                <w:rFonts w:eastAsiaTheme="minorEastAsia"/>
+                <w:lang w:val="es-ES"/>
+              </w:rPr>
+              <w:t>Baja</w:t>
+            </w:r>
+          </w:p>
+        </w:tc>
+      </w:tr>
+    </w:tbl>
+    <w:p>
+      <w:pPr>
+        <w:rPr>
+          <w:b/>
+          <w:bCs/>
+        </w:rPr>
+      </w:pPr>
+    </w:p>
+    <w:p>
+      <w:pPr>
+        <w:rPr>
+          <w:b/>
+          <w:bCs/>
+        </w:rPr>
+      </w:pPr>
+      <w:r>
+        <w:rPr>
+          <w:b/>
+          <w:bCs/>
+        </w:rPr>
+        <w:t>7. Cronograma General</w:t>
+      </w:r>
+    </w:p>
+    <w:p>
+      <w:pPr>
+        <w:rPr>
+          <w:b/>
+          <w:bCs/>
+        </w:rPr>
+      </w:pPr>
+      <w:r>
+        <w:rPr>
+          <w:b/>
+          <w:bCs/>
+        </w:rPr>
+        <w:t>Mes 1: Inicio y análisis</w:t>
+      </w:r>
+    </w:p>
+    <w:p>
+      <w:r>
+        <w:t>Levantamiento de requerimientos.</w:t>
+      </w:r>
+      <w:r>
+        <w:br/>
+        <w:t>Acta de constitución.</w:t>
+      </w:r>
+      <w:r>
+        <w:br/>
+        <w:t>Documento de metodología.</w:t>
+      </w:r>
+      <w:r>
+        <w:br/>
+        <w:t>Solicitud de proyecto.</w:t>
+      </w:r>
+      <w:r>
+        <w:br/>
+        <w:t xml:space="preserve">Documento de </w:t>
+      </w:r>
+      <w:proofErr w:type="spellStart"/>
+      <w:r>
+        <w:t>Inception</w:t>
+      </w:r>
+      <w:proofErr w:type="spellEnd"/>
+      <w:r>
+        <w:t>.</w:t>
+      </w:r>
+      <w:r>
+        <w:br/>
+        <w:t>Definición del backlog inicial.</w:t>
+      </w:r>
+    </w:p>
+    <w:p>
+      <w:pPr>
+        <w:rPr>
+          <w:b/>
+          <w:bCs/>
+        </w:rPr>
+      </w:pPr>
+      <w:r>
+        <w:rPr>
+          <w:b/>
+          <w:bCs/>
+        </w:rPr>
+        <w:t>Mes 2: Diseño y base del sistema</w:t>
+      </w:r>
+    </w:p>
+    <w:p>
+      <w:r>
+        <w:t>Diseño de base de datos.</w:t>
+      </w:r>
+      <w:r>
+        <w:br/>
+        <w:t>Diseño de interfaces principales.</w:t>
+      </w:r>
+      <w:r>
+        <w:br/>
+        <w:t>Módulo de autenticación.</w:t>
+      </w:r>
+      <w:r>
+        <w:br/>
+        <w:t>Gestión de usuarios y roles.</w:t>
+      </w:r>
+      <w:r>
+        <w:br/>
+        <w:t>Inicio del módulo de comerciantes.</w:t>
+      </w:r>
+    </w:p>
+    <w:p>
+      <w:pPr>
+        <w:rPr>
+          <w:b/>
+          <w:bCs/>
+        </w:rPr>
+      </w:pPr>
+      <w:r>
+        <w:rPr>
+          <w:b/>
+          <w:bCs/>
+        </w:rPr>
+        <w:t>Mes 3: Desarrollo de módulos principales</w:t>
+      </w:r>
+    </w:p>
+    <w:p>
+      <w:r>
+        <w:t>Gestión de comerciantes.</w:t>
+      </w:r>
+      <w:r>
+        <w:br/>
+        <w:t>Gestión de mercados.</w:t>
+      </w:r>
+      <w:r>
+        <w:br/>
+        <w:t>Gestión de puestos.</w:t>
+      </w:r>
+      <w:r>
+        <w:br/>
+        <w:t>Asignación de puestos.</w:t>
+      </w:r>
+      <w:r>
+        <w:br/>
+        <w:t>Primeras pruebas internas.</w:t>
+      </w:r>
+    </w:p>
+    <w:p>
+      <w:pPr>
+        <w:rPr>
+          <w:b/>
+          <w:bCs/>
+        </w:rPr>
+      </w:pPr>
+      <w:r>
+        <w:rPr>
+          <w:b/>
+          <w:bCs/>
+        </w:rPr>
+        <w:t>Mes 4: Cobros y licencias</w:t>
+      </w:r>
+    </w:p>
+    <w:p>
+      <w:r>
+        <w:t>Módulo de cobro de tarifas.</w:t>
+      </w:r>
+      <w:r>
+        <w:br/>
+        <w:t>Historial de pagos.</w:t>
+      </w:r>
+      <w:r>
+        <w:br/>
+        <w:t>Control de licencias sanitarias.</w:t>
+      </w:r>
+      <w:r>
+        <w:br/>
+        <w:t>Adaptación por cambios normativos municipales.</w:t>
+      </w:r>
+      <w:r>
+        <w:br/>
+        <w:t>Actualización de requerimientos.</w:t>
+      </w:r>
+    </w:p>
+    <w:p>
+      <w:pPr>
+        <w:rPr>
+          <w:b/>
+          <w:bCs/>
+        </w:rPr>
+      </w:pPr>
+    </w:p>
+    <w:p>
+      <w:pPr>
+        <w:rPr>
+          <w:b/>
+          <w:bCs/>
+        </w:rPr>
+      </w:pPr>
+    </w:p>
+    <w:p>
+      <w:pPr>
+        <w:rPr>
+          <w:b/>
+          <w:bCs/>
+        </w:rPr>
+      </w:pPr>
+      <w:r>
+        <w:rPr>
+          <w:b/>
+          <w:bCs/>
+        </w:rPr>
+        <w:lastRenderedPageBreak/>
+        <w:t>Mes 5: Reportes y seguimiento</w:t>
+      </w:r>
+    </w:p>
+    <w:p>
+      <w:r>
+        <w:t>Informes mensuales.</w:t>
+      </w:r>
+      <w:r>
+        <w:br/>
+        <w:t>Exportación de reportes.</w:t>
+      </w:r>
+      <w:r>
+        <w:br/>
+        <w:t>Tablero KPI.</w:t>
+      </w:r>
+      <w:r>
+        <w:br/>
+        <w:t>Corrección de incidencias.</w:t>
+      </w:r>
+      <w:r>
+        <w:br/>
+        <w:t>Validaciones con usuarios clave.</w:t>
+      </w:r>
+    </w:p>
+    <w:p>
+      <w:pPr>
+        <w:rPr>
+          <w:b/>
+          <w:bCs/>
+        </w:rPr>
+      </w:pPr>
+      <w:r>
+        <w:rPr>
+          <w:b/>
+          <w:bCs/>
+        </w:rPr>
+        <w:t>Mes 6: Cierre y entrega</w:t>
+      </w:r>
+    </w:p>
+    <w:p>
+      <w:r>
+        <w:t>Pruebas finales.</w:t>
+      </w:r>
+      <w:r>
+        <w:br/>
+        <w:t>Capacitación básica.</w:t>
+      </w:r>
+      <w:r>
+        <w:br/>
+        <w:t>Informe de validación del producto.</w:t>
+      </w:r>
+      <w:r>
+        <w:br/>
+        <w:t>Acta de cierre.</w:t>
+      </w:r>
+      <w:r>
+        <w:br/>
+        <w:t>Lecciones aprendidas.</w:t>
+      </w:r>
+      <w:r>
+        <w:br/>
+        <w:t>Entrega del MVP funcional.</w:t>
+      </w:r>
+    </w:p>
+    <w:p>
+      <w:pPr>
+        <w:rPr>
+          <w:b/>
+          <w:bCs/>
+        </w:rPr>
+      </w:pPr>
+      <w:r>
+        <w:rPr>
+          <w:b/>
+          <w:bCs/>
+        </w:rPr>
+        <w:t>8. Presupuesto</w:t>
+      </w:r>
+    </w:p>
+    <w:p>
+      <w:r>
+        <w:t xml:space="preserve">Presupuesto total aprobado: </w:t>
+      </w:r>
+      <w:r>
+        <w:rPr>
+          <w:b/>
+          <w:bCs/>
+        </w:rPr>
+        <w:t>70.000 Bs</w:t>
+      </w:r>
+    </w:p>
+    <w:tbl>
+      <w:tblPr>
+        <w:tblStyle w:val="Listaclara-nfasis3"/>
+        <w:tblW w:w="6058" w:type="dxa"/>
+        <w:tblLook w:val="0620" w:firstRow="1" w:lastRow="0" w:firstColumn="0" w:lastColumn="0" w:noHBand="1" w:noVBand="1"/>
+      </w:tblPr>
+      <w:tblGrid>
+        <w:gridCol w:w="3623"/>
+        <w:gridCol w:w="2435"/>
+      </w:tblGrid>
+      <w:tr>
+        <w:trPr>
+          <w:cnfStyle w:val="100000000000" w:firstRow="1" w:lastRow="0" w:firstColumn="0" w:lastColumn="0" w:oddVBand="0" w:evenVBand="0" w:oddHBand="0" w:evenHBand="0" w:firstRowFirstColumn="0" w:firstRowLastColumn="0" w:lastRowFirstColumn="0" w:lastRowLastColumn="0"/>
+          <w:trHeight w:val="471"/>
+        </w:trPr>
+        <w:tc>
+          <w:tcPr>
+            <w:tcW w:w="0" w:type="auto"/>
+          </w:tcPr>
+          <w:p>
+            <w:r>
+              <w:rPr>
+                <w:lang w:val="es-ES"/>
+              </w:rPr>
+              <w:t>CONCEPTO</w:t>
+            </w:r>
+          </w:p>
+        </w:tc>
+        <w:tc>
+          <w:tcPr>
+            <w:tcW w:w="0" w:type="auto"/>
+          </w:tcPr>
+          <w:p>
+            <w:r>
+              <w:rPr>
+                <w:lang w:val="es-ES"/>
+              </w:rPr>
+              <w:t>MONTO ESTIMADO</w:t>
+            </w:r>
+          </w:p>
+        </w:tc>
+      </w:tr>
+      <w:tr>
+        <w:trPr>
+          <w:trHeight w:val="493"/>
+        </w:trPr>
+        <w:tc>
+          <w:tcPr>
+            <w:tcW w:w="0" w:type="auto"/>
+            <w:tcBorders>
+              <w:right w:val="single" w:sz="12" w:space="0" w:color="auto"/>
+            </w:tcBorders>
+          </w:tcPr>
+          <w:p>
+            <w:r>
+              <w:t>Análisis y planificación</w:t>
+            </w:r>
+          </w:p>
+        </w:tc>
+        <w:tc>
+          <w:tcPr>
+            <w:tcW w:w="0" w:type="auto"/>
+            <w:tcBorders>
+              <w:left w:val="single" w:sz="12" w:space="0" w:color="auto"/>
+            </w:tcBorders>
+          </w:tcPr>
+          <w:p>
+            <w:r>
+              <w:rPr>
+                <w:lang w:val="es-ES"/>
+              </w:rPr>
+              <w:t>8000bs</w:t>
+            </w:r>
+          </w:p>
+        </w:tc>
+      </w:tr>
+      <w:tr>
+        <w:trPr>
+          <w:trHeight w:val="493"/>
+        </w:trPr>
+        <w:tc>
+          <w:tcPr>
+            <w:tcW w:w="0" w:type="auto"/>
+            <w:tcBorders>
+              <w:right w:val="single" w:sz="12" w:space="0" w:color="auto"/>
+            </w:tcBorders>
+          </w:tcPr>
+          <w:p>
+            <w:r>
+              <w:t>Diseño del sistema</w:t>
+            </w:r>
+          </w:p>
+        </w:tc>
+        <w:tc>
+          <w:tcPr>
+            <w:tcW w:w="0" w:type="auto"/>
+            <w:tcBorders>
+              <w:left w:val="single" w:sz="12" w:space="0" w:color="auto"/>
+            </w:tcBorders>
+          </w:tcPr>
+          <w:p>
+            <w:r>
+              <w:rPr>
+                <w:lang w:val="es-ES"/>
+              </w:rPr>
+              <w:t>7000bs</w:t>
+            </w:r>
+          </w:p>
+        </w:tc>
+      </w:tr>
+      <w:tr>
+        <w:trPr>
+          <w:trHeight w:val="493"/>
+        </w:trPr>
+        <w:tc>
+          <w:tcPr>
+            <w:tcW w:w="0" w:type="auto"/>
+            <w:tcBorders>
+              <w:right w:val="single" w:sz="12" w:space="0" w:color="auto"/>
+            </w:tcBorders>
+          </w:tcPr>
+          <w:p>
+            <w:r>
+              <w:t>Desarrollo backend</w:t>
+            </w:r>
+          </w:p>
+        </w:tc>
+        <w:tc>
+          <w:tcPr>
+            <w:tcW w:w="0" w:type="auto"/>
+            <w:tcBorders>
+              <w:left w:val="single" w:sz="12" w:space="0" w:color="auto"/>
+            </w:tcBorders>
+          </w:tcPr>
+          <w:p>
+            <w:r>
+              <w:rPr>
+                <w:lang w:val="es-ES"/>
+              </w:rPr>
+              <w:t>16000bs</w:t>
+            </w:r>
+          </w:p>
+        </w:tc>
+      </w:tr>
+      <w:tr>
+        <w:trPr>
+          <w:trHeight w:val="471"/>
+        </w:trPr>
+        <w:tc>
+          <w:tcPr>
+            <w:tcW w:w="0" w:type="auto"/>
+            <w:tcBorders>
+              <w:right w:val="single" w:sz="12" w:space="0" w:color="auto"/>
+            </w:tcBorders>
+          </w:tcPr>
+          <w:p>
+            <w:r>
+              <w:t xml:space="preserve">Desarrollo </w:t>
+            </w:r>
+            <w:r>
+              <w:t>Frontend</w:t>
+            </w:r>
+          </w:p>
+        </w:tc>
+        <w:tc>
+          <w:tcPr>
+            <w:tcW w:w="0" w:type="auto"/>
+            <w:tcBorders>
+              <w:left w:val="single" w:sz="12" w:space="0" w:color="auto"/>
+            </w:tcBorders>
+          </w:tcPr>
+          <w:p>
+            <w:r>
+              <w:rPr>
+                <w:lang w:val="es-ES"/>
+              </w:rPr>
+              <w:t>14000bs</w:t>
+            </w:r>
+          </w:p>
+        </w:tc>
+      </w:tr>
+      <w:tr>
+        <w:trPr>
+          <w:trHeight w:val="493"/>
+        </w:trPr>
+        <w:tc>
+          <w:tcPr>
+            <w:tcW w:w="0" w:type="auto"/>
+            <w:tcBorders>
+              <w:right w:val="single" w:sz="12" w:space="0" w:color="auto"/>
+            </w:tcBorders>
+          </w:tcPr>
+          <w:p>
+            <w:r>
+              <w:t>Base de datos e infraestructura</w:t>
+            </w:r>
+          </w:p>
+        </w:tc>
+        <w:tc>
+          <w:tcPr>
+            <w:tcW w:w="0" w:type="auto"/>
+            <w:tcBorders>
+              <w:left w:val="single" w:sz="12" w:space="0" w:color="auto"/>
+            </w:tcBorders>
+          </w:tcPr>
+          <w:p>
+            <w:r>
+              <w:rPr>
+                <w:lang w:val="es-ES"/>
+              </w:rPr>
+              <w:t>6000bs</w:t>
+            </w:r>
+          </w:p>
+        </w:tc>
+      </w:tr>
+      <w:tr>
+        <w:trPr>
+          <w:trHeight w:val="493"/>
+        </w:trPr>
+        <w:tc>
+          <w:tcPr>
+            <w:tcW w:w="0" w:type="auto"/>
+            <w:tcBorders>
+              <w:right w:val="single" w:sz="12" w:space="0" w:color="auto"/>
+            </w:tcBorders>
+          </w:tcPr>
+          <w:p>
+            <w:r>
+              <w:t>Pruebas y control de calidad</w:t>
+            </w:r>
+          </w:p>
+        </w:tc>
+        <w:tc>
+          <w:tcPr>
+            <w:tcW w:w="0" w:type="auto"/>
+            <w:tcBorders>
+              <w:left w:val="single" w:sz="12" w:space="0" w:color="auto"/>
+            </w:tcBorders>
+          </w:tcPr>
+          <w:p>
+            <w:r>
+              <w:rPr>
+                <w:lang w:val="es-ES"/>
+              </w:rPr>
+              <w:t>7000bs</w:t>
+            </w:r>
+          </w:p>
+        </w:tc>
+      </w:tr>
+      <w:tr>
+        <w:trPr>
+          <w:trHeight w:val="493"/>
+        </w:trPr>
+        <w:tc>
+          <w:tcPr>
+            <w:tcW w:w="0" w:type="auto"/>
+            <w:tcBorders>
+              <w:right w:val="single" w:sz="12" w:space="0" w:color="auto"/>
+            </w:tcBorders>
+          </w:tcPr>
+          <w:p>
+            <w:r>
+              <w:t>Gestión del proyecto</w:t>
+            </w:r>
+          </w:p>
+        </w:tc>
+        <w:tc>
+          <w:tcPr>
+            <w:tcW w:w="0" w:type="auto"/>
+            <w:tcBorders>
+              <w:left w:val="single" w:sz="12" w:space="0" w:color="auto"/>
+            </w:tcBorders>
+          </w:tcPr>
+          <w:p>
+            <w:r>
+              <w:rPr>
+                <w:lang w:val="es-ES"/>
+              </w:rPr>
+              <w:t>6000bs</w:t>
+            </w:r>
+          </w:p>
+        </w:tc>
+      </w:tr>
+      <w:tr>
+        <w:trPr>
+          <w:trHeight w:val="471"/>
+        </w:trPr>
+        <w:tc>
+          <w:tcPr>
+            <w:tcW w:w="0" w:type="auto"/>
+            <w:tcBorders>
+              <w:right w:val="single" w:sz="12" w:space="0" w:color="auto"/>
+            </w:tcBorders>
+          </w:tcPr>
+          <w:p>
+            <w:r>
+              <w:t>Capacitación y documentación</w:t>
+            </w:r>
+          </w:p>
+        </w:tc>
+        <w:tc>
+          <w:tcPr>
+            <w:tcW w:w="0" w:type="auto"/>
+            <w:tcBorders>
+              <w:left w:val="single" w:sz="12" w:space="0" w:color="auto"/>
+            </w:tcBorders>
+          </w:tcPr>
+          <w:p>
+            <w:r>
+              <w:rPr>
+                <w:lang w:val="es-ES"/>
+              </w:rPr>
+              <w:t>3000bs</w:t>
+            </w:r>
+          </w:p>
+        </w:tc>
+      </w:tr>
+      <w:tr>
+        <w:trPr>
+          <w:trHeight w:val="471"/>
+        </w:trPr>
+        <w:tc>
+          <w:tcPr>
+            <w:tcW w:w="0" w:type="auto"/>
+            <w:tcBorders>
+              <w:bottom w:val="single" w:sz="12" w:space="0" w:color="auto"/>
+              <w:right w:val="single" w:sz="12" w:space="0" w:color="auto"/>
+            </w:tcBorders>
+          </w:tcPr>
+          <w:p>
+            <w:r>
+              <w:t>Reserva para riesgos y cambios</w:t>
+            </w:r>
+          </w:p>
+        </w:tc>
+        <w:tc>
+          <w:tcPr>
+            <w:tcW w:w="0" w:type="auto"/>
+            <w:tcBorders>
+              <w:left w:val="single" w:sz="12" w:space="0" w:color="auto"/>
+              <w:bottom w:val="single" w:sz="12" w:space="0" w:color="auto"/>
+            </w:tcBorders>
+          </w:tcPr>
+          <w:p>
+            <w:pPr>
+              <w:rPr>
+                <w:lang w:val="es-ES"/>
+              </w:rPr>
+            </w:pPr>
+            <w:r>
+              <w:rPr>
+                <w:lang w:val="es-ES"/>
+              </w:rPr>
+              <w:t>3000bs</w:t>
+            </w:r>
+          </w:p>
+        </w:tc>
+      </w:tr>
+      <w:tr>
+        <w:trPr>
+          <w:trHeight w:val="471"/>
+        </w:trPr>
+        <w:tc>
+          <w:tcPr>
+            <w:tcW w:w="0" w:type="auto"/>
+            <w:tcBorders>
+              <w:top w:val="single" w:sz="12" w:space="0" w:color="auto"/>
+              <w:bottom w:val="single" w:sz="8" w:space="0" w:color="196B24" w:themeColor="accent3"/>
+              <w:right w:val="single" w:sz="12" w:space="0" w:color="auto"/>
+            </w:tcBorders>
+          </w:tcPr>
+          <w:p>
+            <w:pPr>
+              <w:rPr>
+                <w:b/>
+                <w:bCs/>
+              </w:rPr>
+            </w:pPr>
+            <w:r>
+              <w:rPr>
+                <w:b/>
+                <w:bCs/>
+              </w:rPr>
+              <w:t>Total</w:t>
+            </w:r>
+          </w:p>
+        </w:tc>
+        <w:tc>
+          <w:tcPr>
+            <w:tcW w:w="0" w:type="auto"/>
+            <w:tcBorders>
+              <w:top w:val="single" w:sz="12" w:space="0" w:color="auto"/>
+              <w:left w:val="single" w:sz="12" w:space="0" w:color="auto"/>
+              <w:bottom w:val="single" w:sz="8" w:space="0" w:color="196B24" w:themeColor="accent3"/>
+            </w:tcBorders>
+          </w:tcPr>
+          <w:p>
+            <w:pPr>
+              <w:rPr>
+                <w:lang w:val="es-ES"/>
+              </w:rPr>
+            </w:pPr>
+            <w:r>
+              <w:rPr>
+                <w:b/>
+                <w:bCs/>
+              </w:rPr>
+              <w:t>70.000 Bs</w:t>
+            </w:r>
+          </w:p>
+        </w:tc>
+      </w:tr>
+    </w:tbl>
     <w:p/>
     <w:sectPr>
       <w:pgSz w:w="11906" w:h="16838"/>
@@ -4626,6 +6617,225 @@
       <w:spacing w:val="5"/>
     </w:rPr>
   </w:style>
+  <w:style w:type="table" w:styleId="Listamedia2-nfasis1">
+    <w:name w:val="Medium List 2 Accent 1"/>
+    <w:basedOn w:val="Tablanormal"/>
+    <w:uiPriority w:val="66"/>
+    <w:rsid w:val="003D38F5"/>
+    <w:pPr>
+      <w:spacing w:after="0" w:line="240" w:lineRule="auto"/>
+    </w:pPr>
+    <w:rPr>
+      <w:rFonts w:asciiTheme="majorHAnsi" w:eastAsiaTheme="majorEastAsia" w:hAnsiTheme="majorHAnsi" w:cstheme="majorBidi"/>
+      <w:color w:val="000000" w:themeColor="text1"/>
+      <w:kern w:val="0"/>
+      <w:sz w:val="22"/>
+      <w:szCs w:val="22"/>
+      <w:lang w:eastAsia="es-BO"/>
+      <w14:ligatures w14:val="none"/>
+    </w:rPr>
+    <w:tblPr>
+      <w:tblStyleRowBandSize w:val="1"/>
+      <w:tblStyleColBandSize w:val="1"/>
+      <w:tblBorders>
+        <w:top w:val="single" w:sz="8" w:space="0" w:color="156082" w:themeColor="accent1"/>
+        <w:left w:val="single" w:sz="8" w:space="0" w:color="156082" w:themeColor="accent1"/>
+        <w:bottom w:val="single" w:sz="8" w:space="0" w:color="156082" w:themeColor="accent1"/>
+        <w:right w:val="single" w:sz="8" w:space="0" w:color="156082" w:themeColor="accent1"/>
+      </w:tblBorders>
+    </w:tblPr>
+    <w:tblStylePr w:type="firstRow">
+      <w:rPr>
+        <w:sz w:val="24"/>
+        <w:szCs w:val="24"/>
+      </w:rPr>
+      <w:tblPr/>
+      <w:tcPr>
+        <w:tcBorders>
+          <w:top w:val="nil"/>
+          <w:left w:val="nil"/>
+          <w:bottom w:val="single" w:sz="24" w:space="0" w:color="156082" w:themeColor="accent1"/>
+          <w:right w:val="nil"/>
+          <w:insideH w:val="nil"/>
+          <w:insideV w:val="nil"/>
+        </w:tcBorders>
+        <w:shd w:val="clear" w:color="auto" w:fill="FFFFFF" w:themeFill="background1"/>
+      </w:tcPr>
+    </w:tblStylePr>
+    <w:tblStylePr w:type="lastRow">
+      <w:tblPr/>
+      <w:tcPr>
+        <w:tcBorders>
+          <w:top w:val="single" w:sz="8" w:space="0" w:color="156082" w:themeColor="accent1"/>
+          <w:left w:val="nil"/>
+          <w:bottom w:val="nil"/>
+          <w:right w:val="nil"/>
+          <w:insideH w:val="nil"/>
+          <w:insideV w:val="nil"/>
+        </w:tcBorders>
+        <w:shd w:val="clear" w:color="auto" w:fill="FFFFFF" w:themeFill="background1"/>
+      </w:tcPr>
+    </w:tblStylePr>
+    <w:tblStylePr w:type="firstCol">
+      <w:tblPr/>
+      <w:tcPr>
+        <w:tcBorders>
+          <w:top w:val="nil"/>
+          <w:left w:val="nil"/>
+          <w:bottom w:val="nil"/>
+          <w:right w:val="single" w:sz="8" w:space="0" w:color="156082" w:themeColor="accent1"/>
+          <w:insideH w:val="nil"/>
+          <w:insideV w:val="nil"/>
+        </w:tcBorders>
+        <w:shd w:val="clear" w:color="auto" w:fill="FFFFFF" w:themeFill="background1"/>
+      </w:tcPr>
+    </w:tblStylePr>
+    <w:tblStylePr w:type="lastCol">
+      <w:tblPr/>
+      <w:tcPr>
+        <w:tcBorders>
+          <w:top w:val="nil"/>
+          <w:left w:val="single" w:sz="8" w:space="0" w:color="156082" w:themeColor="accent1"/>
+          <w:bottom w:val="nil"/>
+          <w:right w:val="nil"/>
+          <w:insideH w:val="nil"/>
+          <w:insideV w:val="nil"/>
+        </w:tcBorders>
+        <w:shd w:val="clear" w:color="auto" w:fill="FFFFFF" w:themeFill="background1"/>
+      </w:tcPr>
+    </w:tblStylePr>
+    <w:tblStylePr w:type="band1Vert">
+      <w:tblPr/>
+      <w:tcPr>
+        <w:tcBorders>
+          <w:left w:val="nil"/>
+          <w:right w:val="nil"/>
+          <w:insideH w:val="nil"/>
+          <w:insideV w:val="nil"/>
+        </w:tcBorders>
+        <w:shd w:val="clear" w:color="auto" w:fill="B2DEF2" w:themeFill="accent1" w:themeFillTint="3F"/>
+      </w:tcPr>
+    </w:tblStylePr>
+    <w:tblStylePr w:type="band1Horz">
+      <w:tblPr/>
+      <w:tcPr>
+        <w:tcBorders>
+          <w:top w:val="nil"/>
+          <w:bottom w:val="nil"/>
+          <w:insideH w:val="nil"/>
+          <w:insideV w:val="nil"/>
+        </w:tcBorders>
+        <w:shd w:val="clear" w:color="auto" w:fill="B2DEF2" w:themeFill="accent1" w:themeFillTint="3F"/>
+      </w:tcPr>
+    </w:tblStylePr>
+    <w:tblStylePr w:type="nwCell">
+      <w:tblPr/>
+      <w:tcPr>
+        <w:shd w:val="clear" w:color="auto" w:fill="FFFFFF" w:themeFill="background1"/>
+      </w:tcPr>
+    </w:tblStylePr>
+    <w:tblStylePr w:type="swCell">
+      <w:tblPr/>
+      <w:tcPr>
+        <w:tcBorders>
+          <w:top w:val="nil"/>
+        </w:tcBorders>
+      </w:tcPr>
+    </w:tblStylePr>
+  </w:style>
+  <w:style w:type="table" w:styleId="Listaclara-nfasis3">
+    <w:name w:val="Light List Accent 3"/>
+    <w:basedOn w:val="Tablanormal"/>
+    <w:uiPriority w:val="61"/>
+    <w:rsid w:val="00CD61AA"/>
+    <w:pPr>
+      <w:spacing w:after="0" w:line="240" w:lineRule="auto"/>
+    </w:pPr>
+    <w:rPr>
+      <w:rFonts w:eastAsiaTheme="minorEastAsia"/>
+      <w:kern w:val="0"/>
+      <w:sz w:val="22"/>
+      <w:szCs w:val="22"/>
+      <w:lang w:eastAsia="es-BO"/>
+      <w14:ligatures w14:val="none"/>
+    </w:rPr>
+    <w:tblPr>
+      <w:tblStyleRowBandSize w:val="1"/>
+      <w:tblStyleColBandSize w:val="1"/>
+      <w:tblBorders>
+        <w:top w:val="single" w:sz="8" w:space="0" w:color="196B24" w:themeColor="accent3"/>
+        <w:left w:val="single" w:sz="8" w:space="0" w:color="196B24" w:themeColor="accent3"/>
+        <w:bottom w:val="single" w:sz="8" w:space="0" w:color="196B24" w:themeColor="accent3"/>
+        <w:right w:val="single" w:sz="8" w:space="0" w:color="196B24" w:themeColor="accent3"/>
+      </w:tblBorders>
+    </w:tblPr>
+    <w:tblStylePr w:type="firstRow">
+      <w:pPr>
+        <w:spacing w:before="0" w:after="0" w:line="240" w:lineRule="auto"/>
+      </w:pPr>
+      <w:rPr>
+        <w:b/>
+        <w:bCs/>
+        <w:color w:val="FFFFFF" w:themeColor="background1"/>
+      </w:rPr>
+      <w:tblPr/>
+      <w:tcPr>
+        <w:shd w:val="clear" w:color="auto" w:fill="196B24" w:themeFill="accent3"/>
+      </w:tcPr>
+    </w:tblStylePr>
+    <w:tblStylePr w:type="lastRow">
+      <w:pPr>
+        <w:spacing w:before="0" w:after="0" w:line="240" w:lineRule="auto"/>
+      </w:pPr>
+      <w:rPr>
+        <w:b/>
+        <w:bCs/>
+      </w:rPr>
+      <w:tblPr/>
+      <w:tcPr>
+        <w:tcBorders>
+          <w:top w:val="double" w:sz="6" w:space="0" w:color="196B24" w:themeColor="accent3"/>
+          <w:left w:val="single" w:sz="8" w:space="0" w:color="196B24" w:themeColor="accent3"/>
+          <w:bottom w:val="single" w:sz="8" w:space="0" w:color="196B24" w:themeColor="accent3"/>
+          <w:right w:val="single" w:sz="8" w:space="0" w:color="196B24" w:themeColor="accent3"/>
+        </w:tcBorders>
+      </w:tcPr>
+    </w:tblStylePr>
+    <w:tblStylePr w:type="firstCol">
+      <w:rPr>
+        <w:b/>
+        <w:bCs/>
+      </w:rPr>
+    </w:tblStylePr>
+    <w:tblStylePr w:type="lastCol">
+      <w:rPr>
+        <w:b/>
+        <w:bCs/>
+      </w:rPr>
+    </w:tblStylePr>
+    <w:tblStylePr w:type="band1Vert">
+      <w:tblPr/>
+      <w:tcPr>
+        <w:tcBorders>
+          <w:top w:val="single" w:sz="8" w:space="0" w:color="196B24" w:themeColor="accent3"/>
+          <w:left w:val="single" w:sz="8" w:space="0" w:color="196B24" w:themeColor="accent3"/>
+          <w:bottom w:val="single" w:sz="8" w:space="0" w:color="196B24" w:themeColor="accent3"/>
+          <w:right w:val="single" w:sz="8" w:space="0" w:color="196B24" w:themeColor="accent3"/>
+        </w:tcBorders>
+      </w:tcPr>
+    </w:tblStylePr>
+    <w:tblStylePr w:type="band1Horz">
+      <w:tblPr/>
+      <w:tcPr>
+        <w:tcBorders>
+          <w:top w:val="single" w:sz="8" w:space="0" w:color="196B24" w:themeColor="accent3"/>
+          <w:left w:val="single" w:sz="8" w:space="0" w:color="196B24" w:themeColor="accent3"/>
+          <w:bottom w:val="single" w:sz="8" w:space="0" w:color="196B24" w:themeColor="accent3"/>
+          <w:right w:val="single" w:sz="8" w:space="0" w:color="196B24" w:themeColor="accent3"/>
+        </w:tcBorders>
+      </w:tcPr>
+    </w:tblStylePr>
+  </w:style>
 </w:styles>
 </file>
 

--- a/Sistema de Gestión para Mercados Municipales.docx
+++ b/Sistema de Gestión para Mercados Municipales.docx
@@ -1639,6 +1639,9 @@
       </w:r>
     </w:p>
     <w:p>
+      <w:pPr>
+        <w:jc w:val="both"/>
+      </w:pPr>
       <w:r>
         <w:t xml:space="preserve">Crear una plataforma web que permita a la </w:t>
       </w:r>
@@ -1657,6 +1660,7 @@
     </w:p>
     <w:p>
       <w:pPr>
+        <w:jc w:val="both"/>
         <w:rPr>
           <w:b/>
           <w:bCs/>
@@ -1671,6 +1675,9 @@
       </w:r>
     </w:p>
     <w:p>
+      <w:pPr>
+        <w:jc w:val="both"/>
+      </w:pPr>
       <w:r>
         <w:t>La información de los mercados municipales no se encuentra completamente digitalizada, lo cual dificulta la administración y la generación de reportes.</w:t>
       </w:r>
@@ -1715,7 +1722,10 @@
       </w:r>
       <w:r>
         <w:br/>
-        <w:t>Comerciante.</w:t>
+        <w:t>Comerciante</w:t>
+      </w:r>
+      <w:r>
+        <w:t>.</w:t>
       </w:r>
     </w:p>
     <w:p>
@@ -3884,6 +3894,1235 @@
                 <w:bCs/>
               </w:rPr>
               <w:t>70.000 Bs</w:t>
+            </w:r>
+          </w:p>
+        </w:tc>
+      </w:tr>
+    </w:tbl>
+    <w:p/>
+    <w:p>
+      <w:pPr>
+        <w:rPr>
+          <w:b/>
+          <w:bCs/>
+        </w:rPr>
+      </w:pPr>
+      <w:r>
+        <w:rPr>
+          <w:b/>
+          <w:bCs/>
+        </w:rPr>
+        <w:t>9. Plan de Recursos</w:t>
+      </w:r>
+    </w:p>
+    <w:p>
+      <w:pPr>
+        <w:rPr>
+          <w:b/>
+          <w:bCs/>
+        </w:rPr>
+      </w:pPr>
+      <w:r>
+        <w:rPr>
+          <w:b/>
+          <w:bCs/>
+        </w:rPr>
+        <w:t>Recursos humanos iniciales</w:t>
+      </w:r>
+    </w:p>
+    <w:p>
+      <w:pPr>
+        <w:pStyle w:val="Prrafodelista"/>
+        <w:numPr>
+          <w:ilvl w:val="0"/>
+          <w:numId w:val="14"/>
+        </w:numPr>
+      </w:pPr>
+      <w:r>
+        <w:t>Jefe de proyecto</w:t>
+      </w:r>
+    </w:p>
+    <w:p>
+      <w:pPr>
+        <w:pStyle w:val="Prrafodelista"/>
+        <w:numPr>
+          <w:ilvl w:val="0"/>
+          <w:numId w:val="14"/>
+        </w:numPr>
+      </w:pPr>
+      <w:r>
+        <w:t>Analista de requerimientos</w:t>
+      </w:r>
+    </w:p>
+    <w:p>
+      <w:pPr>
+        <w:pStyle w:val="Prrafodelista"/>
+        <w:numPr>
+          <w:ilvl w:val="0"/>
+          <w:numId w:val="14"/>
+        </w:numPr>
+      </w:pPr>
+      <w:r>
+        <w:t>Desarrollador backend 1</w:t>
+      </w:r>
+    </w:p>
+    <w:p>
+      <w:pPr>
+        <w:pStyle w:val="Prrafodelista"/>
+        <w:numPr>
+          <w:ilvl w:val="0"/>
+          <w:numId w:val="14"/>
+        </w:numPr>
+      </w:pPr>
+      <w:r>
+        <w:t>Desarrollador backend 2</w:t>
+      </w:r>
+    </w:p>
+    <w:p>
+      <w:pPr>
+        <w:pStyle w:val="Prrafodelista"/>
+        <w:numPr>
+          <w:ilvl w:val="0"/>
+          <w:numId w:val="14"/>
+        </w:numPr>
+      </w:pPr>
+      <w:r>
+        <w:t xml:space="preserve">Desarrollador </w:t>
+      </w:r>
+      <w:proofErr w:type="spellStart"/>
+      <w:r>
+        <w:t>frontend</w:t>
+      </w:r>
+      <w:proofErr w:type="spellEnd"/>
+      <w:r>
+        <w:t xml:space="preserve"> 1</w:t>
+      </w:r>
+    </w:p>
+    <w:p>
+      <w:pPr>
+        <w:pStyle w:val="Prrafodelista"/>
+        <w:numPr>
+          <w:ilvl w:val="0"/>
+          <w:numId w:val="14"/>
+        </w:numPr>
+      </w:pPr>
+      <w:r>
+        <w:t xml:space="preserve">Desarrollador </w:t>
+      </w:r>
+      <w:proofErr w:type="spellStart"/>
+      <w:r>
+        <w:t>frontend</w:t>
+      </w:r>
+      <w:proofErr w:type="spellEnd"/>
+      <w:r>
+        <w:t xml:space="preserve"> 2</w:t>
+      </w:r>
+    </w:p>
+    <w:p>
+      <w:pPr>
+        <w:pStyle w:val="Prrafodelista"/>
+        <w:numPr>
+          <w:ilvl w:val="0"/>
+          <w:numId w:val="14"/>
+        </w:numPr>
+      </w:pPr>
+      <w:proofErr w:type="spellStart"/>
+      <w:r>
+        <w:t>Tester</w:t>
+      </w:r>
+      <w:proofErr w:type="spellEnd"/>
+      <w:r>
+        <w:t xml:space="preserve"> QA</w:t>
+      </w:r>
+    </w:p>
+    <w:p>
+      <w:pPr>
+        <w:pStyle w:val="Prrafodelista"/>
+        <w:numPr>
+          <w:ilvl w:val="0"/>
+          <w:numId w:val="14"/>
+        </w:numPr>
+      </w:pPr>
+      <w:r>
+        <w:t>Diseñador UI básico</w:t>
+      </w:r>
+    </w:p>
+    <w:p>
+      <w:pPr>
+        <w:rPr>
+          <w:b/>
+          <w:bCs/>
+        </w:rPr>
+      </w:pPr>
+      <w:r>
+        <w:rPr>
+          <w:b/>
+          <w:bCs/>
+        </w:rPr>
+        <w:lastRenderedPageBreak/>
+        <w:t>Distribución de responsabilidades</w:t>
+      </w:r>
+    </w:p>
+    <w:tbl>
+      <w:tblPr>
+        <w:tblW w:w="0" w:type="auto"/>
+        <w:tblCellSpacing w:w="15" w:type="dxa"/>
+        <w:tblBorders>
+          <w:top w:val="single" w:sz="4" w:space="0" w:color="auto"/>
+          <w:left w:val="single" w:sz="4" w:space="0" w:color="auto"/>
+          <w:bottom w:val="single" w:sz="4" w:space="0" w:color="auto"/>
+          <w:right w:val="single" w:sz="4" w:space="0" w:color="auto"/>
+        </w:tblBorders>
+        <w:tblCellMar>
+          <w:top w:w="15" w:type="dxa"/>
+          <w:left w:w="15" w:type="dxa"/>
+          <w:bottom w:w="15" w:type="dxa"/>
+          <w:right w:w="15" w:type="dxa"/>
+        </w:tblCellMar>
+        <w:tblLook w:val="04A0" w:firstRow="1" w:lastRow="0" w:firstColumn="1" w:lastColumn="0" w:noHBand="0" w:noVBand="1"/>
+      </w:tblPr>
+      <w:tblGrid>
+        <w:gridCol w:w="1742"/>
+        <w:gridCol w:w="6750"/>
+      </w:tblGrid>
+      <w:tr>
+        <w:trPr>
+          <w:tblCellSpacing w:w="15" w:type="dxa"/>
+        </w:trPr>
+        <w:tc>
+          <w:tcPr>
+            <w:tcW w:w="0" w:type="auto"/>
+            <w:shd w:val="clear" w:color="auto" w:fill="45B0E1" w:themeFill="accent1" w:themeFillTint="99"/>
+            <w:vAlign w:val="center"/>
+            <w:hideMark/>
+          </w:tcPr>
+          <w:p>
+            <w:r>
+              <w:t>Rol</w:t>
+            </w:r>
+          </w:p>
+        </w:tc>
+        <w:tc>
+          <w:tcPr>
+            <w:tcW w:w="0" w:type="auto"/>
+            <w:shd w:val="clear" w:color="auto" w:fill="45B0E1" w:themeFill="accent1" w:themeFillTint="99"/>
+            <w:vAlign w:val="center"/>
+            <w:hideMark/>
+          </w:tcPr>
+          <w:p>
+            <w:pPr>
+              <w:jc w:val="center"/>
+            </w:pPr>
+            <w:r>
+              <w:t>Responsabilidad</w:t>
+            </w:r>
+          </w:p>
+        </w:tc>
+      </w:tr>
+      <w:tr>
+        <w:trPr>
+          <w:tblCellSpacing w:w="15" w:type="dxa"/>
+        </w:trPr>
+        <w:tc>
+          <w:tcPr>
+            <w:tcW w:w="0" w:type="auto"/>
+            <w:tcBorders>
+              <w:top w:val="single" w:sz="12" w:space="0" w:color="auto"/>
+              <w:right w:val="single" w:sz="12" w:space="0" w:color="auto"/>
+            </w:tcBorders>
+            <w:vAlign w:val="center"/>
+            <w:hideMark/>
+          </w:tcPr>
+          <w:p>
+            <w:r>
+              <w:t>Jefe de proyecto</w:t>
+            </w:r>
+          </w:p>
+        </w:tc>
+        <w:tc>
+          <w:tcPr>
+            <w:tcW w:w="0" w:type="auto"/>
+            <w:tcBorders>
+              <w:top w:val="single" w:sz="12" w:space="0" w:color="auto"/>
+            </w:tcBorders>
+            <w:vAlign w:val="center"/>
+            <w:hideMark/>
+          </w:tcPr>
+          <w:p>
+            <w:r>
+              <w:t>Planificación, coordinación, informes semanales y control de riesgos</w:t>
+            </w:r>
+          </w:p>
+        </w:tc>
+      </w:tr>
+      <w:tr>
+        <w:trPr>
+          <w:tblCellSpacing w:w="15" w:type="dxa"/>
+        </w:trPr>
+        <w:tc>
+          <w:tcPr>
+            <w:tcW w:w="0" w:type="auto"/>
+            <w:tcBorders>
+              <w:right w:val="single" w:sz="12" w:space="0" w:color="auto"/>
+            </w:tcBorders>
+            <w:vAlign w:val="center"/>
+            <w:hideMark/>
+          </w:tcPr>
+          <w:p>
+            <w:proofErr w:type="spellStart"/>
+            <w:r>
+              <w:t>Product</w:t>
+            </w:r>
+            <w:proofErr w:type="spellEnd"/>
+            <w:r>
+              <w:t xml:space="preserve"> </w:t>
+            </w:r>
+            <w:proofErr w:type="spellStart"/>
+            <w:r>
+              <w:t>Owner</w:t>
+            </w:r>
+            <w:proofErr w:type="spellEnd"/>
+          </w:p>
+        </w:tc>
+        <w:tc>
+          <w:tcPr>
+            <w:tcW w:w="0" w:type="auto"/>
+            <w:vAlign w:val="center"/>
+            <w:hideMark/>
+          </w:tcPr>
+          <w:p>
+            <w:r>
+              <w:t>Validar prioridades y aprobar entregables</w:t>
+            </w:r>
+          </w:p>
+        </w:tc>
+      </w:tr>
+      <w:tr>
+        <w:trPr>
+          <w:tblCellSpacing w:w="15" w:type="dxa"/>
+        </w:trPr>
+        <w:tc>
+          <w:tcPr>
+            <w:tcW w:w="0" w:type="auto"/>
+            <w:tcBorders>
+              <w:right w:val="single" w:sz="12" w:space="0" w:color="auto"/>
+            </w:tcBorders>
+            <w:vAlign w:val="center"/>
+            <w:hideMark/>
+          </w:tcPr>
+          <w:p>
+            <w:r>
+              <w:t>Analista</w:t>
+            </w:r>
+          </w:p>
+        </w:tc>
+        <w:tc>
+          <w:tcPr>
+            <w:tcW w:w="0" w:type="auto"/>
+            <w:vAlign w:val="center"/>
+            <w:hideMark/>
+          </w:tcPr>
+          <w:p>
+            <w:r>
+              <w:t>Levantamiento y documentación de requerimientos</w:t>
+            </w:r>
+          </w:p>
+        </w:tc>
+      </w:tr>
+      <w:tr>
+        <w:trPr>
+          <w:tblCellSpacing w:w="15" w:type="dxa"/>
+        </w:trPr>
+        <w:tc>
+          <w:tcPr>
+            <w:tcW w:w="0" w:type="auto"/>
+            <w:tcBorders>
+              <w:right w:val="single" w:sz="12" w:space="0" w:color="auto"/>
+            </w:tcBorders>
+            <w:vAlign w:val="center"/>
+            <w:hideMark/>
+          </w:tcPr>
+          <w:p>
+            <w:r>
+              <w:t>Backend</w:t>
+            </w:r>
+          </w:p>
+        </w:tc>
+        <w:tc>
+          <w:tcPr>
+            <w:tcW w:w="0" w:type="auto"/>
+            <w:vAlign w:val="center"/>
+            <w:hideMark/>
+          </w:tcPr>
+          <w:p>
+            <w:r>
+              <w:t>API, lógica de negocio y base de datos</w:t>
+            </w:r>
+          </w:p>
+        </w:tc>
+      </w:tr>
+      <w:tr>
+        <w:trPr>
+          <w:tblCellSpacing w:w="15" w:type="dxa"/>
+        </w:trPr>
+        <w:tc>
+          <w:tcPr>
+            <w:tcW w:w="0" w:type="auto"/>
+            <w:tcBorders>
+              <w:right w:val="single" w:sz="12" w:space="0" w:color="auto"/>
+            </w:tcBorders>
+            <w:vAlign w:val="center"/>
+            <w:hideMark/>
+          </w:tcPr>
+          <w:p>
+            <w:r>
+              <w:t>Frontend</w:t>
+            </w:r>
+          </w:p>
+        </w:tc>
+        <w:tc>
+          <w:tcPr>
+            <w:tcW w:w="0" w:type="auto"/>
+            <w:vAlign w:val="center"/>
+            <w:hideMark/>
+          </w:tcPr>
+          <w:p>
+            <w:r>
+              <w:t>Interfaces web y conexión con API</w:t>
+            </w:r>
+          </w:p>
+        </w:tc>
+      </w:tr>
+      <w:tr>
+        <w:trPr>
+          <w:tblCellSpacing w:w="15" w:type="dxa"/>
+        </w:trPr>
+        <w:tc>
+          <w:tcPr>
+            <w:tcW w:w="0" w:type="auto"/>
+            <w:tcBorders>
+              <w:right w:val="single" w:sz="12" w:space="0" w:color="auto"/>
+            </w:tcBorders>
+            <w:vAlign w:val="center"/>
+            <w:hideMark/>
+          </w:tcPr>
+          <w:p>
+            <w:r>
+              <w:t>QA</w:t>
+            </w:r>
+          </w:p>
+        </w:tc>
+        <w:tc>
+          <w:tcPr>
+            <w:tcW w:w="0" w:type="auto"/>
+            <w:vAlign w:val="center"/>
+            <w:hideMark/>
+          </w:tcPr>
+          <w:p>
+            <w:r>
+              <w:t>Pruebas funcionales, registro de errores y validación</w:t>
+            </w:r>
+          </w:p>
+        </w:tc>
+      </w:tr>
+      <w:tr>
+        <w:trPr>
+          <w:tblCellSpacing w:w="15" w:type="dxa"/>
+        </w:trPr>
+        <w:tc>
+          <w:tcPr>
+            <w:tcW w:w="0" w:type="auto"/>
+            <w:tcBorders>
+              <w:right w:val="single" w:sz="12" w:space="0" w:color="auto"/>
+            </w:tcBorders>
+            <w:vAlign w:val="center"/>
+            <w:hideMark/>
+          </w:tcPr>
+          <w:p>
+            <w:r>
+              <w:t>Diseñador</w:t>
+            </w:r>
+          </w:p>
+        </w:tc>
+        <w:tc>
+          <w:tcPr>
+            <w:tcW w:w="0" w:type="auto"/>
+            <w:vAlign w:val="center"/>
+            <w:hideMark/>
+          </w:tcPr>
+          <w:p>
+            <w:r>
+              <w:t>Prototipos y experiencia de usuario</w:t>
+            </w:r>
+          </w:p>
+        </w:tc>
+      </w:tr>
+    </w:tbl>
+    <w:p>
+      <w:pPr>
+        <w:rPr>
+          <w:b/>
+          <w:bCs/>
+        </w:rPr>
+      </w:pPr>
+      <w:r>
+        <w:rPr>
+          <w:b/>
+          <w:bCs/>
+        </w:rPr>
+        <w:t>Situación por renuncia</w:t>
+      </w:r>
+    </w:p>
+    <w:p>
+      <w:pPr>
+        <w:jc w:val="both"/>
+      </w:pPr>
+      <w:r>
+        <w:t>A mitad del proyecto renuncian dos desarrolladores clave. Como respuesta se debe activar el plan de contingencia del registro de riesgos, redistribuir tareas, priorizar funcionalidades críticas del MVP y contratar o reasignar personal de apoyo.</w:t>
+      </w:r>
+    </w:p>
+    <w:p>
+      <w:pPr>
+        <w:rPr>
+          <w:b/>
+          <w:bCs/>
+        </w:rPr>
+      </w:pPr>
+      <w:r>
+        <w:rPr>
+          <w:b/>
+          <w:bCs/>
+        </w:rPr>
+        <w:t>10. Registro de Riesgos Inicial</w:t>
+      </w:r>
+    </w:p>
+    <w:tbl>
+      <w:tblPr>
+        <w:tblW w:w="0" w:type="auto"/>
+        <w:tblCellSpacing w:w="15" w:type="dxa"/>
+        <w:tblCellMar>
+          <w:top w:w="15" w:type="dxa"/>
+          <w:left w:w="15" w:type="dxa"/>
+          <w:bottom w:w="15" w:type="dxa"/>
+          <w:right w:w="15" w:type="dxa"/>
+        </w:tblCellMar>
+        <w:tblLook w:val="04A0" w:firstRow="1" w:lastRow="0" w:firstColumn="1" w:lastColumn="0" w:noHBand="0" w:noVBand="1"/>
+      </w:tblPr>
+      <w:tblGrid>
+        <w:gridCol w:w="442"/>
+        <w:gridCol w:w="2345"/>
+        <w:gridCol w:w="1304"/>
+        <w:gridCol w:w="853"/>
+        <w:gridCol w:w="3530"/>
+      </w:tblGrid>
+      <w:tr>
+        <w:trPr>
+          <w:tblCellSpacing w:w="15" w:type="dxa"/>
+        </w:trPr>
+        <w:tc>
+          <w:tcPr>
+            <w:tcW w:w="0" w:type="auto"/>
+            <w:tcBorders>
+              <w:top w:val="single" w:sz="12" w:space="0" w:color="auto"/>
+              <w:left w:val="single" w:sz="12" w:space="0" w:color="auto"/>
+              <w:bottom w:val="single" w:sz="12" w:space="0" w:color="auto"/>
+            </w:tcBorders>
+            <w:shd w:val="clear" w:color="auto" w:fill="45B0E1" w:themeFill="accent1" w:themeFillTint="99"/>
+            <w:vAlign w:val="center"/>
+            <w:hideMark/>
+          </w:tcPr>
+          <w:p>
+            <w:r>
+              <w:t>ID</w:t>
+            </w:r>
+          </w:p>
+        </w:tc>
+        <w:tc>
+          <w:tcPr>
+            <w:tcW w:w="0" w:type="auto"/>
+            <w:tcBorders>
+              <w:top w:val="single" w:sz="12" w:space="0" w:color="auto"/>
+              <w:left w:val="single" w:sz="12" w:space="0" w:color="auto"/>
+              <w:bottom w:val="single" w:sz="12" w:space="0" w:color="auto"/>
+            </w:tcBorders>
+            <w:shd w:val="clear" w:color="auto" w:fill="45B0E1" w:themeFill="accent1" w:themeFillTint="99"/>
+            <w:vAlign w:val="center"/>
+            <w:hideMark/>
+          </w:tcPr>
+          <w:p>
+            <w:pPr>
+              <w:jc w:val="center"/>
+            </w:pPr>
+            <w:r>
+              <w:t>Riesgo</w:t>
+            </w:r>
+          </w:p>
+        </w:tc>
+        <w:tc>
+          <w:tcPr>
+            <w:tcW w:w="0" w:type="auto"/>
+            <w:tcBorders>
+              <w:top w:val="single" w:sz="12" w:space="0" w:color="auto"/>
+              <w:left w:val="single" w:sz="4" w:space="0" w:color="auto"/>
+              <w:bottom w:val="single" w:sz="12" w:space="0" w:color="auto"/>
+              <w:right w:val="single" w:sz="4" w:space="0" w:color="auto"/>
+            </w:tcBorders>
+            <w:shd w:val="clear" w:color="auto" w:fill="45B0E1" w:themeFill="accent1" w:themeFillTint="99"/>
+            <w:vAlign w:val="center"/>
+            <w:hideMark/>
+          </w:tcPr>
+          <w:p>
+            <w:r>
+              <w:t>Probabilidad</w:t>
+            </w:r>
+          </w:p>
+        </w:tc>
+        <w:tc>
+          <w:tcPr>
+            <w:tcW w:w="0" w:type="auto"/>
+            <w:tcBorders>
+              <w:top w:val="single" w:sz="12" w:space="0" w:color="auto"/>
+              <w:bottom w:val="single" w:sz="12" w:space="0" w:color="auto"/>
+              <w:right w:val="single" w:sz="4" w:space="0" w:color="auto"/>
+            </w:tcBorders>
+            <w:shd w:val="clear" w:color="auto" w:fill="45B0E1" w:themeFill="accent1" w:themeFillTint="99"/>
+            <w:vAlign w:val="center"/>
+            <w:hideMark/>
+          </w:tcPr>
+          <w:p>
+            <w:r>
+              <w:t>Impacto</w:t>
+            </w:r>
+          </w:p>
+        </w:tc>
+        <w:tc>
+          <w:tcPr>
+            <w:tcW w:w="0" w:type="auto"/>
+            <w:tcBorders>
+              <w:top w:val="single" w:sz="12" w:space="0" w:color="auto"/>
+              <w:bottom w:val="single" w:sz="12" w:space="0" w:color="auto"/>
+              <w:right w:val="single" w:sz="12" w:space="0" w:color="auto"/>
+            </w:tcBorders>
+            <w:shd w:val="clear" w:color="auto" w:fill="45B0E1" w:themeFill="accent1" w:themeFillTint="99"/>
+            <w:vAlign w:val="center"/>
+            <w:hideMark/>
+          </w:tcPr>
+          <w:p>
+            <w:pPr>
+              <w:jc w:val="center"/>
+            </w:pPr>
+            <w:r>
+              <w:t>Respuesta</w:t>
+            </w:r>
+          </w:p>
+        </w:tc>
+      </w:tr>
+      <w:tr>
+        <w:trPr>
+          <w:tblCellSpacing w:w="15" w:type="dxa"/>
+        </w:trPr>
+        <w:tc>
+          <w:tcPr>
+            <w:tcW w:w="0" w:type="auto"/>
+            <w:tcBorders>
+              <w:left w:val="single" w:sz="12" w:space="0" w:color="auto"/>
+              <w:bottom w:val="single" w:sz="4" w:space="0" w:color="auto"/>
+            </w:tcBorders>
+            <w:vAlign w:val="center"/>
+            <w:hideMark/>
+          </w:tcPr>
+          <w:p>
+            <w:r>
+              <w:t>R-01</w:t>
+            </w:r>
+          </w:p>
+        </w:tc>
+        <w:tc>
+          <w:tcPr>
+            <w:tcW w:w="0" w:type="auto"/>
+            <w:tcBorders>
+              <w:left w:val="single" w:sz="12" w:space="0" w:color="auto"/>
+              <w:bottom w:val="single" w:sz="4" w:space="0" w:color="auto"/>
+            </w:tcBorders>
+            <w:vAlign w:val="center"/>
+            <w:hideMark/>
+          </w:tcPr>
+          <w:p>
+            <w:r>
+              <w:t>Cambio en normativa municipal</w:t>
+            </w:r>
+          </w:p>
+        </w:tc>
+        <w:tc>
+          <w:tcPr>
+            <w:tcW w:w="0" w:type="auto"/>
+            <w:tcBorders>
+              <w:left w:val="single" w:sz="4" w:space="0" w:color="auto"/>
+              <w:bottom w:val="single" w:sz="4" w:space="0" w:color="auto"/>
+              <w:right w:val="single" w:sz="4" w:space="0" w:color="auto"/>
+            </w:tcBorders>
+            <w:vAlign w:val="center"/>
+            <w:hideMark/>
+          </w:tcPr>
+          <w:p>
+            <w:r>
+              <w:t>Media</w:t>
+            </w:r>
+          </w:p>
+        </w:tc>
+        <w:tc>
+          <w:tcPr>
+            <w:tcW w:w="0" w:type="auto"/>
+            <w:tcBorders>
+              <w:bottom w:val="single" w:sz="4" w:space="0" w:color="auto"/>
+              <w:right w:val="single" w:sz="4" w:space="0" w:color="auto"/>
+            </w:tcBorders>
+            <w:vAlign w:val="center"/>
+            <w:hideMark/>
+          </w:tcPr>
+          <w:p>
+            <w:r>
+              <w:t>Alto</w:t>
+            </w:r>
+          </w:p>
+        </w:tc>
+        <w:tc>
+          <w:tcPr>
+            <w:tcW w:w="0" w:type="auto"/>
+            <w:tcBorders>
+              <w:bottom w:val="single" w:sz="4" w:space="0" w:color="auto"/>
+              <w:right w:val="single" w:sz="12" w:space="0" w:color="auto"/>
+            </w:tcBorders>
+            <w:vAlign w:val="center"/>
+            <w:hideMark/>
+          </w:tcPr>
+          <w:p>
+            <w:r>
+              <w:t>Revisar requerimientos y actualizar alcance</w:t>
+            </w:r>
+          </w:p>
+        </w:tc>
+      </w:tr>
+      <w:tr>
+        <w:trPr>
+          <w:tblCellSpacing w:w="15" w:type="dxa"/>
+        </w:trPr>
+        <w:tc>
+          <w:tcPr>
+            <w:tcW w:w="0" w:type="auto"/>
+            <w:tcBorders>
+              <w:left w:val="single" w:sz="12" w:space="0" w:color="auto"/>
+            </w:tcBorders>
+            <w:vAlign w:val="center"/>
+            <w:hideMark/>
+          </w:tcPr>
+          <w:p>
+            <w:r>
+              <w:t>R-02</w:t>
+            </w:r>
+          </w:p>
+        </w:tc>
+        <w:tc>
+          <w:tcPr>
+            <w:tcW w:w="0" w:type="auto"/>
+            <w:tcBorders>
+              <w:left w:val="single" w:sz="12" w:space="0" w:color="auto"/>
+            </w:tcBorders>
+            <w:vAlign w:val="center"/>
+            <w:hideMark/>
+          </w:tcPr>
+          <w:p>
+            <w:r>
+              <w:t>Renuncia de desarrolladores clave</w:t>
+            </w:r>
+          </w:p>
+        </w:tc>
+        <w:tc>
+          <w:tcPr>
+            <w:tcW w:w="0" w:type="auto"/>
+            <w:tcBorders>
+              <w:left w:val="single" w:sz="4" w:space="0" w:color="auto"/>
+              <w:right w:val="single" w:sz="4" w:space="0" w:color="auto"/>
+            </w:tcBorders>
+            <w:vAlign w:val="center"/>
+            <w:hideMark/>
+          </w:tcPr>
+          <w:p>
+            <w:r>
+              <w:t>Media</w:t>
+            </w:r>
+          </w:p>
+        </w:tc>
+        <w:tc>
+          <w:tcPr>
+            <w:tcW w:w="0" w:type="auto"/>
+            <w:tcBorders>
+              <w:right w:val="single" w:sz="4" w:space="0" w:color="auto"/>
+            </w:tcBorders>
+            <w:vAlign w:val="center"/>
+            <w:hideMark/>
+          </w:tcPr>
+          <w:p>
+            <w:r>
+              <w:t>Alto</w:t>
+            </w:r>
+          </w:p>
+        </w:tc>
+        <w:tc>
+          <w:tcPr>
+            <w:tcW w:w="0" w:type="auto"/>
+            <w:tcBorders>
+              <w:right w:val="single" w:sz="12" w:space="0" w:color="auto"/>
+            </w:tcBorders>
+            <w:vAlign w:val="center"/>
+            <w:hideMark/>
+          </w:tcPr>
+          <w:p>
+            <w:r>
+              <w:t xml:space="preserve">Documentar código, </w:t>
+            </w:r>
+            <w:proofErr w:type="spellStart"/>
+            <w:r>
+              <w:t>backup</w:t>
+            </w:r>
+            <w:proofErr w:type="spellEnd"/>
+            <w:r>
+              <w:t xml:space="preserve"> de conocimiento y plan de reemplazo</w:t>
+            </w:r>
+          </w:p>
+        </w:tc>
+      </w:tr>
+      <w:tr>
+        <w:trPr>
+          <w:tblCellSpacing w:w="15" w:type="dxa"/>
+        </w:trPr>
+        <w:tc>
+          <w:tcPr>
+            <w:tcW w:w="0" w:type="auto"/>
+            <w:tcBorders>
+              <w:top w:val="single" w:sz="4" w:space="0" w:color="auto"/>
+              <w:left w:val="single" w:sz="12" w:space="0" w:color="auto"/>
+            </w:tcBorders>
+            <w:vAlign w:val="center"/>
+            <w:hideMark/>
+          </w:tcPr>
+          <w:p>
+            <w:r>
+              <w:t>R-03</w:t>
+            </w:r>
+          </w:p>
+        </w:tc>
+        <w:tc>
+          <w:tcPr>
+            <w:tcW w:w="0" w:type="auto"/>
+            <w:tcBorders>
+              <w:top w:val="single" w:sz="4" w:space="0" w:color="auto"/>
+              <w:left w:val="single" w:sz="12" w:space="0" w:color="auto"/>
+            </w:tcBorders>
+            <w:vAlign w:val="center"/>
+            <w:hideMark/>
+          </w:tcPr>
+          <w:p>
+            <w:r>
+              <w:t>Retraso en validación del cliente</w:t>
+            </w:r>
+          </w:p>
+        </w:tc>
+        <w:tc>
+          <w:tcPr>
+            <w:tcW w:w="0" w:type="auto"/>
+            <w:tcBorders>
+              <w:top w:val="single" w:sz="4" w:space="0" w:color="auto"/>
+              <w:left w:val="single" w:sz="4" w:space="0" w:color="auto"/>
+              <w:right w:val="single" w:sz="4" w:space="0" w:color="auto"/>
+            </w:tcBorders>
+            <w:vAlign w:val="center"/>
+            <w:hideMark/>
+          </w:tcPr>
+          <w:p>
+            <w:r>
+              <w:t>Media</w:t>
+            </w:r>
+          </w:p>
+        </w:tc>
+        <w:tc>
+          <w:tcPr>
+            <w:tcW w:w="0" w:type="auto"/>
+            <w:tcBorders>
+              <w:top w:val="single" w:sz="4" w:space="0" w:color="auto"/>
+              <w:right w:val="single" w:sz="4" w:space="0" w:color="auto"/>
+            </w:tcBorders>
+            <w:vAlign w:val="center"/>
+            <w:hideMark/>
+          </w:tcPr>
+          <w:p>
+            <w:r>
+              <w:t>Medio</w:t>
+            </w:r>
+          </w:p>
+        </w:tc>
+        <w:tc>
+          <w:tcPr>
+            <w:tcW w:w="0" w:type="auto"/>
+            <w:tcBorders>
+              <w:top w:val="single" w:sz="4" w:space="0" w:color="auto"/>
+              <w:right w:val="single" w:sz="12" w:space="0" w:color="auto"/>
+            </w:tcBorders>
+            <w:vAlign w:val="center"/>
+            <w:hideMark/>
+          </w:tcPr>
+          <w:p>
+            <w:r>
+              <w:t>Programar reuniones semanales</w:t>
+            </w:r>
+          </w:p>
+        </w:tc>
+      </w:tr>
+      <w:tr>
+        <w:trPr>
+          <w:tblCellSpacing w:w="15" w:type="dxa"/>
+        </w:trPr>
+        <w:tc>
+          <w:tcPr>
+            <w:tcW w:w="0" w:type="auto"/>
+            <w:tcBorders>
+              <w:top w:val="single" w:sz="4" w:space="0" w:color="auto"/>
+              <w:left w:val="single" w:sz="12" w:space="0" w:color="auto"/>
+            </w:tcBorders>
+            <w:vAlign w:val="center"/>
+            <w:hideMark/>
+          </w:tcPr>
+          <w:p>
+            <w:r>
+              <w:t>R-04</w:t>
+            </w:r>
+          </w:p>
+        </w:tc>
+        <w:tc>
+          <w:tcPr>
+            <w:tcW w:w="0" w:type="auto"/>
+            <w:tcBorders>
+              <w:top w:val="single" w:sz="4" w:space="0" w:color="auto"/>
+              <w:left w:val="single" w:sz="12" w:space="0" w:color="auto"/>
+            </w:tcBorders>
+            <w:vAlign w:val="center"/>
+            <w:hideMark/>
+          </w:tcPr>
+          <w:p>
+            <w:r>
+              <w:t>Aumento de alcance</w:t>
+            </w:r>
+          </w:p>
+        </w:tc>
+        <w:tc>
+          <w:tcPr>
+            <w:tcW w:w="0" w:type="auto"/>
+            <w:tcBorders>
+              <w:top w:val="single" w:sz="4" w:space="0" w:color="auto"/>
+              <w:left w:val="single" w:sz="4" w:space="0" w:color="auto"/>
+              <w:right w:val="single" w:sz="4" w:space="0" w:color="auto"/>
+            </w:tcBorders>
+            <w:vAlign w:val="center"/>
+            <w:hideMark/>
+          </w:tcPr>
+          <w:p>
+            <w:r>
+              <w:t>Alta</w:t>
+            </w:r>
+          </w:p>
+        </w:tc>
+        <w:tc>
+          <w:tcPr>
+            <w:tcW w:w="0" w:type="auto"/>
+            <w:tcBorders>
+              <w:top w:val="single" w:sz="4" w:space="0" w:color="auto"/>
+              <w:right w:val="single" w:sz="4" w:space="0" w:color="auto"/>
+            </w:tcBorders>
+            <w:vAlign w:val="center"/>
+            <w:hideMark/>
+          </w:tcPr>
+          <w:p>
+            <w:r>
+              <w:t>Alto</w:t>
+            </w:r>
+          </w:p>
+        </w:tc>
+        <w:tc>
+          <w:tcPr>
+            <w:tcW w:w="0" w:type="auto"/>
+            <w:tcBorders>
+              <w:top w:val="single" w:sz="4" w:space="0" w:color="auto"/>
+              <w:right w:val="single" w:sz="12" w:space="0" w:color="auto"/>
+            </w:tcBorders>
+            <w:vAlign w:val="center"/>
+            <w:hideMark/>
+          </w:tcPr>
+          <w:p>
+            <w:r>
+              <w:t>Aplicar proceso formal de gestión de cambios</w:t>
+            </w:r>
+          </w:p>
+        </w:tc>
+      </w:tr>
+      <w:tr>
+        <w:trPr>
+          <w:tblCellSpacing w:w="15" w:type="dxa"/>
+        </w:trPr>
+        <w:tc>
+          <w:tcPr>
+            <w:tcW w:w="0" w:type="auto"/>
+            <w:tcBorders>
+              <w:top w:val="single" w:sz="4" w:space="0" w:color="auto"/>
+              <w:left w:val="single" w:sz="12" w:space="0" w:color="auto"/>
+            </w:tcBorders>
+            <w:vAlign w:val="center"/>
+            <w:hideMark/>
+          </w:tcPr>
+          <w:p>
+            <w:r>
+              <w:t>R-05</w:t>
+            </w:r>
+          </w:p>
+        </w:tc>
+        <w:tc>
+          <w:tcPr>
+            <w:tcW w:w="0" w:type="auto"/>
+            <w:tcBorders>
+              <w:top w:val="single" w:sz="4" w:space="0" w:color="auto"/>
+              <w:left w:val="single" w:sz="12" w:space="0" w:color="auto"/>
+            </w:tcBorders>
+            <w:vAlign w:val="center"/>
+            <w:hideMark/>
+          </w:tcPr>
+          <w:p>
+            <w:r>
+              <w:t>Problemas técnicos</w:t>
+            </w:r>
+          </w:p>
+        </w:tc>
+        <w:tc>
+          <w:tcPr>
+            <w:tcW w:w="0" w:type="auto"/>
+            <w:tcBorders>
+              <w:top w:val="single" w:sz="4" w:space="0" w:color="auto"/>
+              <w:left w:val="single" w:sz="4" w:space="0" w:color="auto"/>
+              <w:right w:val="single" w:sz="4" w:space="0" w:color="auto"/>
+            </w:tcBorders>
+            <w:vAlign w:val="center"/>
+            <w:hideMark/>
+          </w:tcPr>
+          <w:p>
+            <w:r>
+              <w:t>Media</w:t>
+            </w:r>
+          </w:p>
+        </w:tc>
+        <w:tc>
+          <w:tcPr>
+            <w:tcW w:w="0" w:type="auto"/>
+            <w:tcBorders>
+              <w:top w:val="single" w:sz="4" w:space="0" w:color="auto"/>
+              <w:right w:val="single" w:sz="4" w:space="0" w:color="auto"/>
+            </w:tcBorders>
+            <w:vAlign w:val="center"/>
+            <w:hideMark/>
+          </w:tcPr>
+          <w:p>
+            <w:r>
+              <w:t>Medio</w:t>
+            </w:r>
+          </w:p>
+        </w:tc>
+        <w:tc>
+          <w:tcPr>
+            <w:tcW w:w="0" w:type="auto"/>
+            <w:tcBorders>
+              <w:top w:val="single" w:sz="4" w:space="0" w:color="auto"/>
+              <w:right w:val="single" w:sz="12" w:space="0" w:color="auto"/>
+            </w:tcBorders>
+            <w:vAlign w:val="center"/>
+            <w:hideMark/>
+          </w:tcPr>
+          <w:p>
+            <w:r>
+              <w:t>Pruebas tempranas y revisión técnica</w:t>
+            </w:r>
+          </w:p>
+        </w:tc>
+      </w:tr>
+      <w:tr>
+        <w:trPr>
+          <w:tblCellSpacing w:w="15" w:type="dxa"/>
+        </w:trPr>
+        <w:tc>
+          <w:tcPr>
+            <w:tcW w:w="0" w:type="auto"/>
+            <w:tcBorders>
+              <w:top w:val="single" w:sz="4" w:space="0" w:color="auto"/>
+              <w:left w:val="single" w:sz="12" w:space="0" w:color="auto"/>
+            </w:tcBorders>
+            <w:vAlign w:val="center"/>
+            <w:hideMark/>
+          </w:tcPr>
+          <w:p>
+            <w:r>
+              <w:t>R-06</w:t>
+            </w:r>
+          </w:p>
+        </w:tc>
+        <w:tc>
+          <w:tcPr>
+            <w:tcW w:w="0" w:type="auto"/>
+            <w:tcBorders>
+              <w:top w:val="single" w:sz="4" w:space="0" w:color="auto"/>
+              <w:left w:val="single" w:sz="12" w:space="0" w:color="auto"/>
+            </w:tcBorders>
+            <w:vAlign w:val="center"/>
+            <w:hideMark/>
+          </w:tcPr>
+          <w:p>
+            <w:r>
+              <w:t>Falta de datos completos</w:t>
+            </w:r>
+          </w:p>
+        </w:tc>
+        <w:tc>
+          <w:tcPr>
+            <w:tcW w:w="0" w:type="auto"/>
+            <w:tcBorders>
+              <w:top w:val="single" w:sz="4" w:space="0" w:color="auto"/>
+              <w:left w:val="single" w:sz="4" w:space="0" w:color="auto"/>
+              <w:right w:val="single" w:sz="4" w:space="0" w:color="auto"/>
+            </w:tcBorders>
+            <w:vAlign w:val="center"/>
+            <w:hideMark/>
+          </w:tcPr>
+          <w:p>
+            <w:r>
+              <w:t>Media</w:t>
+            </w:r>
+          </w:p>
+        </w:tc>
+        <w:tc>
+          <w:tcPr>
+            <w:tcW w:w="0" w:type="auto"/>
+            <w:tcBorders>
+              <w:top w:val="single" w:sz="4" w:space="0" w:color="auto"/>
+              <w:right w:val="single" w:sz="4" w:space="0" w:color="auto"/>
+            </w:tcBorders>
+            <w:vAlign w:val="center"/>
+            <w:hideMark/>
+          </w:tcPr>
+          <w:p>
+            <w:r>
+              <w:t>Medio</w:t>
+            </w:r>
+          </w:p>
+        </w:tc>
+        <w:tc>
+          <w:tcPr>
+            <w:tcW w:w="0" w:type="auto"/>
+            <w:tcBorders>
+              <w:top w:val="single" w:sz="4" w:space="0" w:color="auto"/>
+              <w:right w:val="single" w:sz="12" w:space="0" w:color="auto"/>
+            </w:tcBorders>
+            <w:vAlign w:val="center"/>
+            <w:hideMark/>
+          </w:tcPr>
+          <w:p>
+            <w:r>
+              <w:t>Solicitar información oficial por etapas</w:t>
+            </w:r>
+          </w:p>
+        </w:tc>
+      </w:tr>
+      <w:tr>
+        <w:trPr>
+          <w:tblCellSpacing w:w="15" w:type="dxa"/>
+        </w:trPr>
+        <w:tc>
+          <w:tcPr>
+            <w:tcW w:w="0" w:type="auto"/>
+            <w:tcBorders>
+              <w:top w:val="single" w:sz="4" w:space="0" w:color="auto"/>
+              <w:left w:val="single" w:sz="12" w:space="0" w:color="auto"/>
+              <w:bottom w:val="single" w:sz="12" w:space="0" w:color="auto"/>
+            </w:tcBorders>
+            <w:vAlign w:val="center"/>
+            <w:hideMark/>
+          </w:tcPr>
+          <w:p>
+            <w:r>
+              <w:t>R-07</w:t>
+            </w:r>
+          </w:p>
+        </w:tc>
+        <w:tc>
+          <w:tcPr>
+            <w:tcW w:w="0" w:type="auto"/>
+            <w:tcBorders>
+              <w:top w:val="single" w:sz="4" w:space="0" w:color="auto"/>
+              <w:left w:val="single" w:sz="12" w:space="0" w:color="auto"/>
+              <w:bottom w:val="single" w:sz="12" w:space="0" w:color="auto"/>
+            </w:tcBorders>
+            <w:vAlign w:val="center"/>
+            <w:hideMark/>
+          </w:tcPr>
+          <w:p>
+            <w:r>
+              <w:t>Baja adopción de usuarios</w:t>
+            </w:r>
+          </w:p>
+        </w:tc>
+        <w:tc>
+          <w:tcPr>
+            <w:tcW w:w="0" w:type="auto"/>
+            <w:tcBorders>
+              <w:top w:val="single" w:sz="4" w:space="0" w:color="auto"/>
+              <w:left w:val="single" w:sz="4" w:space="0" w:color="auto"/>
+              <w:bottom w:val="single" w:sz="12" w:space="0" w:color="auto"/>
+              <w:right w:val="single" w:sz="4" w:space="0" w:color="auto"/>
+            </w:tcBorders>
+            <w:vAlign w:val="center"/>
+            <w:hideMark/>
+          </w:tcPr>
+          <w:p>
+            <w:r>
+              <w:t>Baja</w:t>
+            </w:r>
+          </w:p>
+        </w:tc>
+        <w:tc>
+          <w:tcPr>
+            <w:tcW w:w="0" w:type="auto"/>
+            <w:tcBorders>
+              <w:top w:val="single" w:sz="4" w:space="0" w:color="auto"/>
+              <w:bottom w:val="single" w:sz="12" w:space="0" w:color="auto"/>
+              <w:right w:val="single" w:sz="4" w:space="0" w:color="auto"/>
+            </w:tcBorders>
+            <w:vAlign w:val="center"/>
+            <w:hideMark/>
+          </w:tcPr>
+          <w:p>
+            <w:r>
+              <w:t>Medio</w:t>
+            </w:r>
+          </w:p>
+        </w:tc>
+        <w:tc>
+          <w:tcPr>
+            <w:tcW w:w="0" w:type="auto"/>
+            <w:tcBorders>
+              <w:top w:val="single" w:sz="4" w:space="0" w:color="auto"/>
+              <w:bottom w:val="single" w:sz="12" w:space="0" w:color="auto"/>
+              <w:right w:val="single" w:sz="12" w:space="0" w:color="auto"/>
+            </w:tcBorders>
+            <w:vAlign w:val="center"/>
+            <w:hideMark/>
+          </w:tcPr>
+          <w:p>
+            <w:r>
+              <w:t>Capacitación y diseño simple</w:t>
             </w:r>
           </w:p>
         </w:tc>
@@ -4552,6 +5791,119 @@
     </w:lvl>
   </w:abstractNum>
   <w:abstractNum w:abstractNumId="5" w15:restartNumberingAfterBreak="0">
+    <w:nsid w:val="30A855D9"/>
+    <w:multiLevelType w:val="hybridMultilevel"/>
+    <w:tmpl w:val="540A9414"/>
+    <w:lvl w:ilvl="0" w:tplc="400A000B">
+      <w:start w:val="1"/>
+      <w:numFmt w:val="bullet"/>
+      <w:lvlText w:val=""/>
+      <w:lvlJc w:val="left"/>
+      <w:pPr>
+        <w:ind w:left="720" w:hanging="360"/>
+      </w:pPr>
+      <w:rPr>
+        <w:rFonts w:ascii="Wingdings" w:hAnsi="Wingdings" w:hint="default"/>
+      </w:rPr>
+    </w:lvl>
+    <w:lvl w:ilvl="1" w:tplc="400A0003" w:tentative="1">
+      <w:start w:val="1"/>
+      <w:numFmt w:val="bullet"/>
+      <w:lvlText w:val="o"/>
+      <w:lvlJc w:val="left"/>
+      <w:pPr>
+        <w:ind w:left="1440" w:hanging="360"/>
+      </w:pPr>
+      <w:rPr>
+        <w:rFonts w:ascii="Courier New" w:hAnsi="Courier New" w:cs="Courier New" w:hint="default"/>
+      </w:rPr>
+    </w:lvl>
+    <w:lvl w:ilvl="2" w:tplc="400A0005" w:tentative="1">
+      <w:start w:val="1"/>
+      <w:numFmt w:val="bullet"/>
+      <w:lvlText w:val=""/>
+      <w:lvlJc w:val="left"/>
+      <w:pPr>
+        <w:ind w:left="2160" w:hanging="360"/>
+      </w:pPr>
+      <w:rPr>
+        <w:rFonts w:ascii="Wingdings" w:hAnsi="Wingdings" w:hint="default"/>
+      </w:rPr>
+    </w:lvl>
+    <w:lvl w:ilvl="3" w:tplc="400A0001" w:tentative="1">
+      <w:start w:val="1"/>
+      <w:numFmt w:val="bullet"/>
+      <w:lvlText w:val=""/>
+      <w:lvlJc w:val="left"/>
+      <w:pPr>
+        <w:ind w:left="2880" w:hanging="360"/>
+      </w:pPr>
+      <w:rPr>
+        <w:rFonts w:ascii="Symbol" w:hAnsi="Symbol" w:hint="default"/>
+      </w:rPr>
+    </w:lvl>
+    <w:lvl w:ilvl="4" w:tplc="400A0003" w:tentative="1">
+      <w:start w:val="1"/>
+      <w:numFmt w:val="bullet"/>
+      <w:lvlText w:val="o"/>
+      <w:lvlJc w:val="left"/>
+      <w:pPr>
+        <w:ind w:left="3600" w:hanging="360"/>
+      </w:pPr>
+      <w:rPr>
+        <w:rFonts w:ascii="Courier New" w:hAnsi="Courier New" w:cs="Courier New" w:hint="default"/>
+      </w:rPr>
+    </w:lvl>
+    <w:lvl w:ilvl="5" w:tplc="400A0005" w:tentative="1">
+      <w:start w:val="1"/>
+      <w:numFmt w:val="bullet"/>
+      <w:lvlText w:val=""/>
+      <w:lvlJc w:val="left"/>
+      <w:pPr>
+        <w:ind w:left="4320" w:hanging="360"/>
+      </w:pPr>
+      <w:rPr>
+        <w:rFonts w:ascii="Wingdings" w:hAnsi="Wingdings" w:hint="default"/>
+      </w:rPr>
+    </w:lvl>
+    <w:lvl w:ilvl="6" w:tplc="400A0001" w:tentative="1">
+      <w:start w:val="1"/>
+      <w:numFmt w:val="bullet"/>
+      <w:lvlText w:val=""/>
+      <w:lvlJc w:val="left"/>
+      <w:pPr>
+        <w:ind w:left="5040" w:hanging="360"/>
+      </w:pPr>
+      <w:rPr>
+        <w:rFonts w:ascii="Symbol" w:hAnsi="Symbol" w:hint="default"/>
+      </w:rPr>
+    </w:lvl>
+    <w:lvl w:ilvl="7" w:tplc="400A0003" w:tentative="1">
+      <w:start w:val="1"/>
+      <w:numFmt w:val="bullet"/>
+      <w:lvlText w:val="o"/>
+      <w:lvlJc w:val="left"/>
+      <w:pPr>
+        <w:ind w:left="5760" w:hanging="360"/>
+      </w:pPr>
+      <w:rPr>
+        <w:rFonts w:ascii="Courier New" w:hAnsi="Courier New" w:cs="Courier New" w:hint="default"/>
+      </w:rPr>
+    </w:lvl>
+    <w:lvl w:ilvl="8" w:tplc="400A0005" w:tentative="1">
+      <w:start w:val="1"/>
+      <w:numFmt w:val="bullet"/>
+      <w:lvlText w:val=""/>
+      <w:lvlJc w:val="left"/>
+      <w:pPr>
+        <w:ind w:left="6480" w:hanging="360"/>
+      </w:pPr>
+      <w:rPr>
+        <w:rFonts w:ascii="Wingdings" w:hAnsi="Wingdings" w:hint="default"/>
+      </w:rPr>
+    </w:lvl>
+  </w:abstractNum>
+  <w:abstractNum w:abstractNumId="6" w15:restartNumberingAfterBreak="0">
     <w:nsid w:val="31CA5B06"/>
     <w:multiLevelType w:val="hybridMultilevel"/>
     <w:tmpl w:val="63448F2E"/>
@@ -4664,7 +6016,7 @@
       </w:rPr>
     </w:lvl>
   </w:abstractNum>
-  <w:abstractNum w:abstractNumId="6" w15:restartNumberingAfterBreak="0">
+  <w:abstractNum w:abstractNumId="7" w15:restartNumberingAfterBreak="0">
     <w:nsid w:val="52D743B5"/>
     <w:multiLevelType w:val="multilevel"/>
     <w:tmpl w:val="88E67E1A"/>
@@ -4813,7 +6165,7 @@
       </w:rPr>
     </w:lvl>
   </w:abstractNum>
-  <w:abstractNum w:abstractNumId="7" w15:restartNumberingAfterBreak="0">
+  <w:abstractNum w:abstractNumId="8" w15:restartNumberingAfterBreak="0">
     <w:nsid w:val="582F47DF"/>
     <w:multiLevelType w:val="hybridMultilevel"/>
     <w:tmpl w:val="060C730C"/>
@@ -4926,7 +6278,7 @@
       </w:rPr>
     </w:lvl>
   </w:abstractNum>
-  <w:abstractNum w:abstractNumId="8" w15:restartNumberingAfterBreak="0">
+  <w:abstractNum w:abstractNumId="9" w15:restartNumberingAfterBreak="0">
     <w:nsid w:val="59B37FCA"/>
     <w:multiLevelType w:val="multilevel"/>
     <w:tmpl w:val="83A8348C"/>
@@ -5075,7 +6427,7 @@
       </w:rPr>
     </w:lvl>
   </w:abstractNum>
-  <w:abstractNum w:abstractNumId="9" w15:restartNumberingAfterBreak="0">
+  <w:abstractNum w:abstractNumId="10" w15:restartNumberingAfterBreak="0">
     <w:nsid w:val="59B71C82"/>
     <w:multiLevelType w:val="multilevel"/>
     <w:tmpl w:val="BBBA5C8A"/>
@@ -5224,7 +6576,7 @@
       </w:rPr>
     </w:lvl>
   </w:abstractNum>
-  <w:abstractNum w:abstractNumId="10" w15:restartNumberingAfterBreak="0">
+  <w:abstractNum w:abstractNumId="11" w15:restartNumberingAfterBreak="0">
     <w:nsid w:val="5AB52200"/>
     <w:multiLevelType w:val="multilevel"/>
     <w:tmpl w:val="195AE064"/>
@@ -5373,7 +6725,7 @@
       </w:rPr>
     </w:lvl>
   </w:abstractNum>
-  <w:abstractNum w:abstractNumId="11" w15:restartNumberingAfterBreak="0">
+  <w:abstractNum w:abstractNumId="12" w15:restartNumberingAfterBreak="0">
     <w:nsid w:val="66C60460"/>
     <w:multiLevelType w:val="multilevel"/>
     <w:tmpl w:val="2A2678F0"/>
@@ -5522,7 +6874,7 @@
       </w:rPr>
     </w:lvl>
   </w:abstractNum>
-  <w:abstractNum w:abstractNumId="12" w15:restartNumberingAfterBreak="0">
+  <w:abstractNum w:abstractNumId="13" w15:restartNumberingAfterBreak="0">
     <w:nsid w:val="73BA09F8"/>
     <w:multiLevelType w:val="hybridMultilevel"/>
     <w:tmpl w:val="480A10B4"/>
@@ -5609,19 +6961,19 @@
     </w:lvl>
   </w:abstractNum>
   <w:num w:numId="1" w16cid:durableId="216934110">
-    <w:abstractNumId w:val="6"/>
+    <w:abstractNumId w:val="7"/>
   </w:num>
   <w:num w:numId="2" w16cid:durableId="1256934773">
-    <w:abstractNumId w:val="9"/>
+    <w:abstractNumId w:val="10"/>
   </w:num>
   <w:num w:numId="3" w16cid:durableId="482084728">
-    <w:abstractNumId w:val="8"/>
+    <w:abstractNumId w:val="9"/>
   </w:num>
   <w:num w:numId="4" w16cid:durableId="1420522299">
     <w:abstractNumId w:val="3"/>
   </w:num>
   <w:num w:numId="5" w16cid:durableId="443237215">
-    <w:abstractNumId w:val="11"/>
+    <w:abstractNumId w:val="12"/>
   </w:num>
   <w:num w:numId="6" w16cid:durableId="1856843826">
     <w:abstractNumId w:val="4"/>
@@ -5630,22 +6982,25 @@
     <w:abstractNumId w:val="2"/>
   </w:num>
   <w:num w:numId="8" w16cid:durableId="200554054">
-    <w:abstractNumId w:val="10"/>
+    <w:abstractNumId w:val="11"/>
   </w:num>
   <w:num w:numId="9" w16cid:durableId="622421959">
     <w:abstractNumId w:val="0"/>
   </w:num>
   <w:num w:numId="10" w16cid:durableId="416826658">
-    <w:abstractNumId w:val="12"/>
+    <w:abstractNumId w:val="13"/>
   </w:num>
   <w:num w:numId="11" w16cid:durableId="1808011045">
-    <w:abstractNumId w:val="5"/>
+    <w:abstractNumId w:val="6"/>
   </w:num>
   <w:num w:numId="12" w16cid:durableId="800925644">
     <w:abstractNumId w:val="1"/>
   </w:num>
   <w:num w:numId="13" w16cid:durableId="2048524773">
-    <w:abstractNumId w:val="7"/>
+    <w:abstractNumId w:val="8"/>
+  </w:num>
+  <w:num w:numId="14" w16cid:durableId="1338272492">
+    <w:abstractNumId w:val="5"/>
   </w:num>
 </w:numbering>
 </file>

--- a/Sistema de Gestión para Mercados Municipales.docx
+++ b/Sistema de Gestión para Mercados Municipales.docx
@@ -5129,6 +5129,957 @@
       </w:tr>
     </w:tbl>
     <w:p/>
+    <w:p>
+      <w:pPr>
+        <w:rPr>
+          <w:b/>
+          <w:bCs/>
+        </w:rPr>
+      </w:pPr>
+    </w:p>
+    <w:p>
+      <w:pPr>
+        <w:rPr>
+          <w:b/>
+          <w:bCs/>
+        </w:rPr>
+      </w:pPr>
+    </w:p>
+    <w:p>
+      <w:pPr>
+        <w:rPr>
+          <w:b/>
+          <w:bCs/>
+        </w:rPr>
+      </w:pPr>
+    </w:p>
+    <w:p>
+      <w:pPr>
+        <w:rPr>
+          <w:b/>
+          <w:bCs/>
+        </w:rPr>
+      </w:pPr>
+      <w:r>
+        <w:rPr>
+          <w:b/>
+          <w:bCs/>
+        </w:rPr>
+        <w:lastRenderedPageBreak/>
+        <w:t>11. Informes de Avance</w:t>
+      </w:r>
+    </w:p>
+    <w:p>
+      <w:pPr>
+        <w:rPr>
+          <w:b/>
+          <w:bCs/>
+        </w:rPr>
+      </w:pPr>
+      <w:r>
+        <w:rPr>
+          <w:b/>
+          <w:bCs/>
+        </w:rPr>
+        <w:t>Informe semanal de estado</w:t>
+      </w:r>
+    </w:p>
+    <w:p>
+      <w:r>
+        <w:rPr>
+          <w:b/>
+          <w:bCs/>
+        </w:rPr>
+        <w:t>Proyecto:</w:t>
+      </w:r>
+      <w:r>
+        <w:t xml:space="preserve"> Sistema de Gestión para Mercados Municipales</w:t>
+      </w:r>
+      <w:r>
+        <w:br/>
+      </w:r>
+      <w:r>
+        <w:rPr>
+          <w:b/>
+          <w:bCs/>
+        </w:rPr>
+        <w:t>Semana:</w:t>
+      </w:r>
+      <w:r>
+        <w:t xml:space="preserve"> </w:t>
+      </w:r>
+      <w:r>
+        <w:t>1</w:t>
+      </w:r>
+      <w:r>
+        <w:br/>
+      </w:r>
+      <w:proofErr w:type="gramStart"/>
+      <w:r>
+        <w:rPr>
+          <w:b/>
+          <w:bCs/>
+        </w:rPr>
+        <w:t>Responsable</w:t>
+      </w:r>
+      <w:proofErr w:type="gramEnd"/>
+      <w:r>
+        <w:rPr>
+          <w:b/>
+          <w:bCs/>
+        </w:rPr>
+        <w:t>:</w:t>
+      </w:r>
+      <w:r>
+        <w:t xml:space="preserve"> Jefe de Proyecto</w:t>
+      </w:r>
+      <w:r>
+        <w:br/>
+      </w:r>
+      <w:r>
+        <w:rPr>
+          <w:b/>
+          <w:bCs/>
+        </w:rPr>
+        <w:t>Dirigido a:</w:t>
+      </w:r>
+      <w:r>
+        <w:t xml:space="preserve"> Dirección de Ingresos de la Alcaldía de Sucre</w:t>
+      </w:r>
+    </w:p>
+    <w:p>
+      <w:pPr>
+        <w:rPr>
+          <w:b/>
+          <w:bCs/>
+        </w:rPr>
+      </w:pPr>
+      <w:r>
+        <w:rPr>
+          <w:b/>
+          <w:bCs/>
+        </w:rPr>
+        <w:t>Resumen general</w:t>
+      </w:r>
+    </w:p>
+    <w:p>
+      <w:pPr>
+        <w:jc w:val="both"/>
+      </w:pPr>
+      <w:r>
+        <w:t>Durante la semana se trabajó en las actividades planificadas del sprint, avanzando en el desarrollo de funcionalidades relacionadas con el MVP. Se revisaron tareas pendientes, incidencias y riesgos activos.</w:t>
+      </w:r>
+    </w:p>
+    <w:p>
+      <w:pPr>
+        <w:rPr>
+          <w:b/>
+          <w:bCs/>
+        </w:rPr>
+      </w:pPr>
+      <w:r>
+        <w:rPr>
+          <w:b/>
+          <w:bCs/>
+        </w:rPr>
+        <w:t>Avances realizados</w:t>
+      </w:r>
+    </w:p>
+    <w:p>
+      <w:pPr>
+        <w:numPr>
+          <w:ilvl w:val="0"/>
+          <w:numId w:val="15"/>
+        </w:numPr>
+      </w:pPr>
+      <w:r>
+        <w:t>Desarrollo de funcionalidades planificadas.</w:t>
+      </w:r>
+    </w:p>
+    <w:p>
+      <w:pPr>
+        <w:numPr>
+          <w:ilvl w:val="0"/>
+          <w:numId w:val="15"/>
+        </w:numPr>
+      </w:pPr>
+      <w:r>
+        <w:t>Revisión de requerimientos con usuarios clave.</w:t>
+      </w:r>
+    </w:p>
+    <w:p>
+      <w:pPr>
+        <w:numPr>
+          <w:ilvl w:val="0"/>
+          <w:numId w:val="15"/>
+        </w:numPr>
+      </w:pPr>
+      <w:r>
+        <w:t>Actualización del tablero de seguimiento.</w:t>
+      </w:r>
+    </w:p>
+    <w:p>
+      <w:pPr>
+        <w:numPr>
+          <w:ilvl w:val="0"/>
+          <w:numId w:val="15"/>
+        </w:numPr>
+      </w:pPr>
+      <w:r>
+        <w:t>Corrección de incidencias detectadas.</w:t>
+      </w:r>
+    </w:p>
+    <w:p>
+      <w:pPr>
+        <w:numPr>
+          <w:ilvl w:val="0"/>
+          <w:numId w:val="15"/>
+        </w:numPr>
+      </w:pPr>
+      <w:r>
+        <w:t xml:space="preserve">Actualización del repositorio Git con </w:t>
+      </w:r>
+      <w:proofErr w:type="spellStart"/>
+      <w:r>
+        <w:t>commits</w:t>
+      </w:r>
+      <w:proofErr w:type="spellEnd"/>
+      <w:r>
+        <w:t xml:space="preserve"> de avance.</w:t>
+      </w:r>
+    </w:p>
+    <w:p>
+      <w:pPr>
+        <w:rPr>
+          <w:b/>
+          <w:bCs/>
+        </w:rPr>
+      </w:pPr>
+      <w:r>
+        <w:rPr>
+          <w:b/>
+          <w:bCs/>
+        </w:rPr>
+        <w:t>Actividades pendientes</w:t>
+      </w:r>
+    </w:p>
+    <w:p>
+      <w:pPr>
+        <w:numPr>
+          <w:ilvl w:val="0"/>
+          <w:numId w:val="16"/>
+        </w:numPr>
+      </w:pPr>
+      <w:r>
+        <w:t>Completar tareas no finalizadas.</w:t>
+      </w:r>
+    </w:p>
+    <w:p>
+      <w:pPr>
+        <w:numPr>
+          <w:ilvl w:val="0"/>
+          <w:numId w:val="16"/>
+        </w:numPr>
+      </w:pPr>
+      <w:r>
+        <w:t>Validar funcionalidades con el cliente.</w:t>
+      </w:r>
+    </w:p>
+    <w:p>
+      <w:pPr>
+        <w:numPr>
+          <w:ilvl w:val="0"/>
+          <w:numId w:val="16"/>
+        </w:numPr>
+      </w:pPr>
+      <w:r>
+        <w:t>Continuar pruebas internas.</w:t>
+      </w:r>
+    </w:p>
+    <w:p>
+      <w:pPr>
+        <w:numPr>
+          <w:ilvl w:val="0"/>
+          <w:numId w:val="16"/>
+        </w:numPr>
+      </w:pPr>
+      <w:r>
+        <w:t>Actualizar documentación del proyecto.</w:t>
+      </w:r>
+    </w:p>
+    <w:p>
+      <w:pPr>
+        <w:rPr>
+          <w:b/>
+          <w:bCs/>
+        </w:rPr>
+      </w:pPr>
+      <w:r>
+        <w:rPr>
+          <w:b/>
+          <w:bCs/>
+        </w:rPr>
+        <w:t>Riesgos o problemas encontrados</w:t>
+      </w:r>
+    </w:p>
+    <w:p>
+      <w:pPr>
+        <w:jc w:val="both"/>
+      </w:pPr>
+      <w:r>
+        <w:t>Se identifican riesgos relacionados con cambios de alcance, disponibilidad del equipo y ajustes normativos.</w:t>
+      </w:r>
+    </w:p>
+    <w:p>
+      <w:pPr>
+        <w:rPr>
+          <w:b/>
+          <w:bCs/>
+        </w:rPr>
+      </w:pPr>
+      <w:r>
+        <w:rPr>
+          <w:b/>
+          <w:bCs/>
+        </w:rPr>
+        <w:t>Estado del proyecto</w:t>
+      </w:r>
+    </w:p>
+    <w:p>
+      <w:pPr>
+        <w:rPr>
+          <w:u w:val="single"/>
+        </w:rPr>
+      </w:pPr>
+      <w:r>
+        <w:t xml:space="preserve">Estado general: </w:t>
+      </w:r>
+      <w:r>
+        <w:rPr>
+          <w:u w:val="single"/>
+        </w:rPr>
+        <w:t>En seguimiento.</w:t>
+      </w:r>
+      <w:r>
+        <w:br/>
+        <w:t xml:space="preserve">Semáforo: </w:t>
+      </w:r>
+      <w:r>
+        <w:rPr>
+          <w:u w:val="single"/>
+        </w:rPr>
+        <w:t>Amarillo, debido a cambios en normativa y salida de personal clave.</w:t>
+      </w:r>
+    </w:p>
+    <w:p>
+      <w:pPr>
+        <w:rPr>
+          <w:b/>
+          <w:bCs/>
+        </w:rPr>
+      </w:pPr>
+      <w:r>
+        <w:rPr>
+          <w:b/>
+          <w:bCs/>
+        </w:rPr>
+        <w:t>12. Tablero de Seguimiento KPI</w:t>
+      </w:r>
+    </w:p>
+    <w:tbl>
+      <w:tblPr>
+        <w:tblW w:w="0" w:type="auto"/>
+        <w:tblCellSpacing w:w="15" w:type="dxa"/>
+        <w:tblCellMar>
+          <w:top w:w="15" w:type="dxa"/>
+          <w:left w:w="15" w:type="dxa"/>
+          <w:bottom w:w="15" w:type="dxa"/>
+          <w:right w:w="15" w:type="dxa"/>
+        </w:tblCellMar>
+        <w:tblLook w:val="04A0" w:firstRow="1" w:lastRow="0" w:firstColumn="1" w:lastColumn="0" w:noHBand="0" w:noVBand="1"/>
+      </w:tblPr>
+      <w:tblGrid>
+        <w:gridCol w:w="2257"/>
+        <w:gridCol w:w="2945"/>
+        <w:gridCol w:w="1776"/>
+        <w:gridCol w:w="1496"/>
+      </w:tblGrid>
+      <w:tr>
+        <w:trPr>
+          <w:tblCellSpacing w:w="15" w:type="dxa"/>
+        </w:trPr>
+        <w:tc>
+          <w:tcPr>
+            <w:tcW w:w="0" w:type="auto"/>
+            <w:tcBorders>
+              <w:top w:val="single" w:sz="12" w:space="0" w:color="auto"/>
+              <w:left w:val="single" w:sz="12" w:space="0" w:color="auto"/>
+              <w:bottom w:val="single" w:sz="12" w:space="0" w:color="auto"/>
+            </w:tcBorders>
+            <w:shd w:val="clear" w:color="auto" w:fill="FFFF00"/>
+            <w:vAlign w:val="center"/>
+            <w:hideMark/>
+          </w:tcPr>
+          <w:p>
+            <w:r>
+              <w:t>KPI</w:t>
+            </w:r>
+          </w:p>
+        </w:tc>
+        <w:tc>
+          <w:tcPr>
+            <w:tcW w:w="0" w:type="auto"/>
+            <w:tcBorders>
+              <w:top w:val="single" w:sz="12" w:space="0" w:color="auto"/>
+              <w:bottom w:val="single" w:sz="12" w:space="0" w:color="auto"/>
+            </w:tcBorders>
+            <w:shd w:val="clear" w:color="auto" w:fill="45B0E1" w:themeFill="accent1" w:themeFillTint="99"/>
+            <w:vAlign w:val="center"/>
+            <w:hideMark/>
+          </w:tcPr>
+          <w:p>
+            <w:r>
+              <w:t>Descripción</w:t>
+            </w:r>
+          </w:p>
+        </w:tc>
+        <w:tc>
+          <w:tcPr>
+            <w:tcW w:w="0" w:type="auto"/>
+            <w:tcBorders>
+              <w:top w:val="single" w:sz="12" w:space="0" w:color="auto"/>
+              <w:bottom w:val="single" w:sz="12" w:space="0" w:color="auto"/>
+            </w:tcBorders>
+            <w:shd w:val="clear" w:color="auto" w:fill="8DD873" w:themeFill="accent6" w:themeFillTint="99"/>
+            <w:vAlign w:val="center"/>
+            <w:hideMark/>
+          </w:tcPr>
+          <w:p>
+            <w:r>
+              <w:t>Meta</w:t>
+            </w:r>
+          </w:p>
+        </w:tc>
+        <w:tc>
+          <w:tcPr>
+            <w:tcW w:w="0" w:type="auto"/>
+            <w:tcBorders>
+              <w:top w:val="single" w:sz="12" w:space="0" w:color="auto"/>
+              <w:bottom w:val="single" w:sz="12" w:space="0" w:color="auto"/>
+              <w:right w:val="single" w:sz="12" w:space="0" w:color="auto"/>
+            </w:tcBorders>
+            <w:shd w:val="clear" w:color="auto" w:fill="F1A983" w:themeFill="accent2" w:themeFillTint="99"/>
+            <w:vAlign w:val="center"/>
+            <w:hideMark/>
+          </w:tcPr>
+          <w:p>
+            <w:r>
+              <w:t>Estado</w:t>
+            </w:r>
+          </w:p>
+        </w:tc>
+      </w:tr>
+      <w:tr>
+        <w:trPr>
+          <w:tblCellSpacing w:w="15" w:type="dxa"/>
+        </w:trPr>
+        <w:tc>
+          <w:tcPr>
+            <w:tcW w:w="0" w:type="auto"/>
+            <w:tcBorders>
+              <w:left w:val="single" w:sz="12" w:space="0" w:color="auto"/>
+              <w:bottom w:val="single" w:sz="4" w:space="0" w:color="auto"/>
+            </w:tcBorders>
+            <w:shd w:val="clear" w:color="auto" w:fill="EFF282"/>
+            <w:vAlign w:val="center"/>
+            <w:hideMark/>
+          </w:tcPr>
+          <w:p>
+            <w:r>
+              <w:t>Avance del proyecto</w:t>
+            </w:r>
+          </w:p>
+        </w:tc>
+        <w:tc>
+          <w:tcPr>
+            <w:tcW w:w="0" w:type="auto"/>
+            <w:tcBorders>
+              <w:bottom w:val="single" w:sz="4" w:space="0" w:color="auto"/>
+            </w:tcBorders>
+            <w:shd w:val="clear" w:color="auto" w:fill="C1E4F5" w:themeFill="accent1" w:themeFillTint="33"/>
+            <w:vAlign w:val="center"/>
+            <w:hideMark/>
+          </w:tcPr>
+          <w:p>
+            <w:r>
+              <w:t>Porcentaje de tareas completadas</w:t>
+            </w:r>
+          </w:p>
+        </w:tc>
+        <w:tc>
+          <w:tcPr>
+            <w:tcW w:w="0" w:type="auto"/>
+            <w:tcBorders>
+              <w:bottom w:val="single" w:sz="4" w:space="0" w:color="auto"/>
+            </w:tcBorders>
+            <w:shd w:val="clear" w:color="auto" w:fill="D9F2D0" w:themeFill="accent6" w:themeFillTint="33"/>
+            <w:vAlign w:val="center"/>
+            <w:hideMark/>
+          </w:tcPr>
+          <w:p>
+            <w:r>
+              <w:t>100%</w:t>
+            </w:r>
+          </w:p>
+        </w:tc>
+        <w:tc>
+          <w:tcPr>
+            <w:tcW w:w="0" w:type="auto"/>
+            <w:tcBorders>
+              <w:bottom w:val="single" w:sz="4" w:space="0" w:color="auto"/>
+              <w:right w:val="single" w:sz="12" w:space="0" w:color="auto"/>
+            </w:tcBorders>
+            <w:shd w:val="clear" w:color="auto" w:fill="FAE2D5" w:themeFill="accent2" w:themeFillTint="33"/>
+            <w:vAlign w:val="center"/>
+            <w:hideMark/>
+          </w:tcPr>
+          <w:p>
+            <w:r>
+              <w:t>En progreso</w:t>
+            </w:r>
+          </w:p>
+        </w:tc>
+      </w:tr>
+      <w:tr>
+        <w:trPr>
+          <w:tblCellSpacing w:w="15" w:type="dxa"/>
+        </w:trPr>
+        <w:tc>
+          <w:tcPr>
+            <w:tcW w:w="0" w:type="auto"/>
+            <w:tcBorders>
+              <w:left w:val="single" w:sz="12" w:space="0" w:color="auto"/>
+            </w:tcBorders>
+            <w:shd w:val="clear" w:color="auto" w:fill="EFF282"/>
+            <w:vAlign w:val="center"/>
+            <w:hideMark/>
+          </w:tcPr>
+          <w:p>
+            <w:r>
+              <w:t>Cumplimiento de sprint</w:t>
+            </w:r>
+          </w:p>
+        </w:tc>
+        <w:tc>
+          <w:tcPr>
+            <w:tcW w:w="0" w:type="auto"/>
+            <w:shd w:val="clear" w:color="auto" w:fill="C1E4F5" w:themeFill="accent1" w:themeFillTint="33"/>
+            <w:vAlign w:val="center"/>
+            <w:hideMark/>
+          </w:tcPr>
+          <w:p>
+            <w:r>
+              <w:t>Historias completadas por sprint</w:t>
+            </w:r>
+          </w:p>
+        </w:tc>
+        <w:tc>
+          <w:tcPr>
+            <w:tcW w:w="0" w:type="auto"/>
+            <w:shd w:val="clear" w:color="auto" w:fill="D9F2D0" w:themeFill="accent6" w:themeFillTint="33"/>
+            <w:vAlign w:val="center"/>
+            <w:hideMark/>
+          </w:tcPr>
+          <w:p>
+            <w:r>
+              <w:t>80% o más</w:t>
+            </w:r>
+          </w:p>
+        </w:tc>
+        <w:tc>
+          <w:tcPr>
+            <w:tcW w:w="0" w:type="auto"/>
+            <w:tcBorders>
+              <w:right w:val="single" w:sz="12" w:space="0" w:color="auto"/>
+            </w:tcBorders>
+            <w:shd w:val="clear" w:color="auto" w:fill="FAE2D5" w:themeFill="accent2" w:themeFillTint="33"/>
+            <w:vAlign w:val="center"/>
+            <w:hideMark/>
+          </w:tcPr>
+          <w:p>
+            <w:r>
+              <w:t>En seguimiento</w:t>
+            </w:r>
+          </w:p>
+        </w:tc>
+      </w:tr>
+      <w:tr>
+        <w:trPr>
+          <w:tblCellSpacing w:w="15" w:type="dxa"/>
+        </w:trPr>
+        <w:tc>
+          <w:tcPr>
+            <w:tcW w:w="0" w:type="auto"/>
+            <w:tcBorders>
+              <w:top w:val="single" w:sz="4" w:space="0" w:color="auto"/>
+              <w:left w:val="single" w:sz="12" w:space="0" w:color="auto"/>
+              <w:bottom w:val="single" w:sz="4" w:space="0" w:color="auto"/>
+            </w:tcBorders>
+            <w:shd w:val="clear" w:color="auto" w:fill="EFF282"/>
+            <w:vAlign w:val="center"/>
+            <w:hideMark/>
+          </w:tcPr>
+          <w:p>
+            <w:r>
+              <w:t>Incidencias abiertas</w:t>
+            </w:r>
+          </w:p>
+        </w:tc>
+        <w:tc>
+          <w:tcPr>
+            <w:tcW w:w="0" w:type="auto"/>
+            <w:tcBorders>
+              <w:top w:val="single" w:sz="4" w:space="0" w:color="auto"/>
+              <w:bottom w:val="single" w:sz="4" w:space="0" w:color="auto"/>
+            </w:tcBorders>
+            <w:shd w:val="clear" w:color="auto" w:fill="C1E4F5" w:themeFill="accent1" w:themeFillTint="33"/>
+            <w:vAlign w:val="center"/>
+            <w:hideMark/>
+          </w:tcPr>
+          <w:p>
+            <w:r>
+              <w:t>Errores pendientes de resolver</w:t>
+            </w:r>
+          </w:p>
+        </w:tc>
+        <w:tc>
+          <w:tcPr>
+            <w:tcW w:w="0" w:type="auto"/>
+            <w:tcBorders>
+              <w:top w:val="single" w:sz="4" w:space="0" w:color="auto"/>
+              <w:bottom w:val="single" w:sz="4" w:space="0" w:color="auto"/>
+            </w:tcBorders>
+            <w:shd w:val="clear" w:color="auto" w:fill="D9F2D0" w:themeFill="accent6" w:themeFillTint="33"/>
+            <w:vAlign w:val="center"/>
+            <w:hideMark/>
+          </w:tcPr>
+          <w:p>
+            <w:r>
+              <w:t>Menos de 10</w:t>
+            </w:r>
+          </w:p>
+        </w:tc>
+        <w:tc>
+          <w:tcPr>
+            <w:tcW w:w="0" w:type="auto"/>
+            <w:tcBorders>
+              <w:top w:val="single" w:sz="4" w:space="0" w:color="auto"/>
+              <w:bottom w:val="single" w:sz="4" w:space="0" w:color="auto"/>
+              <w:right w:val="single" w:sz="12" w:space="0" w:color="auto"/>
+            </w:tcBorders>
+            <w:shd w:val="clear" w:color="auto" w:fill="FAE2D5" w:themeFill="accent2" w:themeFillTint="33"/>
+            <w:vAlign w:val="center"/>
+            <w:hideMark/>
+          </w:tcPr>
+          <w:p>
+            <w:r>
+              <w:t>En seguimiento</w:t>
+            </w:r>
+          </w:p>
+        </w:tc>
+      </w:tr>
+      <w:tr>
+        <w:trPr>
+          <w:tblCellSpacing w:w="15" w:type="dxa"/>
+        </w:trPr>
+        <w:tc>
+          <w:tcPr>
+            <w:tcW w:w="0" w:type="auto"/>
+            <w:tcBorders>
+              <w:top w:val="single" w:sz="4" w:space="0" w:color="auto"/>
+              <w:left w:val="single" w:sz="12" w:space="0" w:color="auto"/>
+              <w:bottom w:val="single" w:sz="4" w:space="0" w:color="auto"/>
+            </w:tcBorders>
+            <w:shd w:val="clear" w:color="auto" w:fill="EFF282"/>
+            <w:vAlign w:val="center"/>
+            <w:hideMark/>
+          </w:tcPr>
+          <w:p>
+            <w:r>
+              <w:lastRenderedPageBreak/>
+              <w:t>Requerimientos validados</w:t>
+            </w:r>
+          </w:p>
+        </w:tc>
+        <w:tc>
+          <w:tcPr>
+            <w:tcW w:w="0" w:type="auto"/>
+            <w:tcBorders>
+              <w:top w:val="single" w:sz="4" w:space="0" w:color="auto"/>
+              <w:bottom w:val="single" w:sz="4" w:space="0" w:color="auto"/>
+            </w:tcBorders>
+            <w:shd w:val="clear" w:color="auto" w:fill="C1E4F5" w:themeFill="accent1" w:themeFillTint="33"/>
+            <w:vAlign w:val="center"/>
+            <w:hideMark/>
+          </w:tcPr>
+          <w:p>
+            <w:r>
+              <w:t>Requerimientos aprobados por cliente</w:t>
+            </w:r>
+          </w:p>
+        </w:tc>
+        <w:tc>
+          <w:tcPr>
+            <w:tcW w:w="0" w:type="auto"/>
+            <w:tcBorders>
+              <w:top w:val="single" w:sz="4" w:space="0" w:color="auto"/>
+              <w:bottom w:val="single" w:sz="4" w:space="0" w:color="auto"/>
+            </w:tcBorders>
+            <w:shd w:val="clear" w:color="auto" w:fill="D9F2D0" w:themeFill="accent6" w:themeFillTint="33"/>
+            <w:vAlign w:val="center"/>
+            <w:hideMark/>
+          </w:tcPr>
+          <w:p>
+            <w:r>
+              <w:t>100%</w:t>
+            </w:r>
+          </w:p>
+        </w:tc>
+        <w:tc>
+          <w:tcPr>
+            <w:tcW w:w="0" w:type="auto"/>
+            <w:tcBorders>
+              <w:top w:val="single" w:sz="4" w:space="0" w:color="auto"/>
+              <w:bottom w:val="single" w:sz="4" w:space="0" w:color="auto"/>
+              <w:right w:val="single" w:sz="12" w:space="0" w:color="auto"/>
+            </w:tcBorders>
+            <w:shd w:val="clear" w:color="auto" w:fill="FAE2D5" w:themeFill="accent2" w:themeFillTint="33"/>
+            <w:vAlign w:val="center"/>
+            <w:hideMark/>
+          </w:tcPr>
+          <w:p>
+            <w:r>
+              <w:t>En progreso</w:t>
+            </w:r>
+          </w:p>
+        </w:tc>
+      </w:tr>
+      <w:tr>
+        <w:trPr>
+          <w:tblCellSpacing w:w="15" w:type="dxa"/>
+        </w:trPr>
+        <w:tc>
+          <w:tcPr>
+            <w:tcW w:w="0" w:type="auto"/>
+            <w:tcBorders>
+              <w:left w:val="single" w:sz="12" w:space="0" w:color="auto"/>
+            </w:tcBorders>
+            <w:shd w:val="clear" w:color="auto" w:fill="EFF282"/>
+            <w:vAlign w:val="center"/>
+            <w:hideMark/>
+          </w:tcPr>
+          <w:p>
+            <w:r>
+              <w:t>Riesgos activos</w:t>
+            </w:r>
+          </w:p>
+        </w:tc>
+        <w:tc>
+          <w:tcPr>
+            <w:tcW w:w="0" w:type="auto"/>
+            <w:shd w:val="clear" w:color="auto" w:fill="C1E4F5" w:themeFill="accent1" w:themeFillTint="33"/>
+            <w:vAlign w:val="center"/>
+            <w:hideMark/>
+          </w:tcPr>
+          <w:p>
+            <w:r>
+              <w:t>Riesgos que requieren atención</w:t>
+            </w:r>
+          </w:p>
+        </w:tc>
+        <w:tc>
+          <w:tcPr>
+            <w:tcW w:w="0" w:type="auto"/>
+            <w:shd w:val="clear" w:color="auto" w:fill="D9F2D0" w:themeFill="accent6" w:themeFillTint="33"/>
+            <w:vAlign w:val="center"/>
+            <w:hideMark/>
+          </w:tcPr>
+          <w:p>
+            <w:r>
+              <w:t>Menos de 5 críticos</w:t>
+            </w:r>
+          </w:p>
+        </w:tc>
+        <w:tc>
+          <w:tcPr>
+            <w:tcW w:w="0" w:type="auto"/>
+            <w:tcBorders>
+              <w:right w:val="single" w:sz="12" w:space="0" w:color="auto"/>
+            </w:tcBorders>
+            <w:shd w:val="clear" w:color="auto" w:fill="FAE2D5" w:themeFill="accent2" w:themeFillTint="33"/>
+            <w:vAlign w:val="center"/>
+            <w:hideMark/>
+          </w:tcPr>
+          <w:p>
+            <w:r>
+              <w:t>En seguimiento</w:t>
+            </w:r>
+          </w:p>
+        </w:tc>
+      </w:tr>
+      <w:tr>
+        <w:trPr>
+          <w:tblCellSpacing w:w="15" w:type="dxa"/>
+        </w:trPr>
+        <w:tc>
+          <w:tcPr>
+            <w:tcW w:w="0" w:type="auto"/>
+            <w:tcBorders>
+              <w:top w:val="single" w:sz="4" w:space="0" w:color="auto"/>
+              <w:left w:val="single" w:sz="12" w:space="0" w:color="auto"/>
+            </w:tcBorders>
+            <w:shd w:val="clear" w:color="auto" w:fill="EFF282"/>
+            <w:vAlign w:val="center"/>
+            <w:hideMark/>
+          </w:tcPr>
+          <w:p>
+            <w:proofErr w:type="spellStart"/>
+            <w:r>
+              <w:t>Commits</w:t>
+            </w:r>
+            <w:proofErr w:type="spellEnd"/>
+            <w:r>
+              <w:t xml:space="preserve"> semanales</w:t>
+            </w:r>
+          </w:p>
+        </w:tc>
+        <w:tc>
+          <w:tcPr>
+            <w:tcW w:w="0" w:type="auto"/>
+            <w:tcBorders>
+              <w:top w:val="single" w:sz="4" w:space="0" w:color="auto"/>
+            </w:tcBorders>
+            <w:shd w:val="clear" w:color="auto" w:fill="C1E4F5" w:themeFill="accent1" w:themeFillTint="33"/>
+            <w:vAlign w:val="center"/>
+            <w:hideMark/>
+          </w:tcPr>
+          <w:p>
+            <w:r>
+              <w:t>Evidencia de avance en Git</w:t>
+            </w:r>
+          </w:p>
+        </w:tc>
+        <w:tc>
+          <w:tcPr>
+            <w:tcW w:w="0" w:type="auto"/>
+            <w:tcBorders>
+              <w:top w:val="single" w:sz="4" w:space="0" w:color="auto"/>
+            </w:tcBorders>
+            <w:shd w:val="clear" w:color="auto" w:fill="D9F2D0" w:themeFill="accent6" w:themeFillTint="33"/>
+            <w:vAlign w:val="center"/>
+            <w:hideMark/>
+          </w:tcPr>
+          <w:p>
+            <w:r>
+              <w:t>Mínimo 3 por semana</w:t>
+            </w:r>
+          </w:p>
+        </w:tc>
+        <w:tc>
+          <w:tcPr>
+            <w:tcW w:w="0" w:type="auto"/>
+            <w:tcBorders>
+              <w:top w:val="single" w:sz="4" w:space="0" w:color="auto"/>
+              <w:right w:val="single" w:sz="12" w:space="0" w:color="auto"/>
+            </w:tcBorders>
+            <w:shd w:val="clear" w:color="auto" w:fill="FAE2D5" w:themeFill="accent2" w:themeFillTint="33"/>
+            <w:vAlign w:val="center"/>
+            <w:hideMark/>
+          </w:tcPr>
+          <w:p>
+            <w:r>
+              <w:t>Obligatorio</w:t>
+            </w:r>
+          </w:p>
+        </w:tc>
+      </w:tr>
+      <w:tr>
+        <w:trPr>
+          <w:tblCellSpacing w:w="15" w:type="dxa"/>
+        </w:trPr>
+        <w:tc>
+          <w:tcPr>
+            <w:tcW w:w="0" w:type="auto"/>
+            <w:tcBorders>
+              <w:top w:val="single" w:sz="4" w:space="0" w:color="auto"/>
+              <w:left w:val="single" w:sz="12" w:space="0" w:color="auto"/>
+              <w:bottom w:val="single" w:sz="12" w:space="0" w:color="auto"/>
+            </w:tcBorders>
+            <w:shd w:val="clear" w:color="auto" w:fill="EFF282"/>
+            <w:vAlign w:val="center"/>
+            <w:hideMark/>
+          </w:tcPr>
+          <w:p>
+            <w:r>
+              <w:t>Módulos completados</w:t>
+            </w:r>
+          </w:p>
+        </w:tc>
+        <w:tc>
+          <w:tcPr>
+            <w:tcW w:w="0" w:type="auto"/>
+            <w:tcBorders>
+              <w:top w:val="single" w:sz="4" w:space="0" w:color="auto"/>
+              <w:bottom w:val="single" w:sz="12" w:space="0" w:color="auto"/>
+            </w:tcBorders>
+            <w:shd w:val="clear" w:color="auto" w:fill="C1E4F5" w:themeFill="accent1" w:themeFillTint="33"/>
+            <w:vAlign w:val="center"/>
+            <w:hideMark/>
+          </w:tcPr>
+          <w:p>
+            <w:r>
+              <w:t>Módulos funcionales del MVP</w:t>
+            </w:r>
+          </w:p>
+        </w:tc>
+        <w:tc>
+          <w:tcPr>
+            <w:tcW w:w="0" w:type="auto"/>
+            <w:tcBorders>
+              <w:top w:val="single" w:sz="4" w:space="0" w:color="auto"/>
+              <w:bottom w:val="single" w:sz="12" w:space="0" w:color="auto"/>
+            </w:tcBorders>
+            <w:shd w:val="clear" w:color="auto" w:fill="D9F2D0" w:themeFill="accent6" w:themeFillTint="33"/>
+            <w:vAlign w:val="center"/>
+            <w:hideMark/>
+          </w:tcPr>
+          <w:p>
+            <w:r>
+              <w:t>6 módulos principales</w:t>
+            </w:r>
+          </w:p>
+        </w:tc>
+        <w:tc>
+          <w:tcPr>
+            <w:tcW w:w="0" w:type="auto"/>
+            <w:tcBorders>
+              <w:top w:val="single" w:sz="4" w:space="0" w:color="auto"/>
+              <w:bottom w:val="single" w:sz="12" w:space="0" w:color="auto"/>
+              <w:right w:val="single" w:sz="12" w:space="0" w:color="auto"/>
+            </w:tcBorders>
+            <w:shd w:val="clear" w:color="auto" w:fill="FAE2D5" w:themeFill="accent2" w:themeFillTint="33"/>
+            <w:vAlign w:val="center"/>
+            <w:hideMark/>
+          </w:tcPr>
+          <w:p>
+            <w:r>
+              <w:t>En progreso</w:t>
+            </w:r>
+          </w:p>
+        </w:tc>
+      </w:tr>
+    </w:tbl>
+    <w:p/>
     <w:sectPr>
       <w:pgSz w:w="11906" w:h="16838"/>
       <w:pgMar w:top="1417" w:right="1701" w:bottom="1417" w:left="1701" w:header="708" w:footer="708" w:gutter="0"/>
@@ -6875,6 +7826,304 @@
     </w:lvl>
   </w:abstractNum>
   <w:abstractNum w:abstractNumId="13" w15:restartNumberingAfterBreak="0">
+    <w:nsid w:val="69041477"/>
+    <w:multiLevelType w:val="multilevel"/>
+    <w:tmpl w:val="7D7C8810"/>
+    <w:lvl w:ilvl="0">
+      <w:start w:val="1"/>
+      <w:numFmt w:val="bullet"/>
+      <w:lvlText w:val=""/>
+      <w:lvlJc w:val="left"/>
+      <w:pPr>
+        <w:tabs>
+          <w:tab w:val="num" w:pos="720"/>
+        </w:tabs>
+        <w:ind w:left="720" w:hanging="360"/>
+      </w:pPr>
+      <w:rPr>
+        <w:rFonts w:ascii="Symbol" w:hAnsi="Symbol" w:hint="default"/>
+        <w:sz w:val="20"/>
+      </w:rPr>
+    </w:lvl>
+    <w:lvl w:ilvl="1" w:tentative="1">
+      <w:start w:val="1"/>
+      <w:numFmt w:val="bullet"/>
+      <w:lvlText w:val="o"/>
+      <w:lvlJc w:val="left"/>
+      <w:pPr>
+        <w:tabs>
+          <w:tab w:val="num" w:pos="1440"/>
+        </w:tabs>
+        <w:ind w:left="1440" w:hanging="360"/>
+      </w:pPr>
+      <w:rPr>
+        <w:rFonts w:ascii="Courier New" w:hAnsi="Courier New" w:hint="default"/>
+        <w:sz w:val="20"/>
+      </w:rPr>
+    </w:lvl>
+    <w:lvl w:ilvl="2" w:tentative="1">
+      <w:start w:val="1"/>
+      <w:numFmt w:val="bullet"/>
+      <w:lvlText w:val=""/>
+      <w:lvlJc w:val="left"/>
+      <w:pPr>
+        <w:tabs>
+          <w:tab w:val="num" w:pos="2160"/>
+        </w:tabs>
+        <w:ind w:left="2160" w:hanging="360"/>
+      </w:pPr>
+      <w:rPr>
+        <w:rFonts w:ascii="Wingdings" w:hAnsi="Wingdings" w:hint="default"/>
+        <w:sz w:val="20"/>
+      </w:rPr>
+    </w:lvl>
+    <w:lvl w:ilvl="3" w:tentative="1">
+      <w:start w:val="1"/>
+      <w:numFmt w:val="bullet"/>
+      <w:lvlText w:val=""/>
+      <w:lvlJc w:val="left"/>
+      <w:pPr>
+        <w:tabs>
+          <w:tab w:val="num" w:pos="2880"/>
+        </w:tabs>
+        <w:ind w:left="2880" w:hanging="360"/>
+      </w:pPr>
+      <w:rPr>
+        <w:rFonts w:ascii="Wingdings" w:hAnsi="Wingdings" w:hint="default"/>
+        <w:sz w:val="20"/>
+      </w:rPr>
+    </w:lvl>
+    <w:lvl w:ilvl="4" w:tentative="1">
+      <w:start w:val="1"/>
+      <w:numFmt w:val="bullet"/>
+      <w:lvlText w:val=""/>
+      <w:lvlJc w:val="left"/>
+      <w:pPr>
+        <w:tabs>
+          <w:tab w:val="num" w:pos="3600"/>
+        </w:tabs>
+        <w:ind w:left="3600" w:hanging="360"/>
+      </w:pPr>
+      <w:rPr>
+        <w:rFonts w:ascii="Wingdings" w:hAnsi="Wingdings" w:hint="default"/>
+        <w:sz w:val="20"/>
+      </w:rPr>
+    </w:lvl>
+    <w:lvl w:ilvl="5" w:tentative="1">
+      <w:start w:val="1"/>
+      <w:numFmt w:val="bullet"/>
+      <w:lvlText w:val=""/>
+      <w:lvlJc w:val="left"/>
+      <w:pPr>
+        <w:tabs>
+          <w:tab w:val="num" w:pos="4320"/>
+        </w:tabs>
+        <w:ind w:left="4320" w:hanging="360"/>
+      </w:pPr>
+      <w:rPr>
+        <w:rFonts w:ascii="Wingdings" w:hAnsi="Wingdings" w:hint="default"/>
+        <w:sz w:val="20"/>
+      </w:rPr>
+    </w:lvl>
+    <w:lvl w:ilvl="6" w:tentative="1">
+      <w:start w:val="1"/>
+      <w:numFmt w:val="bullet"/>
+      <w:lvlText w:val=""/>
+      <w:lvlJc w:val="left"/>
+      <w:pPr>
+        <w:tabs>
+          <w:tab w:val="num" w:pos="5040"/>
+        </w:tabs>
+        <w:ind w:left="5040" w:hanging="360"/>
+      </w:pPr>
+      <w:rPr>
+        <w:rFonts w:ascii="Wingdings" w:hAnsi="Wingdings" w:hint="default"/>
+        <w:sz w:val="20"/>
+      </w:rPr>
+    </w:lvl>
+    <w:lvl w:ilvl="7" w:tentative="1">
+      <w:start w:val="1"/>
+      <w:numFmt w:val="bullet"/>
+      <w:lvlText w:val=""/>
+      <w:lvlJc w:val="left"/>
+      <w:pPr>
+        <w:tabs>
+          <w:tab w:val="num" w:pos="5760"/>
+        </w:tabs>
+        <w:ind w:left="5760" w:hanging="360"/>
+      </w:pPr>
+      <w:rPr>
+        <w:rFonts w:ascii="Wingdings" w:hAnsi="Wingdings" w:hint="default"/>
+        <w:sz w:val="20"/>
+      </w:rPr>
+    </w:lvl>
+    <w:lvl w:ilvl="8" w:tentative="1">
+      <w:start w:val="1"/>
+      <w:numFmt w:val="bullet"/>
+      <w:lvlText w:val=""/>
+      <w:lvlJc w:val="left"/>
+      <w:pPr>
+        <w:tabs>
+          <w:tab w:val="num" w:pos="6480"/>
+        </w:tabs>
+        <w:ind w:left="6480" w:hanging="360"/>
+      </w:pPr>
+      <w:rPr>
+        <w:rFonts w:ascii="Wingdings" w:hAnsi="Wingdings" w:hint="default"/>
+        <w:sz w:val="20"/>
+      </w:rPr>
+    </w:lvl>
+  </w:abstractNum>
+  <w:abstractNum w:abstractNumId="14" w15:restartNumberingAfterBreak="0">
+    <w:nsid w:val="6C664A23"/>
+    <w:multiLevelType w:val="multilevel"/>
+    <w:tmpl w:val="B1E8B7C4"/>
+    <w:lvl w:ilvl="0">
+      <w:start w:val="1"/>
+      <w:numFmt w:val="bullet"/>
+      <w:lvlText w:val=""/>
+      <w:lvlJc w:val="left"/>
+      <w:pPr>
+        <w:tabs>
+          <w:tab w:val="num" w:pos="720"/>
+        </w:tabs>
+        <w:ind w:left="720" w:hanging="360"/>
+      </w:pPr>
+      <w:rPr>
+        <w:rFonts w:ascii="Symbol" w:hAnsi="Symbol" w:hint="default"/>
+        <w:sz w:val="20"/>
+      </w:rPr>
+    </w:lvl>
+    <w:lvl w:ilvl="1" w:tentative="1">
+      <w:start w:val="1"/>
+      <w:numFmt w:val="bullet"/>
+      <w:lvlText w:val="o"/>
+      <w:lvlJc w:val="left"/>
+      <w:pPr>
+        <w:tabs>
+          <w:tab w:val="num" w:pos="1440"/>
+        </w:tabs>
+        <w:ind w:left="1440" w:hanging="360"/>
+      </w:pPr>
+      <w:rPr>
+        <w:rFonts w:ascii="Courier New" w:hAnsi="Courier New" w:hint="default"/>
+        <w:sz w:val="20"/>
+      </w:rPr>
+    </w:lvl>
+    <w:lvl w:ilvl="2" w:tentative="1">
+      <w:start w:val="1"/>
+      <w:numFmt w:val="bullet"/>
+      <w:lvlText w:val=""/>
+      <w:lvlJc w:val="left"/>
+      <w:pPr>
+        <w:tabs>
+          <w:tab w:val="num" w:pos="2160"/>
+        </w:tabs>
+        <w:ind w:left="2160" w:hanging="360"/>
+      </w:pPr>
+      <w:rPr>
+        <w:rFonts w:ascii="Wingdings" w:hAnsi="Wingdings" w:hint="default"/>
+        <w:sz w:val="20"/>
+      </w:rPr>
+    </w:lvl>
+    <w:lvl w:ilvl="3" w:tentative="1">
+      <w:start w:val="1"/>
+      <w:numFmt w:val="bullet"/>
+      <w:lvlText w:val=""/>
+      <w:lvlJc w:val="left"/>
+      <w:pPr>
+        <w:tabs>
+          <w:tab w:val="num" w:pos="2880"/>
+        </w:tabs>
+        <w:ind w:left="2880" w:hanging="360"/>
+      </w:pPr>
+      <w:rPr>
+        <w:rFonts w:ascii="Wingdings" w:hAnsi="Wingdings" w:hint="default"/>
+        <w:sz w:val="20"/>
+      </w:rPr>
+    </w:lvl>
+    <w:lvl w:ilvl="4" w:tentative="1">
+      <w:start w:val="1"/>
+      <w:numFmt w:val="bullet"/>
+      <w:lvlText w:val=""/>
+      <w:lvlJc w:val="left"/>
+      <w:pPr>
+        <w:tabs>
+          <w:tab w:val="num" w:pos="3600"/>
+        </w:tabs>
+        <w:ind w:left="3600" w:hanging="360"/>
+      </w:pPr>
+      <w:rPr>
+        <w:rFonts w:ascii="Wingdings" w:hAnsi="Wingdings" w:hint="default"/>
+        <w:sz w:val="20"/>
+      </w:rPr>
+    </w:lvl>
+    <w:lvl w:ilvl="5" w:tentative="1">
+      <w:start w:val="1"/>
+      <w:numFmt w:val="bullet"/>
+      <w:lvlText w:val=""/>
+      <w:lvlJc w:val="left"/>
+      <w:pPr>
+        <w:tabs>
+          <w:tab w:val="num" w:pos="4320"/>
+        </w:tabs>
+        <w:ind w:left="4320" w:hanging="360"/>
+      </w:pPr>
+      <w:rPr>
+        <w:rFonts w:ascii="Wingdings" w:hAnsi="Wingdings" w:hint="default"/>
+        <w:sz w:val="20"/>
+      </w:rPr>
+    </w:lvl>
+    <w:lvl w:ilvl="6" w:tentative="1">
+      <w:start w:val="1"/>
+      <w:numFmt w:val="bullet"/>
+      <w:lvlText w:val=""/>
+      <w:lvlJc w:val="left"/>
+      <w:pPr>
+        <w:tabs>
+          <w:tab w:val="num" w:pos="5040"/>
+        </w:tabs>
+        <w:ind w:left="5040" w:hanging="360"/>
+      </w:pPr>
+      <w:rPr>
+        <w:rFonts w:ascii="Wingdings" w:hAnsi="Wingdings" w:hint="default"/>
+        <w:sz w:val="20"/>
+      </w:rPr>
+    </w:lvl>
+    <w:lvl w:ilvl="7" w:tentative="1">
+      <w:start w:val="1"/>
+      <w:numFmt w:val="bullet"/>
+      <w:lvlText w:val=""/>
+      <w:lvlJc w:val="left"/>
+      <w:pPr>
+        <w:tabs>
+          <w:tab w:val="num" w:pos="5760"/>
+        </w:tabs>
+        <w:ind w:left="5760" w:hanging="360"/>
+      </w:pPr>
+      <w:rPr>
+        <w:rFonts w:ascii="Wingdings" w:hAnsi="Wingdings" w:hint="default"/>
+        <w:sz w:val="20"/>
+      </w:rPr>
+    </w:lvl>
+    <w:lvl w:ilvl="8" w:tentative="1">
+      <w:start w:val="1"/>
+      <w:numFmt w:val="bullet"/>
+      <w:lvlText w:val=""/>
+      <w:lvlJc w:val="left"/>
+      <w:pPr>
+        <w:tabs>
+          <w:tab w:val="num" w:pos="6480"/>
+        </w:tabs>
+        <w:ind w:left="6480" w:hanging="360"/>
+      </w:pPr>
+      <w:rPr>
+        <w:rFonts w:ascii="Wingdings" w:hAnsi="Wingdings" w:hint="default"/>
+        <w:sz w:val="20"/>
+      </w:rPr>
+    </w:lvl>
+  </w:abstractNum>
+  <w:abstractNum w:abstractNumId="15" w15:restartNumberingAfterBreak="0">
     <w:nsid w:val="73BA09F8"/>
     <w:multiLevelType w:val="hybridMultilevel"/>
     <w:tmpl w:val="480A10B4"/>
@@ -6988,7 +8237,7 @@
     <w:abstractNumId w:val="0"/>
   </w:num>
   <w:num w:numId="10" w16cid:durableId="416826658">
-    <w:abstractNumId w:val="13"/>
+    <w:abstractNumId w:val="15"/>
   </w:num>
   <w:num w:numId="11" w16cid:durableId="1808011045">
     <w:abstractNumId w:val="6"/>
@@ -7001,6 +8250,12 @@
   </w:num>
   <w:num w:numId="14" w16cid:durableId="1338272492">
     <w:abstractNumId w:val="5"/>
+  </w:num>
+  <w:num w:numId="15" w16cid:durableId="1068385026">
+    <w:abstractNumId w:val="14"/>
+  </w:num>
+  <w:num w:numId="16" w16cid:durableId="521742117">
+    <w:abstractNumId w:val="13"/>
   </w:num>
 </w:numbering>
 </file>

--- a/Sistema de Gestión para Mercados Municipales.docx
+++ b/Sistema de Gestión para Mercados Municipales.docx
@@ -5423,9 +5423,6 @@
       </w:r>
     </w:p>
     <w:p>
-      <w:pPr>
-        <w:jc w:val="both"/>
-      </w:pPr>
       <w:r>
         <w:t>Se identifican riesgos relacionados con cambios de alcance, disponibilidad del equipo y ajustes normativos.</w:t>
       </w:r>
@@ -6079,6 +6076,913 @@
         </w:tc>
       </w:tr>
     </w:tbl>
+    <w:p>
+      <w:pPr>
+        <w:rPr>
+          <w:b/>
+          <w:bCs/>
+        </w:rPr>
+      </w:pPr>
+    </w:p>
+    <w:p>
+      <w:pPr>
+        <w:rPr>
+          <w:b/>
+          <w:bCs/>
+        </w:rPr>
+      </w:pPr>
+      <w:r>
+        <w:rPr>
+          <w:b/>
+          <w:bCs/>
+        </w:rPr>
+        <w:t>13. Registro de Incidencias</w:t>
+      </w:r>
+    </w:p>
+    <w:tbl>
+      <w:tblPr>
+        <w:tblW w:w="0" w:type="auto"/>
+        <w:tblCellSpacing w:w="15" w:type="dxa"/>
+        <w:tblCellMar>
+          <w:top w:w="15" w:type="dxa"/>
+          <w:left w:w="15" w:type="dxa"/>
+          <w:bottom w:w="15" w:type="dxa"/>
+          <w:right w:w="15" w:type="dxa"/>
+        </w:tblCellMar>
+        <w:tblLook w:val="04A0" w:firstRow="1" w:lastRow="0" w:firstColumn="1" w:lastColumn="0" w:noHBand="0" w:noVBand="1"/>
+      </w:tblPr>
+      <w:tblGrid>
+        <w:gridCol w:w="732"/>
+        <w:gridCol w:w="672"/>
+        <w:gridCol w:w="3618"/>
+        <w:gridCol w:w="941"/>
+        <w:gridCol w:w="1345"/>
+        <w:gridCol w:w="1166"/>
+      </w:tblGrid>
+      <w:tr>
+        <w:trPr>
+          <w:tblCellSpacing w:w="15" w:type="dxa"/>
+        </w:trPr>
+        <w:tc>
+          <w:tcPr>
+            <w:tcW w:w="0" w:type="auto"/>
+            <w:tcBorders>
+              <w:top w:val="single" w:sz="12" w:space="0" w:color="auto"/>
+              <w:left w:val="single" w:sz="12" w:space="0" w:color="auto"/>
+              <w:bottom w:val="single" w:sz="12" w:space="0" w:color="auto"/>
+            </w:tcBorders>
+            <w:shd w:val="clear" w:color="auto" w:fill="95DCF7" w:themeFill="accent4" w:themeFillTint="66"/>
+            <w:vAlign w:val="center"/>
+            <w:hideMark/>
+          </w:tcPr>
+          <w:p>
+            <w:r>
+              <w:t>ID</w:t>
+            </w:r>
+          </w:p>
+        </w:tc>
+        <w:tc>
+          <w:tcPr>
+            <w:tcW w:w="0" w:type="auto"/>
+            <w:tcBorders>
+              <w:top w:val="single" w:sz="12" w:space="0" w:color="auto"/>
+              <w:bottom w:val="single" w:sz="12" w:space="0" w:color="auto"/>
+            </w:tcBorders>
+            <w:shd w:val="clear" w:color="auto" w:fill="95DCF7" w:themeFill="accent4" w:themeFillTint="66"/>
+            <w:vAlign w:val="center"/>
+            <w:hideMark/>
+          </w:tcPr>
+          <w:p>
+            <w:r>
+              <w:t>Fecha</w:t>
+            </w:r>
+          </w:p>
+        </w:tc>
+        <w:tc>
+          <w:tcPr>
+            <w:tcW w:w="0" w:type="auto"/>
+            <w:tcBorders>
+              <w:top w:val="single" w:sz="12" w:space="0" w:color="auto"/>
+              <w:bottom w:val="single" w:sz="12" w:space="0" w:color="auto"/>
+            </w:tcBorders>
+            <w:shd w:val="clear" w:color="auto" w:fill="95DCF7" w:themeFill="accent4" w:themeFillTint="66"/>
+            <w:vAlign w:val="center"/>
+            <w:hideMark/>
+          </w:tcPr>
+          <w:p>
+            <w:r>
+              <w:t>Incidencia</w:t>
+            </w:r>
+          </w:p>
+        </w:tc>
+        <w:tc>
+          <w:tcPr>
+            <w:tcW w:w="0" w:type="auto"/>
+            <w:tcBorders>
+              <w:top w:val="single" w:sz="12" w:space="0" w:color="auto"/>
+              <w:bottom w:val="single" w:sz="12" w:space="0" w:color="auto"/>
+            </w:tcBorders>
+            <w:shd w:val="clear" w:color="auto" w:fill="95DCF7" w:themeFill="accent4" w:themeFillTint="66"/>
+            <w:vAlign w:val="center"/>
+            <w:hideMark/>
+          </w:tcPr>
+          <w:p>
+            <w:r>
+              <w:t>Prioridad</w:t>
+            </w:r>
+          </w:p>
+        </w:tc>
+        <w:tc>
+          <w:tcPr>
+            <w:tcW w:w="0" w:type="auto"/>
+            <w:tcBorders>
+              <w:top w:val="single" w:sz="12" w:space="0" w:color="auto"/>
+              <w:bottom w:val="single" w:sz="12" w:space="0" w:color="auto"/>
+            </w:tcBorders>
+            <w:shd w:val="clear" w:color="auto" w:fill="95DCF7" w:themeFill="accent4" w:themeFillTint="66"/>
+            <w:vAlign w:val="center"/>
+            <w:hideMark/>
+          </w:tcPr>
+          <w:p>
+            <w:r>
+              <w:t>Responsable</w:t>
+            </w:r>
+          </w:p>
+        </w:tc>
+        <w:tc>
+          <w:tcPr>
+            <w:tcW w:w="0" w:type="auto"/>
+            <w:tcBorders>
+              <w:top w:val="single" w:sz="12" w:space="0" w:color="auto"/>
+              <w:bottom w:val="single" w:sz="12" w:space="0" w:color="auto"/>
+              <w:right w:val="single" w:sz="12" w:space="0" w:color="auto"/>
+            </w:tcBorders>
+            <w:shd w:val="clear" w:color="auto" w:fill="95DCF7" w:themeFill="accent4" w:themeFillTint="66"/>
+            <w:vAlign w:val="center"/>
+            <w:hideMark/>
+          </w:tcPr>
+          <w:p>
+            <w:r>
+              <w:t>Estado</w:t>
+            </w:r>
+          </w:p>
+        </w:tc>
+      </w:tr>
+      <w:tr>
+        <w:trPr>
+          <w:tblCellSpacing w:w="15" w:type="dxa"/>
+        </w:trPr>
+        <w:tc>
+          <w:tcPr>
+            <w:tcW w:w="0" w:type="auto"/>
+            <w:tcBorders>
+              <w:left w:val="single" w:sz="12" w:space="0" w:color="auto"/>
+            </w:tcBorders>
+            <w:vAlign w:val="center"/>
+            <w:hideMark/>
+          </w:tcPr>
+          <w:p>
+            <w:r>
+              <w:t>INC-01</w:t>
+            </w:r>
+          </w:p>
+        </w:tc>
+        <w:tc>
+          <w:tcPr>
+            <w:tcW w:w="0" w:type="auto"/>
+            <w:vAlign w:val="center"/>
+            <w:hideMark/>
+          </w:tcPr>
+          <w:p>
+            <w:r>
+              <w:t>14/06</w:t>
+            </w:r>
+          </w:p>
+        </w:tc>
+        <w:tc>
+          <w:tcPr>
+            <w:tcW w:w="0" w:type="auto"/>
+            <w:vAlign w:val="center"/>
+            <w:hideMark/>
+          </w:tcPr>
+          <w:p>
+            <w:r>
+              <w:t>Error al registrar comerciante</w:t>
+            </w:r>
+          </w:p>
+        </w:tc>
+        <w:tc>
+          <w:tcPr>
+            <w:tcW w:w="0" w:type="auto"/>
+            <w:vAlign w:val="center"/>
+            <w:hideMark/>
+          </w:tcPr>
+          <w:p>
+            <w:r>
+              <w:t>Alta</w:t>
+            </w:r>
+          </w:p>
+        </w:tc>
+        <w:tc>
+          <w:tcPr>
+            <w:tcW w:w="0" w:type="auto"/>
+            <w:vAlign w:val="center"/>
+            <w:hideMark/>
+          </w:tcPr>
+          <w:p>
+            <w:r>
+              <w:t>Backend</w:t>
+            </w:r>
+          </w:p>
+        </w:tc>
+        <w:tc>
+          <w:tcPr>
+            <w:tcW w:w="0" w:type="auto"/>
+            <w:tcBorders>
+              <w:right w:val="single" w:sz="12" w:space="0" w:color="auto"/>
+            </w:tcBorders>
+            <w:vAlign w:val="center"/>
+            <w:hideMark/>
+          </w:tcPr>
+          <w:p>
+            <w:r>
+              <w:t>Pendiente</w:t>
+            </w:r>
+          </w:p>
+        </w:tc>
+      </w:tr>
+      <w:tr>
+        <w:trPr>
+          <w:tblCellSpacing w:w="15" w:type="dxa"/>
+        </w:trPr>
+        <w:tc>
+          <w:tcPr>
+            <w:tcW w:w="0" w:type="auto"/>
+            <w:tcBorders>
+              <w:left w:val="single" w:sz="12" w:space="0" w:color="auto"/>
+            </w:tcBorders>
+            <w:vAlign w:val="center"/>
+            <w:hideMark/>
+          </w:tcPr>
+          <w:p>
+            <w:r>
+              <w:t>INC-02</w:t>
+            </w:r>
+          </w:p>
+        </w:tc>
+        <w:tc>
+          <w:tcPr>
+            <w:tcW w:w="0" w:type="auto"/>
+            <w:vAlign w:val="center"/>
+            <w:hideMark/>
+          </w:tcPr>
+          <w:p>
+            <w:r>
+              <w:t>1</w:t>
+            </w:r>
+            <w:r>
+              <w:t>5</w:t>
+            </w:r>
+            <w:r>
+              <w:t>/06</w:t>
+            </w:r>
+          </w:p>
+        </w:tc>
+        <w:tc>
+          <w:tcPr>
+            <w:tcW w:w="0" w:type="auto"/>
+            <w:vAlign w:val="center"/>
+            <w:hideMark/>
+          </w:tcPr>
+          <w:p>
+            <w:r>
+              <w:t>Filtro por mercado no muestra datos correctos</w:t>
+            </w:r>
+          </w:p>
+        </w:tc>
+        <w:tc>
+          <w:tcPr>
+            <w:tcW w:w="0" w:type="auto"/>
+            <w:vAlign w:val="center"/>
+            <w:hideMark/>
+          </w:tcPr>
+          <w:p>
+            <w:r>
+              <w:t>Media</w:t>
+            </w:r>
+          </w:p>
+        </w:tc>
+        <w:tc>
+          <w:tcPr>
+            <w:tcW w:w="0" w:type="auto"/>
+            <w:vAlign w:val="center"/>
+            <w:hideMark/>
+          </w:tcPr>
+          <w:p>
+            <w:r>
+              <w:t>Frontend</w:t>
+            </w:r>
+          </w:p>
+        </w:tc>
+        <w:tc>
+          <w:tcPr>
+            <w:tcW w:w="0" w:type="auto"/>
+            <w:tcBorders>
+              <w:right w:val="single" w:sz="12" w:space="0" w:color="auto"/>
+            </w:tcBorders>
+            <w:vAlign w:val="center"/>
+            <w:hideMark/>
+          </w:tcPr>
+          <w:p>
+            <w:r>
+              <w:t>En revisión</w:t>
+            </w:r>
+          </w:p>
+        </w:tc>
+      </w:tr>
+      <w:tr>
+        <w:trPr>
+          <w:tblCellSpacing w:w="15" w:type="dxa"/>
+        </w:trPr>
+        <w:tc>
+          <w:tcPr>
+            <w:tcW w:w="0" w:type="auto"/>
+            <w:tcBorders>
+              <w:left w:val="single" w:sz="12" w:space="0" w:color="auto"/>
+            </w:tcBorders>
+            <w:vAlign w:val="center"/>
+            <w:hideMark/>
+          </w:tcPr>
+          <w:p>
+            <w:r>
+              <w:t>INC-03</w:t>
+            </w:r>
+          </w:p>
+        </w:tc>
+        <w:tc>
+          <w:tcPr>
+            <w:tcW w:w="0" w:type="auto"/>
+            <w:vAlign w:val="center"/>
+            <w:hideMark/>
+          </w:tcPr>
+          <w:p>
+            <w:r>
+              <w:t>16/06</w:t>
+            </w:r>
+          </w:p>
+        </w:tc>
+        <w:tc>
+          <w:tcPr>
+            <w:tcW w:w="0" w:type="auto"/>
+            <w:vAlign w:val="center"/>
+            <w:hideMark/>
+          </w:tcPr>
+          <w:p>
+            <w:r>
+              <w:t>Reporte mensual incompleto</w:t>
+            </w:r>
+          </w:p>
+        </w:tc>
+        <w:tc>
+          <w:tcPr>
+            <w:tcW w:w="0" w:type="auto"/>
+            <w:vAlign w:val="center"/>
+            <w:hideMark/>
+          </w:tcPr>
+          <w:p>
+            <w:r>
+              <w:t>Alta</w:t>
+            </w:r>
+          </w:p>
+        </w:tc>
+        <w:tc>
+          <w:tcPr>
+            <w:tcW w:w="0" w:type="auto"/>
+            <w:vAlign w:val="center"/>
+            <w:hideMark/>
+          </w:tcPr>
+          <w:p>
+            <w:r>
+              <w:t>Backend</w:t>
+            </w:r>
+          </w:p>
+        </w:tc>
+        <w:tc>
+          <w:tcPr>
+            <w:tcW w:w="0" w:type="auto"/>
+            <w:tcBorders>
+              <w:right w:val="single" w:sz="12" w:space="0" w:color="auto"/>
+            </w:tcBorders>
+            <w:vAlign w:val="center"/>
+            <w:hideMark/>
+          </w:tcPr>
+          <w:p>
+            <w:r>
+              <w:t>Pendiente</w:t>
+            </w:r>
+          </w:p>
+        </w:tc>
+      </w:tr>
+      <w:tr>
+        <w:trPr>
+          <w:tblCellSpacing w:w="15" w:type="dxa"/>
+        </w:trPr>
+        <w:tc>
+          <w:tcPr>
+            <w:tcW w:w="0" w:type="auto"/>
+            <w:tcBorders>
+              <w:left w:val="single" w:sz="12" w:space="0" w:color="auto"/>
+            </w:tcBorders>
+            <w:vAlign w:val="center"/>
+            <w:hideMark/>
+          </w:tcPr>
+          <w:p>
+            <w:r>
+              <w:t>INC-04</w:t>
+            </w:r>
+          </w:p>
+        </w:tc>
+        <w:tc>
+          <w:tcPr>
+            <w:tcW w:w="0" w:type="auto"/>
+            <w:vAlign w:val="center"/>
+            <w:hideMark/>
+          </w:tcPr>
+          <w:p>
+            <w:r>
+              <w:t>17/06</w:t>
+            </w:r>
+          </w:p>
+        </w:tc>
+        <w:tc>
+          <w:tcPr>
+            <w:tcW w:w="0" w:type="auto"/>
+            <w:vAlign w:val="center"/>
+            <w:hideMark/>
+          </w:tcPr>
+          <w:p>
+            <w:r>
+              <w:t>Validación de licencia sanitaria incorrecta</w:t>
+            </w:r>
+          </w:p>
+        </w:tc>
+        <w:tc>
+          <w:tcPr>
+            <w:tcW w:w="0" w:type="auto"/>
+            <w:vAlign w:val="center"/>
+            <w:hideMark/>
+          </w:tcPr>
+          <w:p>
+            <w:r>
+              <w:t>Alta</w:t>
+            </w:r>
+          </w:p>
+        </w:tc>
+        <w:tc>
+          <w:tcPr>
+            <w:tcW w:w="0" w:type="auto"/>
+            <w:vAlign w:val="center"/>
+            <w:hideMark/>
+          </w:tcPr>
+          <w:p>
+            <w:r>
+              <w:t>QA</w:t>
+            </w:r>
+          </w:p>
+        </w:tc>
+        <w:tc>
+          <w:tcPr>
+            <w:tcW w:w="0" w:type="auto"/>
+            <w:tcBorders>
+              <w:right w:val="single" w:sz="12" w:space="0" w:color="auto"/>
+            </w:tcBorders>
+            <w:vAlign w:val="center"/>
+            <w:hideMark/>
+          </w:tcPr>
+          <w:p>
+            <w:r>
+              <w:t>En prueba</w:t>
+            </w:r>
+          </w:p>
+        </w:tc>
+      </w:tr>
+      <w:tr>
+        <w:trPr>
+          <w:tblCellSpacing w:w="15" w:type="dxa"/>
+        </w:trPr>
+        <w:tc>
+          <w:tcPr>
+            <w:tcW w:w="0" w:type="auto"/>
+            <w:tcBorders>
+              <w:left w:val="single" w:sz="12" w:space="0" w:color="auto"/>
+              <w:bottom w:val="single" w:sz="12" w:space="0" w:color="auto"/>
+            </w:tcBorders>
+            <w:vAlign w:val="center"/>
+            <w:hideMark/>
+          </w:tcPr>
+          <w:p>
+            <w:r>
+              <w:t>INC-05</w:t>
+            </w:r>
+          </w:p>
+        </w:tc>
+        <w:tc>
+          <w:tcPr>
+            <w:tcW w:w="0" w:type="auto"/>
+            <w:tcBorders>
+              <w:bottom w:val="single" w:sz="12" w:space="0" w:color="auto"/>
+            </w:tcBorders>
+            <w:vAlign w:val="center"/>
+            <w:hideMark/>
+          </w:tcPr>
+          <w:p>
+            <w:r>
+              <w:t>14/06</w:t>
+            </w:r>
+          </w:p>
+        </w:tc>
+        <w:tc>
+          <w:tcPr>
+            <w:tcW w:w="0" w:type="auto"/>
+            <w:tcBorders>
+              <w:bottom w:val="single" w:sz="12" w:space="0" w:color="auto"/>
+            </w:tcBorders>
+            <w:vAlign w:val="center"/>
+            <w:hideMark/>
+          </w:tcPr>
+          <w:p>
+            <w:r>
+              <w:t>Problema visual en pantalla de puestos</w:t>
+            </w:r>
+          </w:p>
+        </w:tc>
+        <w:tc>
+          <w:tcPr>
+            <w:tcW w:w="0" w:type="auto"/>
+            <w:tcBorders>
+              <w:bottom w:val="single" w:sz="12" w:space="0" w:color="auto"/>
+            </w:tcBorders>
+            <w:vAlign w:val="center"/>
+            <w:hideMark/>
+          </w:tcPr>
+          <w:p>
+            <w:r>
+              <w:t>Baja</w:t>
+            </w:r>
+          </w:p>
+        </w:tc>
+        <w:tc>
+          <w:tcPr>
+            <w:tcW w:w="0" w:type="auto"/>
+            <w:tcBorders>
+              <w:bottom w:val="single" w:sz="12" w:space="0" w:color="auto"/>
+            </w:tcBorders>
+            <w:vAlign w:val="center"/>
+            <w:hideMark/>
+          </w:tcPr>
+          <w:p>
+            <w:r>
+              <w:t>Frontend</w:t>
+            </w:r>
+          </w:p>
+        </w:tc>
+        <w:tc>
+          <w:tcPr>
+            <w:tcW w:w="0" w:type="auto"/>
+            <w:tcBorders>
+              <w:bottom w:val="single" w:sz="12" w:space="0" w:color="auto"/>
+              <w:right w:val="single" w:sz="12" w:space="0" w:color="auto"/>
+            </w:tcBorders>
+            <w:vAlign w:val="center"/>
+            <w:hideMark/>
+          </w:tcPr>
+          <w:p>
+            <w:r>
+              <w:t>Pendiente</w:t>
+            </w:r>
+          </w:p>
+        </w:tc>
+      </w:tr>
+    </w:tbl>
+    <w:p>
+      <w:pPr>
+        <w:rPr>
+          <w:b/>
+          <w:bCs/>
+        </w:rPr>
+      </w:pPr>
+      <w:r>
+        <w:rPr>
+          <w:b/>
+          <w:bCs/>
+        </w:rPr>
+        <w:t>14. Plan de Mejora Continua</w:t>
+      </w:r>
+    </w:p>
+    <w:p>
+      <w:pPr>
+        <w:rPr>
+          <w:b/>
+          <w:bCs/>
+        </w:rPr>
+      </w:pPr>
+      <w:r>
+        <w:rPr>
+          <w:b/>
+          <w:bCs/>
+        </w:rPr>
+        <w:t>Objetivo</w:t>
+      </w:r>
+    </w:p>
+    <w:p>
+      <w:pPr>
+        <w:jc w:val="both"/>
+      </w:pPr>
+      <w:r>
+        <w:t>Mejorar de forma constante el proceso de desarrollo, la calidad del sistema y la comunicación con la Alcaldía.</w:t>
+      </w:r>
+    </w:p>
+    <w:p>
+      <w:pPr>
+        <w:rPr>
+          <w:b/>
+          <w:bCs/>
+        </w:rPr>
+      </w:pPr>
+      <w:r>
+        <w:rPr>
+          <w:b/>
+          <w:bCs/>
+        </w:rPr>
+        <w:t>Acciones de mejora</w:t>
+      </w:r>
+    </w:p>
+    <w:p>
+      <w:r>
+        <w:t>Realizar retrospectivas al final de cada sprint.</w:t>
+      </w:r>
+      <w:r>
+        <w:br/>
+        <w:t>Registrar incidencias y analizarlas semanalmente.</w:t>
+      </w:r>
+      <w:r>
+        <w:br/>
+        <w:t>Actualizar documentación del proyecto.</w:t>
+      </w:r>
+      <w:r>
+        <w:br/>
+        <w:t xml:space="preserve">Mantener </w:t>
+      </w:r>
+      <w:proofErr w:type="spellStart"/>
+      <w:r>
+        <w:t>commits</w:t>
+      </w:r>
+      <w:proofErr w:type="spellEnd"/>
+      <w:r>
+        <w:t xml:space="preserve"> frecuentes en Git.</w:t>
+      </w:r>
+      <w:r>
+        <w:br/>
+        <w:t>Realizar pruebas continuas.</w:t>
+      </w:r>
+      <w:r>
+        <w:br/>
+        <w:t>Solicitar retroalimentación de usuarios clave.</w:t>
+      </w:r>
+      <w:r>
+        <w:br/>
+        <w:t>Priorizar funcionalidades críticas del MVP.</w:t>
+      </w:r>
+      <w:r>
+        <w:br/>
+        <w:t>Mejorar la comunicación interna del equipo.</w:t>
+      </w:r>
+    </w:p>
+    <w:p>
+      <w:pPr>
+        <w:rPr>
+          <w:b/>
+          <w:bCs/>
+        </w:rPr>
+      </w:pPr>
+      <w:r>
+        <w:rPr>
+          <w:b/>
+          <w:bCs/>
+        </w:rPr>
+        <w:t>Indicadores de mejora</w:t>
+      </w:r>
+    </w:p>
+    <w:p>
+      <w:r>
+        <w:t>Reducción de errores repetidos.</w:t>
+      </w:r>
+      <w:r>
+        <w:br/>
+        <w:t>Mayor cumplimiento de tareas por sprint.</w:t>
+      </w:r>
+      <w:r>
+        <w:br/>
+      </w:r>
+      <w:r>
+        <w:lastRenderedPageBreak/>
+        <w:t>Mejor claridad en los requerimientos.</w:t>
+      </w:r>
+      <w:r>
+        <w:br/>
+        <w:t>Menor cantidad de retrabajo.</w:t>
+      </w:r>
+      <w:r>
+        <w:br/>
+        <w:t>Mayor satisfacción del cliente.</w:t>
+      </w:r>
+    </w:p>
+    <w:p>
+      <w:pPr>
+        <w:rPr>
+          <w:b/>
+          <w:bCs/>
+        </w:rPr>
+      </w:pPr>
+      <w:r>
+        <w:rPr>
+          <w:b/>
+          <w:bCs/>
+        </w:rPr>
+        <w:t>15. Solicitud de Cambios</w:t>
+      </w:r>
+    </w:p>
+    <w:p>
+      <w:pPr>
+        <w:rPr>
+          <w:b/>
+          <w:bCs/>
+        </w:rPr>
+      </w:pPr>
+      <w:r>
+        <w:rPr>
+          <w:b/>
+          <w:bCs/>
+        </w:rPr>
+        <w:t>Cambio solicitado</w:t>
+      </w:r>
+    </w:p>
+    <w:p>
+      <w:r>
+        <w:t>Agregar un módulo de geolocalización de puestos.</w:t>
+      </w:r>
+    </w:p>
+    <w:p>
+      <w:pPr>
+        <w:rPr>
+          <w:b/>
+          <w:bCs/>
+        </w:rPr>
+      </w:pPr>
+      <w:r>
+        <w:rPr>
+          <w:b/>
+          <w:bCs/>
+        </w:rPr>
+        <w:t>Fecha de solicitud</w:t>
+      </w:r>
+    </w:p>
+    <w:p>
+      <w:r>
+        <w:t>Semana 10 del proyecto.</w:t>
+      </w:r>
+    </w:p>
+    <w:p>
+      <w:pPr>
+        <w:rPr>
+          <w:b/>
+          <w:bCs/>
+        </w:rPr>
+      </w:pPr>
+      <w:r>
+        <w:rPr>
+          <w:b/>
+          <w:bCs/>
+        </w:rPr>
+        <w:t>Solicitante</w:t>
+      </w:r>
+    </w:p>
+    <w:p>
+      <w:r>
+        <w:t>Alcaldía de Sucre.</w:t>
+      </w:r>
+    </w:p>
+    <w:p>
+      <w:pPr>
+        <w:rPr>
+          <w:b/>
+          <w:bCs/>
+        </w:rPr>
+      </w:pPr>
+      <w:r>
+        <w:rPr>
+          <w:b/>
+          <w:bCs/>
+        </w:rPr>
+        <w:t>Descripción del cambio</w:t>
+      </w:r>
+    </w:p>
+    <w:p>
+      <w:pPr>
+        <w:jc w:val="both"/>
+      </w:pPr>
+      <w:r>
+        <w:t>La Alcaldía solicita agregar un módulo que permita ubicar geográficamente los puestos dentro de los mercados municipales. Esta funcionalidad no estaba contemplada en el alcance original del proyecto.</w:t>
+      </w:r>
+    </w:p>
+    <w:p>
+      <w:pPr>
+        <w:jc w:val="both"/>
+        <w:rPr>
+          <w:b/>
+          <w:bCs/>
+        </w:rPr>
+      </w:pPr>
+      <w:r>
+        <w:rPr>
+          <w:b/>
+          <w:bCs/>
+        </w:rPr>
+        <w:t>Motivo del cambio</w:t>
+      </w:r>
+    </w:p>
+    <w:p>
+      <w:pPr>
+        <w:jc w:val="both"/>
+      </w:pPr>
+      <w:r>
+        <w:t>Mejorar el control físico y administrativo de los puestos dentro de los mercados municipales.</w:t>
+      </w:r>
+    </w:p>
+    <w:p>
+      <w:pPr>
+        <w:jc w:val="both"/>
+        <w:rPr>
+          <w:b/>
+          <w:bCs/>
+        </w:rPr>
+      </w:pPr>
+      <w:r>
+        <w:rPr>
+          <w:b/>
+          <w:bCs/>
+        </w:rPr>
+        <w:t>Impacto preliminar</w:t>
+      </w:r>
+    </w:p>
+    <w:p>
+      <w:pPr>
+        <w:jc w:val="both"/>
+      </w:pPr>
+      <w:r>
+        <w:t>El cambio puede afectar el cronograma, presupuesto, alcance y carga de trabajo del equipo. También puede requerir nuevas validaciones, diseño de mapas, almacenamiento de coordenadas o integración con herramientas de ubicación.</w:t>
+      </w:r>
+    </w:p>
+    <w:p>
+      <w:pPr>
+        <w:rPr>
+          <w:b/>
+          <w:bCs/>
+        </w:rPr>
+      </w:pPr>
+      <w:r>
+        <w:rPr>
+          <w:b/>
+          <w:bCs/>
+        </w:rPr>
+        <w:t>Prioridad</w:t>
+      </w:r>
+    </w:p>
+    <w:p>
+      <w:r>
+        <w:t>Media.</w:t>
+      </w:r>
+    </w:p>
+    <w:p>
+      <w:pPr>
+        <w:rPr>
+          <w:b/>
+          <w:bCs/>
+        </w:rPr>
+      </w:pPr>
+      <w:r>
+        <w:rPr>
+          <w:b/>
+          <w:bCs/>
+        </w:rPr>
+        <w:t>Estado</w:t>
+      </w:r>
+    </w:p>
+    <w:p>
+      <w:r>
+        <w:t>Pendiente de análisis y aprobación formal.</w:t>
+      </w:r>
+    </w:p>
     <w:p/>
     <w:sectPr>
       <w:pgSz w:w="11906" w:h="16838"/>

--- a/Sistema de Gestión para Mercados Municipales.docx
+++ b/Sistema de Gestión para Mercados Municipales.docx
@@ -599,14 +599,7 @@
       </w:r>
       <w:r>
         <w:br/>
-      </w:r>
-      <w:proofErr w:type="gramStart"/>
-      <w:r>
-        <w:t>Jefe</w:t>
-      </w:r>
-      <w:proofErr w:type="gramEnd"/>
-      <w:r>
-        <w:t xml:space="preserve"> de proyecto.</w:t>
+        <w:t>Jefe de proyecto.</w:t>
       </w:r>
       <w:r>
         <w:br/>
@@ -761,19 +754,9 @@
           <w:numId w:val="10"/>
         </w:numPr>
       </w:pPr>
-      <w:proofErr w:type="spellStart"/>
-      <w:r>
-        <w:t>Product</w:t>
-      </w:r>
-      <w:proofErr w:type="spellEnd"/>
-      <w:r>
-        <w:t xml:space="preserve"> </w:t>
-      </w:r>
-      <w:proofErr w:type="spellStart"/>
-      <w:r>
-        <w:t>Owner</w:t>
-      </w:r>
-      <w:proofErr w:type="spellEnd"/>
+      <w:r>
+        <w:t>Product Owner</w:t>
+      </w:r>
     </w:p>
     <w:p>
       <w:pPr>
@@ -784,13 +767,8 @@
         </w:numPr>
       </w:pPr>
       <w:r>
-        <w:t xml:space="preserve">Scrum </w:t>
-      </w:r>
-      <w:proofErr w:type="gramStart"/>
-      <w:r>
-        <w:t>Master</w:t>
-      </w:r>
-      <w:proofErr w:type="gramEnd"/>
+        <w:t>Scrum Master</w:t>
+      </w:r>
     </w:p>
     <w:p>
       <w:pPr>
@@ -812,11 +790,9 @@
           <w:numId w:val="10"/>
         </w:numPr>
       </w:pPr>
-      <w:proofErr w:type="spellStart"/>
       <w:r>
         <w:t>Stakeholders</w:t>
       </w:r>
-      <w:proofErr w:type="spellEnd"/>
     </w:p>
     <w:p>
       <w:pPr>
@@ -826,34 +802,14 @@
           <w:lang w:val="en-US"/>
         </w:rPr>
       </w:pPr>
-      <w:proofErr w:type="spellStart"/>
       <w:r>
         <w:rPr>
           <w:b/>
           <w:bCs/>
           <w:lang w:val="en-US"/>
         </w:rPr>
-        <w:t>Eventos</w:t>
-      </w:r>
-      <w:proofErr w:type="spellEnd"/>
-      <w:r>
-        <w:rPr>
-          <w:b/>
-          <w:bCs/>
-          <w:lang w:val="en-US"/>
-        </w:rPr>
-        <w:t xml:space="preserve"> </w:t>
-      </w:r>
-      <w:proofErr w:type="spellStart"/>
-      <w:r>
-        <w:rPr>
-          <w:b/>
-          <w:bCs/>
-          <w:lang w:val="en-US"/>
-        </w:rPr>
-        <w:t>principales</w:t>
-      </w:r>
-      <w:proofErr w:type="spellEnd"/>
+        <w:t>Eventos principales</w:t>
+      </w:r>
     </w:p>
     <w:p>
       <w:pPr>
@@ -878,19 +834,9 @@
           <w:numId w:val="11"/>
         </w:numPr>
       </w:pPr>
-      <w:proofErr w:type="spellStart"/>
-      <w:r>
-        <w:t>Daily</w:t>
-      </w:r>
-      <w:proofErr w:type="spellEnd"/>
-      <w:r>
-        <w:t xml:space="preserve"> </w:t>
-      </w:r>
-      <w:proofErr w:type="gramStart"/>
-      <w:r>
-        <w:t>Meeting</w:t>
-      </w:r>
-      <w:proofErr w:type="gramEnd"/>
+      <w:r>
+        <w:t>Daily Meeting</w:t>
+      </w:r>
     </w:p>
     <w:p>
       <w:pPr>
@@ -901,13 +847,8 @@
         </w:numPr>
       </w:pPr>
       <w:r>
-        <w:t xml:space="preserve">Sprint </w:t>
-      </w:r>
-      <w:proofErr w:type="spellStart"/>
-      <w:r>
-        <w:t>Review</w:t>
-      </w:r>
-      <w:proofErr w:type="spellEnd"/>
+        <w:t>Sprint Review</w:t>
+      </w:r>
     </w:p>
     <w:p>
       <w:pPr>
@@ -945,17 +886,8 @@
           <w:b/>
           <w:bCs/>
         </w:rPr>
-        <w:t xml:space="preserve">Duración de </w:t>
-      </w:r>
-      <w:proofErr w:type="spellStart"/>
-      <w:r>
-        <w:rPr>
-          <w:b/>
-          <w:bCs/>
-        </w:rPr>
-        <w:t>sprints</w:t>
-      </w:r>
-      <w:proofErr w:type="spellEnd"/>
+        <w:t>Duración de sprints</w:t>
+      </w:r>
     </w:p>
     <w:p>
       <w:r>
@@ -1087,16 +1019,11 @@
       <w:r>
         <w:t xml:space="preserve">Los procesos administrativos son lentos, poco centralizados y pueden generar errores o pérdida de información. </w:t>
       </w:r>
-      <w:proofErr w:type="gramStart"/>
       <w:r>
         <w:t>a</w:t>
       </w:r>
       <w:r>
-        <w:t>demás</w:t>
-      </w:r>
-      <w:proofErr w:type="gramEnd"/>
-      <w:r>
-        <w:t xml:space="preserve"> la </w:t>
+        <w:t xml:space="preserve">demás la </w:t>
       </w:r>
       <w:r>
         <w:t>d</w:t>
@@ -1611,17 +1538,8 @@
           <w:bCs/>
         </w:rPr>
         <w:lastRenderedPageBreak/>
-        <w:t xml:space="preserve">5. Documento de </w:t>
-      </w:r>
-      <w:proofErr w:type="spellStart"/>
-      <w:r>
-        <w:rPr>
-          <w:b/>
-          <w:bCs/>
-        </w:rPr>
-        <w:t>Inception</w:t>
-      </w:r>
-      <w:proofErr w:type="spellEnd"/>
+        <w:t>5. Documento de Inception</w:t>
+      </w:r>
     </w:p>
     <w:p>
       <w:pPr>
@@ -1703,14 +1621,7 @@
       </w:r>
       <w:r>
         <w:br/>
-      </w:r>
-      <w:proofErr w:type="gramStart"/>
-      <w:r>
-        <w:t>Funcionario</w:t>
-      </w:r>
-      <w:proofErr w:type="gramEnd"/>
-      <w:r>
-        <w:t xml:space="preserve"> de la Dirección de Ingresos.</w:t>
+        <w:t>Funcionario de la Dirección de Ingresos.</w:t>
       </w:r>
       <w:r>
         <w:br/>
@@ -2989,17 +2900,8 @@
                 <w:rFonts w:eastAsiaTheme="minorEastAsia"/>
                 <w:lang w:val="es-ES"/>
               </w:rPr>
-              <w:t xml:space="preserve">Pendiente de </w:t>
-            </w:r>
-            <w:proofErr w:type="spellStart"/>
-            <w:r>
-              <w:rPr>
-                <w:rFonts w:eastAsiaTheme="minorEastAsia"/>
-                <w:lang w:val="es-ES"/>
-              </w:rPr>
-              <w:t>eval</w:t>
-            </w:r>
-            <w:proofErr w:type="spellEnd"/>
+              <w:t>Pendiente de eval</w:t>
+            </w:r>
           </w:p>
         </w:tc>
       </w:tr>
@@ -3243,15 +3145,7 @@
       </w:r>
       <w:r>
         <w:br/>
-        <w:t xml:space="preserve">Documento de </w:t>
-      </w:r>
-      <w:proofErr w:type="spellStart"/>
-      <w:r>
-        <w:t>Inception</w:t>
-      </w:r>
-      <w:proofErr w:type="spellEnd"/>
-      <w:r>
-        <w:t>.</w:t>
+        <w:t>Documento de Inception.</w:t>
       </w:r>
       <w:r>
         <w:br/>
@@ -3987,15 +3881,7 @@
         </w:numPr>
       </w:pPr>
       <w:r>
-        <w:t xml:space="preserve">Desarrollador </w:t>
-      </w:r>
-      <w:proofErr w:type="spellStart"/>
-      <w:r>
-        <w:t>frontend</w:t>
-      </w:r>
-      <w:proofErr w:type="spellEnd"/>
-      <w:r>
-        <w:t xml:space="preserve"> 1</w:t>
+        <w:t>Desarrollador frontend 1</w:t>
       </w:r>
     </w:p>
     <w:p>
@@ -4007,15 +3893,7 @@
         </w:numPr>
       </w:pPr>
       <w:r>
-        <w:t xml:space="preserve">Desarrollador </w:t>
-      </w:r>
-      <w:proofErr w:type="spellStart"/>
-      <w:r>
-        <w:t>frontend</w:t>
-      </w:r>
-      <w:proofErr w:type="spellEnd"/>
-      <w:r>
-        <w:t xml:space="preserve"> 2</w:t>
+        <w:t>Desarrollador frontend 2</w:t>
       </w:r>
     </w:p>
     <w:p>
@@ -4026,13 +3904,8 @@
           <w:numId w:val="14"/>
         </w:numPr>
       </w:pPr>
-      <w:proofErr w:type="spellStart"/>
-      <w:r>
-        <w:t>Tester</w:t>
-      </w:r>
-      <w:proofErr w:type="spellEnd"/>
-      <w:r>
-        <w:t xml:space="preserve"> QA</w:t>
+      <w:r>
+        <w:t>Tester QA</w:t>
       </w:r>
     </w:p>
     <w:p>
@@ -4169,19 +4042,9 @@
             <w:hideMark/>
           </w:tcPr>
           <w:p>
-            <w:proofErr w:type="spellStart"/>
-            <w:r>
-              <w:t>Product</w:t>
-            </w:r>
-            <w:proofErr w:type="spellEnd"/>
-            <w:r>
-              <w:t xml:space="preserve"> </w:t>
-            </w:r>
-            <w:proofErr w:type="spellStart"/>
-            <w:r>
-              <w:t>Owner</w:t>
-            </w:r>
-            <w:proofErr w:type="spellEnd"/>
+            <w:r>
+              <w:t>Product Owner</w:t>
+            </w:r>
           </w:p>
         </w:tc>
         <w:tc>
@@ -4679,15 +4542,7 @@
           </w:tcPr>
           <w:p>
             <w:r>
-              <w:t xml:space="preserve">Documentar código, </w:t>
-            </w:r>
-            <w:proofErr w:type="spellStart"/>
-            <w:r>
-              <w:t>backup</w:t>
-            </w:r>
-            <w:proofErr w:type="spellEnd"/>
-            <w:r>
-              <w:t xml:space="preserve"> de conocimiento y plan de reemplazo</w:t>
+              <w:t>Documentar código, backup de conocimiento y plan de reemplazo</w:t>
             </w:r>
           </w:p>
         </w:tc>
@@ -5214,21 +5069,12 @@
       <w:r>
         <w:br/>
       </w:r>
-      <w:proofErr w:type="gramStart"/>
-      <w:r>
-        <w:rPr>
-          <w:b/>
-          <w:bCs/>
-        </w:rPr>
-        <w:t>Responsable</w:t>
-      </w:r>
-      <w:proofErr w:type="gramEnd"/>
-      <w:r>
-        <w:rPr>
-          <w:b/>
-          <w:bCs/>
-        </w:rPr>
-        <w:t>:</w:t>
+      <w:r>
+        <w:rPr>
+          <w:b/>
+          <w:bCs/>
+        </w:rPr>
+        <w:t>Responsable:</w:t>
       </w:r>
       <w:r>
         <w:t xml:space="preserve"> Jefe de Proyecto</w:t>
@@ -5337,15 +5183,7 @@
         </w:numPr>
       </w:pPr>
       <w:r>
-        <w:t xml:space="preserve">Actualización del repositorio Git con </w:t>
-      </w:r>
-      <w:proofErr w:type="spellStart"/>
-      <w:r>
-        <w:t>commits</w:t>
-      </w:r>
-      <w:proofErr w:type="spellEnd"/>
-      <w:r>
-        <w:t xml:space="preserve"> de avance.</w:t>
+        <w:t>Actualización del repositorio Git con commits de avance.</w:t>
       </w:r>
     </w:p>
     <w:p>
@@ -5940,13 +5778,8 @@
             <w:hideMark/>
           </w:tcPr>
           <w:p>
-            <w:proofErr w:type="spellStart"/>
-            <w:r>
-              <w:t>Commits</w:t>
-            </w:r>
-            <w:proofErr w:type="spellEnd"/>
-            <w:r>
-              <w:t xml:space="preserve"> semanales</w:t>
+            <w:r>
+              <w:t>Commits semanales</w:t>
             </w:r>
           </w:p>
         </w:tc>
@@ -6338,13 +6171,7 @@
           </w:tcPr>
           <w:p>
             <w:r>
-              <w:t>1</w:t>
-            </w:r>
-            <w:r>
-              <w:t>5</w:t>
-            </w:r>
-            <w:r>
-              <w:t>/06</w:t>
+              <w:t>15/06</w:t>
             </w:r>
           </w:p>
         </w:tc>
@@ -6731,15 +6558,7 @@
       </w:r>
       <w:r>
         <w:br/>
-        <w:t xml:space="preserve">Mantener </w:t>
-      </w:r>
-      <w:proofErr w:type="spellStart"/>
-      <w:r>
-        <w:t>commits</w:t>
-      </w:r>
-      <w:proofErr w:type="spellEnd"/>
-      <w:r>
-        <w:t xml:space="preserve"> frecuentes en Git.</w:t>
+        <w:t>Mantener commits frecuentes en Git.</w:t>
       </w:r>
       <w:r>
         <w:br/>
@@ -6983,6 +6802,1841 @@
         <w:t>Pendiente de análisis y aprobación formal.</w:t>
       </w:r>
     </w:p>
+    <w:p/>
+    <w:p>
+      <w:pPr>
+        <w:rPr>
+          <w:b/>
+          <w:bCs/>
+        </w:rPr>
+      </w:pPr>
+      <w:r>
+        <w:rPr>
+          <w:b/>
+          <w:bCs/>
+        </w:rPr>
+        <w:t>16. Proceso Formal de Gestión del Cambio</w:t>
+      </w:r>
+    </w:p>
+    <w:p>
+      <w:pPr>
+        <w:jc w:val="both"/>
+      </w:pPr>
+      <w:r>
+        <w:t xml:space="preserve">Cuando la </w:t>
+      </w:r>
+      <w:r>
+        <w:t>a</w:t>
+      </w:r>
+      <w:r>
+        <w:t>lcaldía solicita agregar el módulo de geolocalización de puestos en la semana 10, el equipo no debe implementarlo directamente sin evaluación. Debe seguir un proceso formal de gestión del cambio.</w:t>
+      </w:r>
+    </w:p>
+    <w:p>
+      <w:pPr>
+        <w:rPr>
+          <w:b/>
+          <w:bCs/>
+        </w:rPr>
+      </w:pPr>
+      <w:r>
+        <w:rPr>
+          <w:b/>
+          <w:bCs/>
+        </w:rPr>
+        <w:t>Paso 1: Registro de la solicitud</w:t>
+      </w:r>
+    </w:p>
+    <w:p>
+      <w:pPr>
+        <w:jc w:val="both"/>
+      </w:pPr>
+      <w:r>
+        <w:t xml:space="preserve">El Product Owner o representante de la </w:t>
+      </w:r>
+      <w:r>
+        <w:t>a</w:t>
+      </w:r>
+      <w:r>
+        <w:t>lcaldía presenta formalmente la solicitud de cambio.</w:t>
+      </w:r>
+      <w:r>
+        <w:br/>
+        <w:t>El jefe de proyecto registra la solicitud en el documento de Solicitud de Cambios.</w:t>
+      </w:r>
+    </w:p>
+    <w:p>
+      <w:r>
+        <w:rPr>
+          <w:b/>
+          <w:bCs/>
+        </w:rPr>
+        <w:t>Documento:</w:t>
+      </w:r>
+      <w:r>
+        <w:t xml:space="preserve"> Solicitud de Cambio.</w:t>
+      </w:r>
+    </w:p>
+    <w:p>
+      <w:pPr>
+        <w:rPr>
+          <w:b/>
+          <w:bCs/>
+        </w:rPr>
+      </w:pPr>
+      <w:r>
+        <w:rPr>
+          <w:b/>
+          <w:bCs/>
+        </w:rPr>
+        <w:t>Paso 2: Análisis del cambio</w:t>
+      </w:r>
+    </w:p>
+    <w:p>
+      <w:pPr>
+        <w:jc w:val="both"/>
+      </w:pPr>
+      <w:r>
+        <w:lastRenderedPageBreak/>
+        <w:t>El equipo analiza qué se necesita para implementar la geolocalización de puestos. Se revisa si requiere mapas, coordenadas, cambios en la base de datos, nuevas pantallas, nuevas pruebas y capacitación.</w:t>
+      </w:r>
+    </w:p>
+    <w:p>
+      <w:r>
+        <w:rPr>
+          <w:b/>
+          <w:bCs/>
+        </w:rPr>
+        <w:t>Documentos:</w:t>
+      </w:r>
+    </w:p>
+    <w:p>
+      <w:pPr>
+        <w:pStyle w:val="Prrafodelista"/>
+        <w:numPr>
+          <w:ilvl w:val="0"/>
+          <w:numId w:val="19"/>
+        </w:numPr>
+      </w:pPr>
+      <w:r>
+        <w:t>Análisis de impacto</w:t>
+      </w:r>
+    </w:p>
+    <w:p>
+      <w:pPr>
+        <w:pStyle w:val="Prrafodelista"/>
+        <w:numPr>
+          <w:ilvl w:val="0"/>
+          <w:numId w:val="19"/>
+        </w:numPr>
+      </w:pPr>
+      <w:r>
+        <w:t>Actualización preliminar de requerimientos</w:t>
+      </w:r>
+    </w:p>
+    <w:p>
+      <w:pPr>
+        <w:pStyle w:val="Prrafodelista"/>
+        <w:numPr>
+          <w:ilvl w:val="0"/>
+          <w:numId w:val="19"/>
+        </w:numPr>
+      </w:pPr>
+      <w:r>
+        <w:t>Estimación de esfuerzo</w:t>
+      </w:r>
+    </w:p>
+    <w:p>
+      <w:pPr>
+        <w:rPr>
+          <w:b/>
+          <w:bCs/>
+        </w:rPr>
+      </w:pPr>
+      <w:r>
+        <w:rPr>
+          <w:b/>
+          <w:bCs/>
+        </w:rPr>
+        <w:t>Paso 3: Evaluación de impacto</w:t>
+      </w:r>
+    </w:p>
+    <w:p>
+      <w:r>
+        <w:t>Se evalúa el impacto en:</w:t>
+      </w:r>
+    </w:p>
+    <w:p>
+      <w:pPr>
+        <w:numPr>
+          <w:ilvl w:val="0"/>
+          <w:numId w:val="17"/>
+        </w:numPr>
+      </w:pPr>
+      <w:r>
+        <w:t>Alcance.</w:t>
+      </w:r>
+    </w:p>
+    <w:p>
+      <w:pPr>
+        <w:numPr>
+          <w:ilvl w:val="0"/>
+          <w:numId w:val="17"/>
+        </w:numPr>
+      </w:pPr>
+      <w:r>
+        <w:t>Tiempo.</w:t>
+      </w:r>
+    </w:p>
+    <w:p>
+      <w:pPr>
+        <w:numPr>
+          <w:ilvl w:val="0"/>
+          <w:numId w:val="17"/>
+        </w:numPr>
+      </w:pPr>
+      <w:r>
+        <w:t>Presupuesto.</w:t>
+      </w:r>
+    </w:p>
+    <w:p>
+      <w:pPr>
+        <w:numPr>
+          <w:ilvl w:val="0"/>
+          <w:numId w:val="17"/>
+        </w:numPr>
+      </w:pPr>
+      <w:r>
+        <w:t>Recursos humanos.</w:t>
+      </w:r>
+    </w:p>
+    <w:p>
+      <w:pPr>
+        <w:numPr>
+          <w:ilvl w:val="0"/>
+          <w:numId w:val="17"/>
+        </w:numPr>
+      </w:pPr>
+      <w:r>
+        <w:t>Riesgos.</w:t>
+      </w:r>
+    </w:p>
+    <w:p>
+      <w:pPr>
+        <w:numPr>
+          <w:ilvl w:val="0"/>
+          <w:numId w:val="17"/>
+        </w:numPr>
+      </w:pPr>
+      <w:r>
+        <w:t>Calidad.</w:t>
+      </w:r>
+    </w:p>
+    <w:p>
+      <w:pPr>
+        <w:numPr>
+          <w:ilvl w:val="0"/>
+          <w:numId w:val="17"/>
+        </w:numPr>
+      </w:pPr>
+      <w:r>
+        <w:t>Cronograma.</w:t>
+      </w:r>
+    </w:p>
+    <w:p>
+      <w:pPr>
+        <w:jc w:val="both"/>
+      </w:pPr>
+      <w:r>
+        <w:t>Como el proyecto tiene 6 meses y ya existe una renuncia de dos desarrolladores clave, el cambio debe ser revisado con cuidado para no afectar el MVP.</w:t>
+      </w:r>
+    </w:p>
+    <w:p>
+      <w:r>
+        <w:rPr>
+          <w:b/>
+          <w:bCs/>
+        </w:rPr>
+        <w:t>Documentos:</w:t>
+      </w:r>
+    </w:p>
+    <w:p>
+      <w:pPr>
+        <w:pStyle w:val="Prrafodelista"/>
+        <w:numPr>
+          <w:ilvl w:val="0"/>
+          <w:numId w:val="20"/>
+        </w:numPr>
+      </w:pPr>
+      <w:r>
+        <w:t>Informe de impacto del cambio.</w:t>
+      </w:r>
+    </w:p>
+    <w:p>
+      <w:pPr>
+        <w:pStyle w:val="Prrafodelista"/>
+        <w:numPr>
+          <w:ilvl w:val="0"/>
+          <w:numId w:val="20"/>
+        </w:numPr>
+      </w:pPr>
+      <w:r>
+        <w:t>Cronograma actualizado, si corresponde.</w:t>
+      </w:r>
+    </w:p>
+    <w:p>
+      <w:pPr>
+        <w:pStyle w:val="Prrafodelista"/>
+        <w:numPr>
+          <w:ilvl w:val="0"/>
+          <w:numId w:val="20"/>
+        </w:numPr>
+      </w:pPr>
+      <w:r>
+        <w:t>Presupuesto actualizado, si corresponde.</w:t>
+      </w:r>
+    </w:p>
+    <w:p>
+      <w:pPr>
+        <w:pStyle w:val="Prrafodelista"/>
+        <w:numPr>
+          <w:ilvl w:val="0"/>
+          <w:numId w:val="20"/>
+        </w:numPr>
+      </w:pPr>
+      <w:r>
+        <w:t>Registro de riesgos actualizado.</w:t>
+      </w:r>
+    </w:p>
+    <w:p>
+      <w:pPr>
+        <w:rPr>
+          <w:b/>
+          <w:bCs/>
+        </w:rPr>
+      </w:pPr>
+      <w:r>
+        <w:rPr>
+          <w:b/>
+          <w:bCs/>
+        </w:rPr>
+        <w:t>Paso 4: Revisión por el comité o responsables</w:t>
+      </w:r>
+    </w:p>
+    <w:p>
+      <w:r>
+        <w:t>El jefe de proyecto presenta el análisis a la Dirección de Ingresos y al Product Owner. Ellos deciden si el cambio será aprobado, rechazado o postergado para una segunda fase.</w:t>
+      </w:r>
+    </w:p>
+    <w:p>
+      <w:r>
+        <w:rPr>
+          <w:b/>
+          <w:bCs/>
+        </w:rPr>
+        <w:t>Roles involucrados:</w:t>
+      </w:r>
+    </w:p>
+    <w:p>
+      <w:pPr>
+        <w:pStyle w:val="Prrafodelista"/>
+        <w:numPr>
+          <w:ilvl w:val="0"/>
+          <w:numId w:val="21"/>
+        </w:numPr>
+      </w:pPr>
+      <w:r>
+        <w:t>Jefe de proyecto</w:t>
+      </w:r>
+    </w:p>
+    <w:p>
+      <w:pPr>
+        <w:pStyle w:val="Prrafodelista"/>
+        <w:numPr>
+          <w:ilvl w:val="0"/>
+          <w:numId w:val="21"/>
+        </w:numPr>
+      </w:pPr>
+      <w:r>
+        <w:t>Product Owner</w:t>
+      </w:r>
+    </w:p>
+    <w:p>
+      <w:pPr>
+        <w:pStyle w:val="Prrafodelista"/>
+        <w:numPr>
+          <w:ilvl w:val="0"/>
+          <w:numId w:val="21"/>
+        </w:numPr>
+      </w:pPr>
+      <w:r>
+        <w:t>Dirección de Ingresos</w:t>
+      </w:r>
+    </w:p>
+    <w:p>
+      <w:pPr>
+        <w:pStyle w:val="Prrafodelista"/>
+        <w:numPr>
+          <w:ilvl w:val="0"/>
+          <w:numId w:val="21"/>
+        </w:numPr>
+      </w:pPr>
+      <w:r>
+        <w:t>Equipo técnico</w:t>
+      </w:r>
+    </w:p>
+    <w:p>
+      <w:pPr>
+        <w:pStyle w:val="Prrafodelista"/>
+        <w:numPr>
+          <w:ilvl w:val="0"/>
+          <w:numId w:val="21"/>
+        </w:numPr>
+      </w:pPr>
+      <w:r>
+        <w:t>Representante de usuarios de mercados</w:t>
+      </w:r>
+    </w:p>
+    <w:p>
+      <w:pPr>
+        <w:rPr>
+          <w:b/>
+          <w:bCs/>
+        </w:rPr>
+      </w:pPr>
+      <w:r>
+        <w:rPr>
+          <w:b/>
+          <w:bCs/>
+        </w:rPr>
+        <w:t>Paso 5: Decisión formal</w:t>
+      </w:r>
+    </w:p>
+    <w:p>
+      <w:pPr>
+        <w:jc w:val="both"/>
+      </w:pPr>
+      <w:r>
+        <w:t>La Alcaldía aprueba, rechaza o posterga el cambio. Si se aprueba, se define si entra dentro del MVP o si pasa a una versión posterior.</w:t>
+      </w:r>
+    </w:p>
+    <w:p>
+      <w:r>
+        <w:rPr>
+          <w:b/>
+          <w:bCs/>
+        </w:rPr>
+        <w:t>Documento</w:t>
+      </w:r>
+      <w:r>
+        <w:rPr>
+          <w:b/>
+          <w:bCs/>
+        </w:rPr>
+        <w:t xml:space="preserve"> a entregar</w:t>
+      </w:r>
+      <w:r>
+        <w:rPr>
+          <w:b/>
+          <w:bCs/>
+        </w:rPr>
+        <w:t>:</w:t>
+      </w:r>
+      <w:r>
+        <w:br/>
+        <w:t>Acta de aprobación o rechazo del cambio.</w:t>
+      </w:r>
+    </w:p>
+    <w:p>
+      <w:pPr>
+        <w:rPr>
+          <w:b/>
+          <w:bCs/>
+        </w:rPr>
+      </w:pPr>
+      <w:r>
+        <w:rPr>
+          <w:b/>
+          <w:bCs/>
+        </w:rPr>
+        <w:lastRenderedPageBreak/>
+        <w:t>Paso 6: Actualización del plan</w:t>
+      </w:r>
+    </w:p>
+    <w:p>
+      <w:r>
+        <w:t>Si el cambio es aprobado, se actualizan los documentos del proyecto:</w:t>
+      </w:r>
+    </w:p>
+    <w:p>
+      <w:pPr>
+        <w:numPr>
+          <w:ilvl w:val="0"/>
+          <w:numId w:val="18"/>
+        </w:numPr>
+      </w:pPr>
+      <w:r>
+        <w:t>Alcance.</w:t>
+      </w:r>
+    </w:p>
+    <w:p>
+      <w:pPr>
+        <w:numPr>
+          <w:ilvl w:val="0"/>
+          <w:numId w:val="18"/>
+        </w:numPr>
+      </w:pPr>
+      <w:r>
+        <w:t>Backlog.</w:t>
+      </w:r>
+    </w:p>
+    <w:p>
+      <w:pPr>
+        <w:numPr>
+          <w:ilvl w:val="0"/>
+          <w:numId w:val="18"/>
+        </w:numPr>
+      </w:pPr>
+      <w:r>
+        <w:t>Cronograma.</w:t>
+      </w:r>
+    </w:p>
+    <w:p>
+      <w:pPr>
+        <w:numPr>
+          <w:ilvl w:val="0"/>
+          <w:numId w:val="18"/>
+        </w:numPr>
+      </w:pPr>
+      <w:r>
+        <w:t>Presupuesto.</w:t>
+      </w:r>
+    </w:p>
+    <w:p>
+      <w:pPr>
+        <w:numPr>
+          <w:ilvl w:val="0"/>
+          <w:numId w:val="18"/>
+        </w:numPr>
+      </w:pPr>
+      <w:r>
+        <w:t>Matriz de riesgos.</w:t>
+      </w:r>
+    </w:p>
+    <w:p>
+      <w:pPr>
+        <w:numPr>
+          <w:ilvl w:val="0"/>
+          <w:numId w:val="18"/>
+        </w:numPr>
+      </w:pPr>
+      <w:r>
+        <w:t>Requerimientos.</w:t>
+      </w:r>
+    </w:p>
+    <w:p>
+      <w:pPr>
+        <w:numPr>
+          <w:ilvl w:val="0"/>
+          <w:numId w:val="18"/>
+        </w:numPr>
+      </w:pPr>
+      <w:r>
+        <w:t>Plan de pruebas.</w:t>
+      </w:r>
+    </w:p>
+    <w:p>
+      <w:pPr>
+        <w:rPr>
+          <w:b/>
+          <w:bCs/>
+        </w:rPr>
+      </w:pPr>
+      <w:r>
+        <w:rPr>
+          <w:b/>
+          <w:bCs/>
+        </w:rPr>
+        <w:t>Paso 7: Implementación controlada</w:t>
+      </w:r>
+    </w:p>
+    <w:p>
+      <w:pPr>
+        <w:jc w:val="both"/>
+      </w:pPr>
+      <w:r>
+        <w:t>El equipo implementa el cambio según la prioridad definida. Se deben hacer commits en Git que demuestren el avance del módulo.</w:t>
+      </w:r>
+    </w:p>
+    <w:p>
+      <w:pPr>
+        <w:jc w:val="both"/>
+        <w:rPr>
+          <w:b/>
+          <w:bCs/>
+        </w:rPr>
+      </w:pPr>
+      <w:r>
+        <w:rPr>
+          <w:b/>
+          <w:bCs/>
+        </w:rPr>
+        <w:t>Paso 8: Validación</w:t>
+      </w:r>
+    </w:p>
+    <w:p>
+      <w:pPr>
+        <w:jc w:val="both"/>
+      </w:pPr>
+      <w:r>
+        <w:t>La Alcaldía valida si el módulo cumple con lo solicitado. Si existen observaciones, se registran como incidencias o ajustes.</w:t>
+      </w:r>
+    </w:p>
+    <w:p>
+      <w:r>
+        <w:rPr>
+          <w:b/>
+          <w:bCs/>
+        </w:rPr>
+        <w:t>Documentos:</w:t>
+      </w:r>
+    </w:p>
+    <w:p>
+      <w:pPr>
+        <w:pStyle w:val="Prrafodelista"/>
+        <w:numPr>
+          <w:ilvl w:val="0"/>
+          <w:numId w:val="22"/>
+        </w:numPr>
+      </w:pPr>
+      <w:r>
+        <w:t>Informe de validación.</w:t>
+      </w:r>
+    </w:p>
+    <w:p>
+      <w:pPr>
+        <w:pStyle w:val="Prrafodelista"/>
+        <w:numPr>
+          <w:ilvl w:val="0"/>
+          <w:numId w:val="22"/>
+        </w:numPr>
+      </w:pPr>
+      <w:r>
+        <w:t>Registro de incidencias actualizado.</w:t>
+      </w:r>
+    </w:p>
+    <w:p>
+      <w:pPr>
+        <w:rPr>
+          <w:b/>
+          <w:bCs/>
+        </w:rPr>
+      </w:pPr>
+      <w:r>
+        <w:rPr>
+          <w:b/>
+          <w:bCs/>
+        </w:rPr>
+        <w:t>17. Registro de Riesgos Actualizado</w:t>
+      </w:r>
+    </w:p>
+    <w:tbl>
+      <w:tblPr>
+        <w:tblW w:w="0" w:type="auto"/>
+        <w:tblCellSpacing w:w="15" w:type="dxa"/>
+        <w:tblCellMar>
+          <w:top w:w="15" w:type="dxa"/>
+          <w:left w:w="15" w:type="dxa"/>
+          <w:bottom w:w="15" w:type="dxa"/>
+          <w:right w:w="15" w:type="dxa"/>
+        </w:tblCellMar>
+        <w:tblLook w:val="04A0" w:firstRow="1" w:lastRow="0" w:firstColumn="1" w:lastColumn="0" w:noHBand="0" w:noVBand="1"/>
+      </w:tblPr>
+      <w:tblGrid>
+        <w:gridCol w:w="486"/>
+        <w:gridCol w:w="2530"/>
+        <w:gridCol w:w="1294"/>
+        <w:gridCol w:w="843"/>
+        <w:gridCol w:w="922"/>
+        <w:gridCol w:w="2383"/>
+      </w:tblGrid>
+      <w:tr>
+        <w:trPr>
+          <w:tblCellSpacing w:w="15" w:type="dxa"/>
+        </w:trPr>
+        <w:tc>
+          <w:tcPr>
+            <w:tcW w:w="0" w:type="auto"/>
+            <w:tcBorders>
+              <w:top w:val="single" w:sz="18" w:space="0" w:color="auto"/>
+              <w:left w:val="single" w:sz="18" w:space="0" w:color="auto"/>
+              <w:bottom w:val="single" w:sz="18" w:space="0" w:color="auto"/>
+              <w:right w:val="single" w:sz="18" w:space="0" w:color="auto"/>
+            </w:tcBorders>
+            <w:shd w:val="clear" w:color="auto" w:fill="3A3A3A" w:themeFill="background2" w:themeFillShade="40"/>
+            <w:vAlign w:val="center"/>
+            <w:hideMark/>
+          </w:tcPr>
+          <w:p>
+            <w:r>
+              <w:t>ID</w:t>
+            </w:r>
+          </w:p>
+        </w:tc>
+        <w:tc>
+          <w:tcPr>
+            <w:tcW w:w="0" w:type="auto"/>
+            <w:tcBorders>
+              <w:top w:val="single" w:sz="18" w:space="0" w:color="auto"/>
+              <w:bottom w:val="single" w:sz="18" w:space="0" w:color="auto"/>
+              <w:right w:val="single" w:sz="4" w:space="0" w:color="auto"/>
+            </w:tcBorders>
+            <w:shd w:val="clear" w:color="auto" w:fill="FF0000"/>
+            <w:vAlign w:val="center"/>
+            <w:hideMark/>
+          </w:tcPr>
+          <w:p>
+            <w:pPr>
+              <w:jc w:val="center"/>
+            </w:pPr>
+            <w:r>
+              <w:t>Riesgo</w:t>
+            </w:r>
+          </w:p>
+        </w:tc>
+        <w:tc>
+          <w:tcPr>
+            <w:tcW w:w="0" w:type="auto"/>
+            <w:tcBorders>
+              <w:top w:val="single" w:sz="18" w:space="0" w:color="auto"/>
+              <w:bottom w:val="single" w:sz="18" w:space="0" w:color="auto"/>
+              <w:right w:val="single" w:sz="4" w:space="0" w:color="auto"/>
+            </w:tcBorders>
+            <w:shd w:val="clear" w:color="auto" w:fill="FFFF00"/>
+            <w:vAlign w:val="center"/>
+            <w:hideMark/>
+          </w:tcPr>
+          <w:p>
+            <w:r>
+              <w:t>Probabilidad</w:t>
+            </w:r>
+          </w:p>
+        </w:tc>
+        <w:tc>
+          <w:tcPr>
+            <w:tcW w:w="0" w:type="auto"/>
+            <w:tcBorders>
+              <w:top w:val="single" w:sz="18" w:space="0" w:color="auto"/>
+              <w:bottom w:val="single" w:sz="18" w:space="0" w:color="auto"/>
+            </w:tcBorders>
+            <w:shd w:val="clear" w:color="auto" w:fill="124F1A" w:themeFill="accent3" w:themeFillShade="BF"/>
+            <w:vAlign w:val="center"/>
+            <w:hideMark/>
+          </w:tcPr>
+          <w:p>
+            <w:r>
+              <w:t>Impacto</w:t>
+            </w:r>
+          </w:p>
+        </w:tc>
+        <w:tc>
+          <w:tcPr>
+            <w:tcW w:w="0" w:type="auto"/>
+            <w:tcBorders>
+              <w:top w:val="single" w:sz="18" w:space="0" w:color="auto"/>
+              <w:left w:val="single" w:sz="4" w:space="0" w:color="auto"/>
+              <w:bottom w:val="single" w:sz="18" w:space="0" w:color="auto"/>
+              <w:right w:val="single" w:sz="4" w:space="0" w:color="auto"/>
+            </w:tcBorders>
+            <w:shd w:val="clear" w:color="auto" w:fill="8DD873" w:themeFill="accent6" w:themeFillTint="99"/>
+            <w:vAlign w:val="center"/>
+            <w:hideMark/>
+          </w:tcPr>
+          <w:p>
+            <w:r>
+              <w:t>Estado</w:t>
+            </w:r>
+          </w:p>
+        </w:tc>
+        <w:tc>
+          <w:tcPr>
+            <w:tcW w:w="0" w:type="auto"/>
+            <w:tcBorders>
+              <w:top w:val="single" w:sz="18" w:space="0" w:color="auto"/>
+              <w:bottom w:val="single" w:sz="18" w:space="0" w:color="auto"/>
+              <w:right w:val="single" w:sz="18" w:space="0" w:color="auto"/>
+            </w:tcBorders>
+            <w:shd w:val="clear" w:color="auto" w:fill="4C94D8" w:themeFill="text2" w:themeFillTint="80"/>
+            <w:vAlign w:val="center"/>
+            <w:hideMark/>
+          </w:tcPr>
+          <w:p>
+            <w:pPr>
+              <w:jc w:val="center"/>
+            </w:pPr>
+            <w:r>
+              <w:t>Acción</w:t>
+            </w:r>
+          </w:p>
+        </w:tc>
+      </w:tr>
+      <w:tr>
+        <w:trPr>
+          <w:tblCellSpacing w:w="15" w:type="dxa"/>
+        </w:trPr>
+        <w:tc>
+          <w:tcPr>
+            <w:tcW w:w="0" w:type="auto"/>
+            <w:tcBorders>
+              <w:left w:val="single" w:sz="18" w:space="0" w:color="auto"/>
+              <w:bottom w:val="single" w:sz="4" w:space="0" w:color="auto"/>
+              <w:right w:val="single" w:sz="18" w:space="0" w:color="auto"/>
+            </w:tcBorders>
+            <w:vAlign w:val="center"/>
+            <w:hideMark/>
+          </w:tcPr>
+          <w:p>
+            <w:r>
+              <w:t>R-01</w:t>
+            </w:r>
+          </w:p>
+        </w:tc>
+        <w:tc>
+          <w:tcPr>
+            <w:tcW w:w="0" w:type="auto"/>
+            <w:tcBorders>
+              <w:bottom w:val="single" w:sz="4" w:space="0" w:color="auto"/>
+              <w:right w:val="single" w:sz="4" w:space="0" w:color="auto"/>
+            </w:tcBorders>
+            <w:vAlign w:val="center"/>
+            <w:hideMark/>
+          </w:tcPr>
+          <w:p>
+            <w:r>
+              <w:t>Cambio en normativa municipal</w:t>
+            </w:r>
+          </w:p>
+        </w:tc>
+        <w:tc>
+          <w:tcPr>
+            <w:tcW w:w="0" w:type="auto"/>
+            <w:tcBorders>
+              <w:bottom w:val="single" w:sz="4" w:space="0" w:color="auto"/>
+              <w:right w:val="single" w:sz="4" w:space="0" w:color="auto"/>
+            </w:tcBorders>
+            <w:vAlign w:val="center"/>
+            <w:hideMark/>
+          </w:tcPr>
+          <w:p>
+            <w:pPr>
+              <w:jc w:val="center"/>
+            </w:pPr>
+            <w:r>
+              <w:t>Alta</w:t>
+            </w:r>
+          </w:p>
+        </w:tc>
+        <w:tc>
+          <w:tcPr>
+            <w:tcW w:w="0" w:type="auto"/>
+            <w:tcBorders>
+              <w:bottom w:val="single" w:sz="4" w:space="0" w:color="auto"/>
+            </w:tcBorders>
+            <w:vAlign w:val="center"/>
+            <w:hideMark/>
+          </w:tcPr>
+          <w:p>
+            <w:pPr>
+              <w:jc w:val="center"/>
+            </w:pPr>
+            <w:r>
+              <w:t>Alto</w:t>
+            </w:r>
+          </w:p>
+        </w:tc>
+        <w:tc>
+          <w:tcPr>
+            <w:tcW w:w="0" w:type="auto"/>
+            <w:tcBorders>
+              <w:left w:val="single" w:sz="4" w:space="0" w:color="auto"/>
+              <w:bottom w:val="single" w:sz="4" w:space="0" w:color="auto"/>
+              <w:right w:val="single" w:sz="4" w:space="0" w:color="auto"/>
+            </w:tcBorders>
+            <w:vAlign w:val="center"/>
+            <w:hideMark/>
+          </w:tcPr>
+          <w:p>
+            <w:pPr>
+              <w:jc w:val="center"/>
+            </w:pPr>
+            <w:r>
+              <w:t>Activo</w:t>
+            </w:r>
+          </w:p>
+        </w:tc>
+        <w:tc>
+          <w:tcPr>
+            <w:tcW w:w="0" w:type="auto"/>
+            <w:tcBorders>
+              <w:bottom w:val="single" w:sz="4" w:space="0" w:color="auto"/>
+              <w:right w:val="single" w:sz="18" w:space="0" w:color="auto"/>
+            </w:tcBorders>
+            <w:vAlign w:val="center"/>
+            <w:hideMark/>
+          </w:tcPr>
+          <w:p>
+            <w:r>
+              <w:t>Actualizar requerimientos de licencias</w:t>
+            </w:r>
+          </w:p>
+        </w:tc>
+      </w:tr>
+      <w:tr>
+        <w:trPr>
+          <w:tblCellSpacing w:w="15" w:type="dxa"/>
+        </w:trPr>
+        <w:tc>
+          <w:tcPr>
+            <w:tcW w:w="0" w:type="auto"/>
+            <w:tcBorders>
+              <w:left w:val="single" w:sz="18" w:space="0" w:color="auto"/>
+              <w:right w:val="single" w:sz="18" w:space="0" w:color="auto"/>
+            </w:tcBorders>
+            <w:vAlign w:val="center"/>
+            <w:hideMark/>
+          </w:tcPr>
+          <w:p>
+            <w:r>
+              <w:t>R-02</w:t>
+            </w:r>
+          </w:p>
+        </w:tc>
+        <w:tc>
+          <w:tcPr>
+            <w:tcW w:w="0" w:type="auto"/>
+            <w:tcBorders>
+              <w:right w:val="single" w:sz="4" w:space="0" w:color="auto"/>
+            </w:tcBorders>
+            <w:vAlign w:val="center"/>
+            <w:hideMark/>
+          </w:tcPr>
+          <w:p>
+            <w:r>
+              <w:t>Renuncia de desarrolladores clave</w:t>
+            </w:r>
+          </w:p>
+        </w:tc>
+        <w:tc>
+          <w:tcPr>
+            <w:tcW w:w="0" w:type="auto"/>
+            <w:tcBorders>
+              <w:right w:val="single" w:sz="4" w:space="0" w:color="auto"/>
+            </w:tcBorders>
+            <w:vAlign w:val="center"/>
+            <w:hideMark/>
+          </w:tcPr>
+          <w:p>
+            <w:pPr>
+              <w:jc w:val="center"/>
+            </w:pPr>
+            <w:r>
+              <w:t>Ocurrido</w:t>
+            </w:r>
+          </w:p>
+        </w:tc>
+        <w:tc>
+          <w:tcPr>
+            <w:tcW w:w="0" w:type="auto"/>
+            <w:vAlign w:val="center"/>
+            <w:hideMark/>
+          </w:tcPr>
+          <w:p>
+            <w:pPr>
+              <w:jc w:val="center"/>
+            </w:pPr>
+            <w:r>
+              <w:t>Alto</w:t>
+            </w:r>
+          </w:p>
+        </w:tc>
+        <w:tc>
+          <w:tcPr>
+            <w:tcW w:w="0" w:type="auto"/>
+            <w:tcBorders>
+              <w:left w:val="single" w:sz="4" w:space="0" w:color="auto"/>
+              <w:right w:val="single" w:sz="4" w:space="0" w:color="auto"/>
+            </w:tcBorders>
+            <w:vAlign w:val="center"/>
+            <w:hideMark/>
+          </w:tcPr>
+          <w:p>
+            <w:pPr>
+              <w:jc w:val="center"/>
+            </w:pPr>
+            <w:r>
+              <w:t>Activo</w:t>
+            </w:r>
+          </w:p>
+        </w:tc>
+        <w:tc>
+          <w:tcPr>
+            <w:tcW w:w="0" w:type="auto"/>
+            <w:tcBorders>
+              <w:right w:val="single" w:sz="18" w:space="0" w:color="auto"/>
+            </w:tcBorders>
+            <w:vAlign w:val="center"/>
+            <w:hideMark/>
+          </w:tcPr>
+          <w:p>
+            <w:r>
+              <w:t>Redistribuir tareas y buscar reemplazo</w:t>
+            </w:r>
+          </w:p>
+        </w:tc>
+      </w:tr>
+      <w:tr>
+        <w:trPr>
+          <w:tblCellSpacing w:w="15" w:type="dxa"/>
+        </w:trPr>
+        <w:tc>
+          <w:tcPr>
+            <w:tcW w:w="0" w:type="auto"/>
+            <w:tcBorders>
+              <w:top w:val="single" w:sz="4" w:space="0" w:color="auto"/>
+              <w:left w:val="single" w:sz="18" w:space="0" w:color="auto"/>
+              <w:bottom w:val="single" w:sz="4" w:space="0" w:color="auto"/>
+              <w:right w:val="single" w:sz="18" w:space="0" w:color="auto"/>
+            </w:tcBorders>
+            <w:vAlign w:val="center"/>
+            <w:hideMark/>
+          </w:tcPr>
+          <w:p>
+            <w:r>
+              <w:t>R-03</w:t>
+            </w:r>
+          </w:p>
+        </w:tc>
+        <w:tc>
+          <w:tcPr>
+            <w:tcW w:w="0" w:type="auto"/>
+            <w:tcBorders>
+              <w:top w:val="single" w:sz="4" w:space="0" w:color="auto"/>
+              <w:bottom w:val="single" w:sz="4" w:space="0" w:color="auto"/>
+              <w:right w:val="single" w:sz="4" w:space="0" w:color="auto"/>
+            </w:tcBorders>
+            <w:vAlign w:val="center"/>
+            <w:hideMark/>
+          </w:tcPr>
+          <w:p>
+            <w:r>
+              <w:t>Solicitud de geolocalización fuera de alcance</w:t>
+            </w:r>
+          </w:p>
+        </w:tc>
+        <w:tc>
+          <w:tcPr>
+            <w:tcW w:w="0" w:type="auto"/>
+            <w:tcBorders>
+              <w:top w:val="single" w:sz="4" w:space="0" w:color="auto"/>
+              <w:bottom w:val="single" w:sz="4" w:space="0" w:color="auto"/>
+              <w:right w:val="single" w:sz="4" w:space="0" w:color="auto"/>
+            </w:tcBorders>
+            <w:vAlign w:val="center"/>
+            <w:hideMark/>
+          </w:tcPr>
+          <w:p>
+            <w:pPr>
+              <w:jc w:val="center"/>
+            </w:pPr>
+            <w:r>
+              <w:t>Alta</w:t>
+            </w:r>
+          </w:p>
+        </w:tc>
+        <w:tc>
+          <w:tcPr>
+            <w:tcW w:w="0" w:type="auto"/>
+            <w:tcBorders>
+              <w:top w:val="single" w:sz="4" w:space="0" w:color="auto"/>
+              <w:bottom w:val="single" w:sz="4" w:space="0" w:color="auto"/>
+            </w:tcBorders>
+            <w:vAlign w:val="center"/>
+            <w:hideMark/>
+          </w:tcPr>
+          <w:p>
+            <w:pPr>
+              <w:jc w:val="center"/>
+            </w:pPr>
+            <w:r>
+              <w:t>Alto</w:t>
+            </w:r>
+          </w:p>
+        </w:tc>
+        <w:tc>
+          <w:tcPr>
+            <w:tcW w:w="0" w:type="auto"/>
+            <w:tcBorders>
+              <w:top w:val="single" w:sz="4" w:space="0" w:color="auto"/>
+              <w:left w:val="single" w:sz="4" w:space="0" w:color="auto"/>
+              <w:bottom w:val="single" w:sz="4" w:space="0" w:color="auto"/>
+              <w:right w:val="single" w:sz="4" w:space="0" w:color="auto"/>
+            </w:tcBorders>
+            <w:vAlign w:val="center"/>
+            <w:hideMark/>
+          </w:tcPr>
+          <w:p>
+            <w:pPr>
+              <w:jc w:val="center"/>
+            </w:pPr>
+            <w:r>
+              <w:t>Activo</w:t>
+            </w:r>
+          </w:p>
+        </w:tc>
+        <w:tc>
+          <w:tcPr>
+            <w:tcW w:w="0" w:type="auto"/>
+            <w:tcBorders>
+              <w:top w:val="single" w:sz="4" w:space="0" w:color="auto"/>
+              <w:bottom w:val="single" w:sz="4" w:space="0" w:color="auto"/>
+              <w:right w:val="single" w:sz="18" w:space="0" w:color="auto"/>
+            </w:tcBorders>
+            <w:vAlign w:val="center"/>
+            <w:hideMark/>
+          </w:tcPr>
+          <w:p>
+            <w:r>
+              <w:t>Aplicar gestión formal de cambios</w:t>
+            </w:r>
+          </w:p>
+        </w:tc>
+      </w:tr>
+      <w:tr>
+        <w:trPr>
+          <w:tblCellSpacing w:w="15" w:type="dxa"/>
+        </w:trPr>
+        <w:tc>
+          <w:tcPr>
+            <w:tcW w:w="0" w:type="auto"/>
+            <w:tcBorders>
+              <w:left w:val="single" w:sz="18" w:space="0" w:color="auto"/>
+              <w:right w:val="single" w:sz="18" w:space="0" w:color="auto"/>
+            </w:tcBorders>
+            <w:vAlign w:val="center"/>
+            <w:hideMark/>
+          </w:tcPr>
+          <w:p>
+            <w:r>
+              <w:t>R-04</w:t>
+            </w:r>
+          </w:p>
+        </w:tc>
+        <w:tc>
+          <w:tcPr>
+            <w:tcW w:w="0" w:type="auto"/>
+            <w:tcBorders>
+              <w:right w:val="single" w:sz="4" w:space="0" w:color="auto"/>
+            </w:tcBorders>
+            <w:vAlign w:val="center"/>
+            <w:hideMark/>
+          </w:tcPr>
+          <w:p>
+            <w:r>
+              <w:t>Retraso del MVP</w:t>
+            </w:r>
+          </w:p>
+        </w:tc>
+        <w:tc>
+          <w:tcPr>
+            <w:tcW w:w="0" w:type="auto"/>
+            <w:tcBorders>
+              <w:right w:val="single" w:sz="4" w:space="0" w:color="auto"/>
+            </w:tcBorders>
+            <w:vAlign w:val="center"/>
+            <w:hideMark/>
+          </w:tcPr>
+          <w:p>
+            <w:pPr>
+              <w:jc w:val="center"/>
+            </w:pPr>
+            <w:r>
+              <w:t>Media</w:t>
+            </w:r>
+          </w:p>
+        </w:tc>
+        <w:tc>
+          <w:tcPr>
+            <w:tcW w:w="0" w:type="auto"/>
+            <w:vAlign w:val="center"/>
+            <w:hideMark/>
+          </w:tcPr>
+          <w:p>
+            <w:pPr>
+              <w:jc w:val="center"/>
+            </w:pPr>
+            <w:r>
+              <w:t>Alto</w:t>
+            </w:r>
+          </w:p>
+        </w:tc>
+        <w:tc>
+          <w:tcPr>
+            <w:tcW w:w="0" w:type="auto"/>
+            <w:tcBorders>
+              <w:left w:val="single" w:sz="4" w:space="0" w:color="auto"/>
+              <w:right w:val="single" w:sz="4" w:space="0" w:color="auto"/>
+            </w:tcBorders>
+            <w:vAlign w:val="center"/>
+            <w:hideMark/>
+          </w:tcPr>
+          <w:p>
+            <w:pPr>
+              <w:jc w:val="center"/>
+            </w:pPr>
+            <w:r>
+              <w:t>Activo</w:t>
+            </w:r>
+          </w:p>
+        </w:tc>
+        <w:tc>
+          <w:tcPr>
+            <w:tcW w:w="0" w:type="auto"/>
+            <w:tcBorders>
+              <w:right w:val="single" w:sz="18" w:space="0" w:color="auto"/>
+            </w:tcBorders>
+            <w:vAlign w:val="center"/>
+            <w:hideMark/>
+          </w:tcPr>
+          <w:p>
+            <w:r>
+              <w:t>Repriorizar funcionalidades</w:t>
+            </w:r>
+          </w:p>
+        </w:tc>
+      </w:tr>
+      <w:tr>
+        <w:trPr>
+          <w:tblCellSpacing w:w="15" w:type="dxa"/>
+        </w:trPr>
+        <w:tc>
+          <w:tcPr>
+            <w:tcW w:w="0" w:type="auto"/>
+            <w:tcBorders>
+              <w:top w:val="single" w:sz="4" w:space="0" w:color="auto"/>
+              <w:left w:val="single" w:sz="18" w:space="0" w:color="auto"/>
+              <w:right w:val="single" w:sz="18" w:space="0" w:color="auto"/>
+            </w:tcBorders>
+            <w:vAlign w:val="center"/>
+            <w:hideMark/>
+          </w:tcPr>
+          <w:p>
+            <w:r>
+              <w:t>R-05</w:t>
+            </w:r>
+          </w:p>
+        </w:tc>
+        <w:tc>
+          <w:tcPr>
+            <w:tcW w:w="0" w:type="auto"/>
+            <w:tcBorders>
+              <w:top w:val="single" w:sz="4" w:space="0" w:color="auto"/>
+              <w:right w:val="single" w:sz="4" w:space="0" w:color="auto"/>
+            </w:tcBorders>
+            <w:vAlign w:val="center"/>
+            <w:hideMark/>
+          </w:tcPr>
+          <w:p>
+            <w:r>
+              <w:t>Sobrecarga del equipo restante</w:t>
+            </w:r>
+          </w:p>
+        </w:tc>
+        <w:tc>
+          <w:tcPr>
+            <w:tcW w:w="0" w:type="auto"/>
+            <w:tcBorders>
+              <w:top w:val="single" w:sz="4" w:space="0" w:color="auto"/>
+              <w:right w:val="single" w:sz="4" w:space="0" w:color="auto"/>
+            </w:tcBorders>
+            <w:vAlign w:val="center"/>
+            <w:hideMark/>
+          </w:tcPr>
+          <w:p>
+            <w:pPr>
+              <w:jc w:val="center"/>
+            </w:pPr>
+            <w:r>
+              <w:t>Alta</w:t>
+            </w:r>
+          </w:p>
+        </w:tc>
+        <w:tc>
+          <w:tcPr>
+            <w:tcW w:w="0" w:type="auto"/>
+            <w:tcBorders>
+              <w:top w:val="single" w:sz="4" w:space="0" w:color="auto"/>
+            </w:tcBorders>
+            <w:vAlign w:val="center"/>
+            <w:hideMark/>
+          </w:tcPr>
+          <w:p>
+            <w:pPr>
+              <w:jc w:val="center"/>
+            </w:pPr>
+            <w:r>
+              <w:t>Alto</w:t>
+            </w:r>
+          </w:p>
+        </w:tc>
+        <w:tc>
+          <w:tcPr>
+            <w:tcW w:w="0" w:type="auto"/>
+            <w:tcBorders>
+              <w:top w:val="single" w:sz="4" w:space="0" w:color="auto"/>
+              <w:left w:val="single" w:sz="4" w:space="0" w:color="auto"/>
+              <w:right w:val="single" w:sz="4" w:space="0" w:color="auto"/>
+            </w:tcBorders>
+            <w:vAlign w:val="center"/>
+            <w:hideMark/>
+          </w:tcPr>
+          <w:p>
+            <w:pPr>
+              <w:jc w:val="center"/>
+            </w:pPr>
+            <w:r>
+              <w:t>Activo</w:t>
+            </w:r>
+          </w:p>
+        </w:tc>
+        <w:tc>
+          <w:tcPr>
+            <w:tcW w:w="0" w:type="auto"/>
+            <w:tcBorders>
+              <w:top w:val="single" w:sz="4" w:space="0" w:color="auto"/>
+              <w:right w:val="single" w:sz="18" w:space="0" w:color="auto"/>
+            </w:tcBorders>
+            <w:vAlign w:val="center"/>
+            <w:hideMark/>
+          </w:tcPr>
+          <w:p>
+            <w:r>
+              <w:t>Reducir alcance no crítico</w:t>
+            </w:r>
+          </w:p>
+        </w:tc>
+      </w:tr>
+      <w:tr>
+        <w:trPr>
+          <w:tblCellSpacing w:w="15" w:type="dxa"/>
+        </w:trPr>
+        <w:tc>
+          <w:tcPr>
+            <w:tcW w:w="0" w:type="auto"/>
+            <w:tcBorders>
+              <w:top w:val="single" w:sz="4" w:space="0" w:color="auto"/>
+              <w:left w:val="single" w:sz="18" w:space="0" w:color="auto"/>
+              <w:bottom w:val="single" w:sz="4" w:space="0" w:color="auto"/>
+              <w:right w:val="single" w:sz="18" w:space="0" w:color="auto"/>
+            </w:tcBorders>
+            <w:vAlign w:val="center"/>
+            <w:hideMark/>
+          </w:tcPr>
+          <w:p>
+            <w:r>
+              <w:t>R-06</w:t>
+            </w:r>
+          </w:p>
+        </w:tc>
+        <w:tc>
+          <w:tcPr>
+            <w:tcW w:w="0" w:type="auto"/>
+            <w:tcBorders>
+              <w:top w:val="single" w:sz="4" w:space="0" w:color="auto"/>
+              <w:bottom w:val="single" w:sz="4" w:space="0" w:color="auto"/>
+              <w:right w:val="single" w:sz="4" w:space="0" w:color="auto"/>
+            </w:tcBorders>
+            <w:vAlign w:val="center"/>
+            <w:hideMark/>
+          </w:tcPr>
+          <w:p>
+            <w:r>
+              <w:t>Aumento de presupuesto</w:t>
+            </w:r>
+          </w:p>
+        </w:tc>
+        <w:tc>
+          <w:tcPr>
+            <w:tcW w:w="0" w:type="auto"/>
+            <w:tcBorders>
+              <w:top w:val="single" w:sz="4" w:space="0" w:color="auto"/>
+              <w:bottom w:val="single" w:sz="4" w:space="0" w:color="auto"/>
+              <w:right w:val="single" w:sz="4" w:space="0" w:color="auto"/>
+            </w:tcBorders>
+            <w:vAlign w:val="center"/>
+            <w:hideMark/>
+          </w:tcPr>
+          <w:p>
+            <w:pPr>
+              <w:jc w:val="center"/>
+            </w:pPr>
+            <w:r>
+              <w:t>Media</w:t>
+            </w:r>
+          </w:p>
+        </w:tc>
+        <w:tc>
+          <w:tcPr>
+            <w:tcW w:w="0" w:type="auto"/>
+            <w:tcBorders>
+              <w:top w:val="single" w:sz="4" w:space="0" w:color="auto"/>
+              <w:bottom w:val="single" w:sz="4" w:space="0" w:color="auto"/>
+            </w:tcBorders>
+            <w:vAlign w:val="center"/>
+            <w:hideMark/>
+          </w:tcPr>
+          <w:p>
+            <w:pPr>
+              <w:jc w:val="center"/>
+            </w:pPr>
+            <w:r>
+              <w:t>Medio</w:t>
+            </w:r>
+          </w:p>
+        </w:tc>
+        <w:tc>
+          <w:tcPr>
+            <w:tcW w:w="0" w:type="auto"/>
+            <w:tcBorders>
+              <w:top w:val="single" w:sz="4" w:space="0" w:color="auto"/>
+              <w:left w:val="single" w:sz="4" w:space="0" w:color="auto"/>
+              <w:bottom w:val="single" w:sz="4" w:space="0" w:color="auto"/>
+              <w:right w:val="single" w:sz="4" w:space="0" w:color="auto"/>
+            </w:tcBorders>
+            <w:vAlign w:val="center"/>
+            <w:hideMark/>
+          </w:tcPr>
+          <w:p>
+            <w:pPr>
+              <w:jc w:val="center"/>
+            </w:pPr>
+            <w:r>
+              <w:t>En análisis</w:t>
+            </w:r>
+          </w:p>
+        </w:tc>
+        <w:tc>
+          <w:tcPr>
+            <w:tcW w:w="0" w:type="auto"/>
+            <w:tcBorders>
+              <w:top w:val="single" w:sz="4" w:space="0" w:color="auto"/>
+              <w:bottom w:val="single" w:sz="4" w:space="0" w:color="auto"/>
+              <w:right w:val="single" w:sz="18" w:space="0" w:color="auto"/>
+            </w:tcBorders>
+            <w:vAlign w:val="center"/>
+            <w:hideMark/>
+          </w:tcPr>
+          <w:p>
+            <w:r>
+              <w:t>Evaluar costo adicional</w:t>
+            </w:r>
+          </w:p>
+        </w:tc>
+      </w:tr>
+      <w:tr>
+        <w:trPr>
+          <w:tblCellSpacing w:w="15" w:type="dxa"/>
+        </w:trPr>
+        <w:tc>
+          <w:tcPr>
+            <w:tcW w:w="0" w:type="auto"/>
+            <w:tcBorders>
+              <w:top w:val="single" w:sz="4" w:space="0" w:color="auto"/>
+              <w:left w:val="single" w:sz="18" w:space="0" w:color="auto"/>
+              <w:bottom w:val="single" w:sz="18" w:space="0" w:color="auto"/>
+            </w:tcBorders>
+            <w:vAlign w:val="center"/>
+            <w:hideMark/>
+          </w:tcPr>
+          <w:p>
+            <w:r>
+              <w:lastRenderedPageBreak/>
+              <w:t>R-07</w:t>
+            </w:r>
+          </w:p>
+        </w:tc>
+        <w:tc>
+          <w:tcPr>
+            <w:tcW w:w="0" w:type="auto"/>
+            <w:tcBorders>
+              <w:top w:val="single" w:sz="4" w:space="0" w:color="auto"/>
+              <w:left w:val="single" w:sz="18" w:space="0" w:color="auto"/>
+              <w:bottom w:val="single" w:sz="18" w:space="0" w:color="auto"/>
+              <w:right w:val="single" w:sz="4" w:space="0" w:color="auto"/>
+            </w:tcBorders>
+            <w:vAlign w:val="center"/>
+            <w:hideMark/>
+          </w:tcPr>
+          <w:p>
+            <w:r>
+              <w:t>Baja calidad por presión de tiempo</w:t>
+            </w:r>
+          </w:p>
+        </w:tc>
+        <w:tc>
+          <w:tcPr>
+            <w:tcW w:w="0" w:type="auto"/>
+            <w:tcBorders>
+              <w:top w:val="single" w:sz="4" w:space="0" w:color="auto"/>
+              <w:bottom w:val="single" w:sz="18" w:space="0" w:color="auto"/>
+            </w:tcBorders>
+            <w:vAlign w:val="center"/>
+            <w:hideMark/>
+          </w:tcPr>
+          <w:p>
+            <w:pPr>
+              <w:jc w:val="center"/>
+            </w:pPr>
+            <w:r>
+              <w:t>Media</w:t>
+            </w:r>
+          </w:p>
+        </w:tc>
+        <w:tc>
+          <w:tcPr>
+            <w:tcW w:w="0" w:type="auto"/>
+            <w:tcBorders>
+              <w:top w:val="single" w:sz="4" w:space="0" w:color="auto"/>
+              <w:left w:val="single" w:sz="4" w:space="0" w:color="auto"/>
+              <w:bottom w:val="single" w:sz="18" w:space="0" w:color="auto"/>
+              <w:right w:val="single" w:sz="4" w:space="0" w:color="auto"/>
+            </w:tcBorders>
+            <w:vAlign w:val="center"/>
+            <w:hideMark/>
+          </w:tcPr>
+          <w:p>
+            <w:pPr>
+              <w:jc w:val="center"/>
+            </w:pPr>
+            <w:r>
+              <w:t>Alto</w:t>
+            </w:r>
+          </w:p>
+        </w:tc>
+        <w:tc>
+          <w:tcPr>
+            <w:tcW w:w="0" w:type="auto"/>
+            <w:tcBorders>
+              <w:top w:val="single" w:sz="4" w:space="0" w:color="auto"/>
+              <w:bottom w:val="single" w:sz="18" w:space="0" w:color="auto"/>
+              <w:right w:val="single" w:sz="4" w:space="0" w:color="auto"/>
+            </w:tcBorders>
+            <w:vAlign w:val="center"/>
+            <w:hideMark/>
+          </w:tcPr>
+          <w:p>
+            <w:pPr>
+              <w:jc w:val="center"/>
+            </w:pPr>
+            <w:r>
+              <w:t>Activo</w:t>
+            </w:r>
+          </w:p>
+        </w:tc>
+        <w:tc>
+          <w:tcPr>
+            <w:tcW w:w="0" w:type="auto"/>
+            <w:tcBorders>
+              <w:top w:val="single" w:sz="4" w:space="0" w:color="auto"/>
+              <w:bottom w:val="single" w:sz="18" w:space="0" w:color="auto"/>
+              <w:right w:val="single" w:sz="18" w:space="0" w:color="auto"/>
+            </w:tcBorders>
+            <w:vAlign w:val="center"/>
+            <w:hideMark/>
+          </w:tcPr>
+          <w:p>
+            <w:r>
+              <w:t>Reforzar pruebas QA</w:t>
+            </w:r>
+          </w:p>
+        </w:tc>
+      </w:tr>
+    </w:tbl>
+    <w:p>
+      <w:pPr>
+        <w:rPr>
+          <w:b/>
+          <w:bCs/>
+        </w:rPr>
+      </w:pPr>
+      <w:r>
+        <w:rPr>
+          <w:b/>
+          <w:bCs/>
+        </w:rPr>
+        <w:t>Acción ante la renuncia de desarrolladores</w:t>
+      </w:r>
+    </w:p>
+    <w:p>
+      <w:pPr>
+        <w:jc w:val="both"/>
+      </w:pPr>
+      <w:r>
+        <w:t>Como la renuncia de dos desarrolladores clave ya estaba identificada con probabilidad media e impacto alto, se activa el plan de respuesta. El jefe de proyecto debe revisar la documentación técnica, redistribuir tareas, priorizar el MVP, solicitar apoyo o reemplazo y comunicar el impacto en el informe semanal.</w:t>
+      </w:r>
+    </w:p>
+    <w:p>
+      <w:pPr>
+        <w:rPr>
+          <w:b/>
+          <w:bCs/>
+        </w:rPr>
+      </w:pPr>
+      <w:r>
+        <w:rPr>
+          <w:b/>
+          <w:bCs/>
+        </w:rPr>
+        <w:t>18. Acta de Cierre</w:t>
+      </w:r>
+    </w:p>
+    <w:p>
+      <w:pPr>
+        <w:rPr>
+          <w:b/>
+          <w:bCs/>
+        </w:rPr>
+      </w:pPr>
+      <w:r>
+        <w:rPr>
+          <w:b/>
+          <w:bCs/>
+        </w:rPr>
+        <w:t>Proyecto</w:t>
+      </w:r>
+    </w:p>
+    <w:p>
+      <w:r>
+        <w:t>Sistema de Gestión para Mercados Municipales.</w:t>
+      </w:r>
+    </w:p>
+    <w:p>
+      <w:pPr>
+        <w:rPr>
+          <w:b/>
+          <w:bCs/>
+        </w:rPr>
+      </w:pPr>
+      <w:r>
+        <w:rPr>
+          <w:b/>
+          <w:bCs/>
+        </w:rPr>
+        <w:t>Cliente</w:t>
+      </w:r>
+    </w:p>
+    <w:p>
+      <w:r>
+        <w:t>Alcaldía de Sucre.</w:t>
+      </w:r>
+    </w:p>
+    <w:p>
+      <w:pPr>
+        <w:rPr>
+          <w:b/>
+          <w:bCs/>
+        </w:rPr>
+      </w:pPr>
+      <w:r>
+        <w:rPr>
+          <w:b/>
+          <w:bCs/>
+        </w:rPr>
+        <w:t>Entregable final</w:t>
+      </w:r>
+    </w:p>
+    <w:p>
+      <w:r>
+        <w:t>MVP funcional del sistema web.</w:t>
+      </w:r>
+    </w:p>
+    <w:p>
+      <w:pPr>
+        <w:rPr>
+          <w:b/>
+          <w:bCs/>
+        </w:rPr>
+      </w:pPr>
+      <w:r>
+        <w:rPr>
+          <w:b/>
+          <w:bCs/>
+        </w:rPr>
+        <w:t>Módulos entregados</w:t>
+      </w:r>
+    </w:p>
+    <w:p>
+      <w:pPr>
+        <w:pStyle w:val="Prrafodelista"/>
+        <w:numPr>
+          <w:ilvl w:val="0"/>
+          <w:numId w:val="23"/>
+        </w:numPr>
+      </w:pPr>
+      <w:r>
+        <w:t>Gestión de comerciantes</w:t>
+      </w:r>
+    </w:p>
+    <w:p>
+      <w:pPr>
+        <w:pStyle w:val="Prrafodelista"/>
+        <w:numPr>
+          <w:ilvl w:val="0"/>
+          <w:numId w:val="23"/>
+        </w:numPr>
+      </w:pPr>
+      <w:r>
+        <w:t>Gestión de puestos</w:t>
+      </w:r>
+    </w:p>
+    <w:p>
+      <w:pPr>
+        <w:pStyle w:val="Prrafodelista"/>
+        <w:numPr>
+          <w:ilvl w:val="0"/>
+          <w:numId w:val="23"/>
+        </w:numPr>
+      </w:pPr>
+      <w:r>
+        <w:t>Gestión de mercados</w:t>
+      </w:r>
+    </w:p>
+    <w:p>
+      <w:pPr>
+        <w:pStyle w:val="Prrafodelista"/>
+        <w:numPr>
+          <w:ilvl w:val="0"/>
+          <w:numId w:val="23"/>
+        </w:numPr>
+      </w:pPr>
+      <w:r>
+        <w:t>Asignación de puestos</w:t>
+      </w:r>
+    </w:p>
+    <w:p>
+      <w:pPr>
+        <w:pStyle w:val="Prrafodelista"/>
+        <w:numPr>
+          <w:ilvl w:val="0"/>
+          <w:numId w:val="23"/>
+        </w:numPr>
+      </w:pPr>
+      <w:r>
+        <w:t>Cobro de tarifas</w:t>
+      </w:r>
+    </w:p>
+    <w:p>
+      <w:pPr>
+        <w:pStyle w:val="Prrafodelista"/>
+        <w:numPr>
+          <w:ilvl w:val="0"/>
+          <w:numId w:val="23"/>
+        </w:numPr>
+      </w:pPr>
+      <w:r>
+        <w:t>Control de licencias sanitarias</w:t>
+      </w:r>
+    </w:p>
+    <w:p>
+      <w:pPr>
+        <w:pStyle w:val="Prrafodelista"/>
+        <w:numPr>
+          <w:ilvl w:val="0"/>
+          <w:numId w:val="23"/>
+        </w:numPr>
+      </w:pPr>
+      <w:r>
+        <w:t>Reportes mensuales</w:t>
+      </w:r>
+    </w:p>
+    <w:p>
+      <w:pPr>
+        <w:pStyle w:val="Prrafodelista"/>
+        <w:numPr>
+          <w:ilvl w:val="0"/>
+          <w:numId w:val="23"/>
+        </w:numPr>
+      </w:pPr>
+      <w:r>
+        <w:t>Gestión de usuarios y roles</w:t>
+      </w:r>
+    </w:p>
+    <w:p>
+      <w:pPr>
+        <w:rPr>
+          <w:b/>
+          <w:bCs/>
+        </w:rPr>
+      </w:pPr>
+      <w:r>
+        <w:rPr>
+          <w:b/>
+          <w:bCs/>
+        </w:rPr>
+        <w:t>Validación</w:t>
+      </w:r>
+    </w:p>
+    <w:p>
+      <w:r>
+        <w:t>El producto fue revisado por representantes de la Dirección de Ingresos y usuarios clave de los mercados municipales.</w:t>
+      </w:r>
+    </w:p>
+    <w:p>
+      <w:pPr>
+        <w:rPr>
+          <w:b/>
+          <w:bCs/>
+        </w:rPr>
+      </w:pPr>
+      <w:r>
+        <w:rPr>
+          <w:b/>
+          <w:bCs/>
+        </w:rPr>
+        <w:t>Observaciones</w:t>
+      </w:r>
+    </w:p>
+    <w:p>
+      <w:pPr>
+        <w:jc w:val="both"/>
+      </w:pPr>
+      <w:r>
+        <w:t>Durante el proyecto se presentaron cambios normativos sobre licencias sanitarias, una solicitud adicional de geolocalización de puestos y la renuncia de dos desarrolladores clave. Estos eventos fueron gestionados mediante control de cambios, actualización de riesgos y repriorización del MVP.</w:t>
+      </w:r>
+    </w:p>
+    <w:p>
+      <w:pPr>
+        <w:rPr>
+          <w:b/>
+          <w:bCs/>
+        </w:rPr>
+      </w:pPr>
+      <w:r>
+        <w:rPr>
+          <w:b/>
+          <w:bCs/>
+        </w:rPr>
+        <w:t>Resultado</w:t>
+      </w:r>
+    </w:p>
+    <w:p>
+      <w:pPr>
+        <w:jc w:val="both"/>
+      </w:pPr>
+      <w:r>
+        <w:t>El proyecto se cierra con la entrega del MVP funcional, quedando posibles mejoras para una segunda fase.</w:t>
+      </w:r>
+    </w:p>
+    <w:p/>
     <w:p/>
     <w:sectPr>
       <w:pgSz w:w="11906" w:h="16838"/>
@@ -7086,6 +8740,119 @@
     </w:lvl>
   </w:abstractNum>
   <w:abstractNum w:abstractNumId="1" w15:restartNumberingAfterBreak="0">
+    <w:nsid w:val="02EB1B12"/>
+    <w:multiLevelType w:val="hybridMultilevel"/>
+    <w:tmpl w:val="81B8D5C8"/>
+    <w:lvl w:ilvl="0" w:tplc="400A000B">
+      <w:start w:val="1"/>
+      <w:numFmt w:val="bullet"/>
+      <w:lvlText w:val=""/>
+      <w:lvlJc w:val="left"/>
+      <w:pPr>
+        <w:ind w:left="720" w:hanging="360"/>
+      </w:pPr>
+      <w:rPr>
+        <w:rFonts w:ascii="Wingdings" w:hAnsi="Wingdings" w:hint="default"/>
+      </w:rPr>
+    </w:lvl>
+    <w:lvl w:ilvl="1" w:tplc="400A0003" w:tentative="1">
+      <w:start w:val="1"/>
+      <w:numFmt w:val="bullet"/>
+      <w:lvlText w:val="o"/>
+      <w:lvlJc w:val="left"/>
+      <w:pPr>
+        <w:ind w:left="1440" w:hanging="360"/>
+      </w:pPr>
+      <w:rPr>
+        <w:rFonts w:ascii="Courier New" w:hAnsi="Courier New" w:cs="Courier New" w:hint="default"/>
+      </w:rPr>
+    </w:lvl>
+    <w:lvl w:ilvl="2" w:tplc="400A0005" w:tentative="1">
+      <w:start w:val="1"/>
+      <w:numFmt w:val="bullet"/>
+      <w:lvlText w:val=""/>
+      <w:lvlJc w:val="left"/>
+      <w:pPr>
+        <w:ind w:left="2160" w:hanging="360"/>
+      </w:pPr>
+      <w:rPr>
+        <w:rFonts w:ascii="Wingdings" w:hAnsi="Wingdings" w:hint="default"/>
+      </w:rPr>
+    </w:lvl>
+    <w:lvl w:ilvl="3" w:tplc="400A0001" w:tentative="1">
+      <w:start w:val="1"/>
+      <w:numFmt w:val="bullet"/>
+      <w:lvlText w:val=""/>
+      <w:lvlJc w:val="left"/>
+      <w:pPr>
+        <w:ind w:left="2880" w:hanging="360"/>
+      </w:pPr>
+      <w:rPr>
+        <w:rFonts w:ascii="Symbol" w:hAnsi="Symbol" w:hint="default"/>
+      </w:rPr>
+    </w:lvl>
+    <w:lvl w:ilvl="4" w:tplc="400A0003" w:tentative="1">
+      <w:start w:val="1"/>
+      <w:numFmt w:val="bullet"/>
+      <w:lvlText w:val="o"/>
+      <w:lvlJc w:val="left"/>
+      <w:pPr>
+        <w:ind w:left="3600" w:hanging="360"/>
+      </w:pPr>
+      <w:rPr>
+        <w:rFonts w:ascii="Courier New" w:hAnsi="Courier New" w:cs="Courier New" w:hint="default"/>
+      </w:rPr>
+    </w:lvl>
+    <w:lvl w:ilvl="5" w:tplc="400A0005" w:tentative="1">
+      <w:start w:val="1"/>
+      <w:numFmt w:val="bullet"/>
+      <w:lvlText w:val=""/>
+      <w:lvlJc w:val="left"/>
+      <w:pPr>
+        <w:ind w:left="4320" w:hanging="360"/>
+      </w:pPr>
+      <w:rPr>
+        <w:rFonts w:ascii="Wingdings" w:hAnsi="Wingdings" w:hint="default"/>
+      </w:rPr>
+    </w:lvl>
+    <w:lvl w:ilvl="6" w:tplc="400A0001" w:tentative="1">
+      <w:start w:val="1"/>
+      <w:numFmt w:val="bullet"/>
+      <w:lvlText w:val=""/>
+      <w:lvlJc w:val="left"/>
+      <w:pPr>
+        <w:ind w:left="5040" w:hanging="360"/>
+      </w:pPr>
+      <w:rPr>
+        <w:rFonts w:ascii="Symbol" w:hAnsi="Symbol" w:hint="default"/>
+      </w:rPr>
+    </w:lvl>
+    <w:lvl w:ilvl="7" w:tplc="400A0003" w:tentative="1">
+      <w:start w:val="1"/>
+      <w:numFmt w:val="bullet"/>
+      <w:lvlText w:val="o"/>
+      <w:lvlJc w:val="left"/>
+      <w:pPr>
+        <w:ind w:left="5760" w:hanging="360"/>
+      </w:pPr>
+      <w:rPr>
+        <w:rFonts w:ascii="Courier New" w:hAnsi="Courier New" w:cs="Courier New" w:hint="default"/>
+      </w:rPr>
+    </w:lvl>
+    <w:lvl w:ilvl="8" w:tplc="400A0005" w:tentative="1">
+      <w:start w:val="1"/>
+      <w:numFmt w:val="bullet"/>
+      <w:lvlText w:val=""/>
+      <w:lvlJc w:val="left"/>
+      <w:pPr>
+        <w:ind w:left="6480" w:hanging="360"/>
+      </w:pPr>
+      <w:rPr>
+        <w:rFonts w:ascii="Wingdings" w:hAnsi="Wingdings" w:hint="default"/>
+      </w:rPr>
+    </w:lvl>
+  </w:abstractNum>
+  <w:abstractNum w:abstractNumId="2" w15:restartNumberingAfterBreak="0">
     <w:nsid w:val="0711433B"/>
     <w:multiLevelType w:val="hybridMultilevel"/>
     <w:tmpl w:val="DD746218"/>
@@ -7198,7 +8965,120 @@
       </w:rPr>
     </w:lvl>
   </w:abstractNum>
-  <w:abstractNum w:abstractNumId="2" w15:restartNumberingAfterBreak="0">
+  <w:abstractNum w:abstractNumId="3" w15:restartNumberingAfterBreak="0">
+    <w:nsid w:val="0A8C51F2"/>
+    <w:multiLevelType w:val="hybridMultilevel"/>
+    <w:tmpl w:val="D5B03776"/>
+    <w:lvl w:ilvl="0" w:tplc="400A000D">
+      <w:start w:val="1"/>
+      <w:numFmt w:val="bullet"/>
+      <w:lvlText w:val=""/>
+      <w:lvlJc w:val="left"/>
+      <w:pPr>
+        <w:ind w:left="720" w:hanging="360"/>
+      </w:pPr>
+      <w:rPr>
+        <w:rFonts w:ascii="Wingdings" w:hAnsi="Wingdings" w:hint="default"/>
+      </w:rPr>
+    </w:lvl>
+    <w:lvl w:ilvl="1" w:tplc="400A0003" w:tentative="1">
+      <w:start w:val="1"/>
+      <w:numFmt w:val="bullet"/>
+      <w:lvlText w:val="o"/>
+      <w:lvlJc w:val="left"/>
+      <w:pPr>
+        <w:ind w:left="1440" w:hanging="360"/>
+      </w:pPr>
+      <w:rPr>
+        <w:rFonts w:ascii="Courier New" w:hAnsi="Courier New" w:cs="Courier New" w:hint="default"/>
+      </w:rPr>
+    </w:lvl>
+    <w:lvl w:ilvl="2" w:tplc="400A0005" w:tentative="1">
+      <w:start w:val="1"/>
+      <w:numFmt w:val="bullet"/>
+      <w:lvlText w:val=""/>
+      <w:lvlJc w:val="left"/>
+      <w:pPr>
+        <w:ind w:left="2160" w:hanging="360"/>
+      </w:pPr>
+      <w:rPr>
+        <w:rFonts w:ascii="Wingdings" w:hAnsi="Wingdings" w:hint="default"/>
+      </w:rPr>
+    </w:lvl>
+    <w:lvl w:ilvl="3" w:tplc="400A0001" w:tentative="1">
+      <w:start w:val="1"/>
+      <w:numFmt w:val="bullet"/>
+      <w:lvlText w:val=""/>
+      <w:lvlJc w:val="left"/>
+      <w:pPr>
+        <w:ind w:left="2880" w:hanging="360"/>
+      </w:pPr>
+      <w:rPr>
+        <w:rFonts w:ascii="Symbol" w:hAnsi="Symbol" w:hint="default"/>
+      </w:rPr>
+    </w:lvl>
+    <w:lvl w:ilvl="4" w:tplc="400A0003" w:tentative="1">
+      <w:start w:val="1"/>
+      <w:numFmt w:val="bullet"/>
+      <w:lvlText w:val="o"/>
+      <w:lvlJc w:val="left"/>
+      <w:pPr>
+        <w:ind w:left="3600" w:hanging="360"/>
+      </w:pPr>
+      <w:rPr>
+        <w:rFonts w:ascii="Courier New" w:hAnsi="Courier New" w:cs="Courier New" w:hint="default"/>
+      </w:rPr>
+    </w:lvl>
+    <w:lvl w:ilvl="5" w:tplc="400A0005" w:tentative="1">
+      <w:start w:val="1"/>
+      <w:numFmt w:val="bullet"/>
+      <w:lvlText w:val=""/>
+      <w:lvlJc w:val="left"/>
+      <w:pPr>
+        <w:ind w:left="4320" w:hanging="360"/>
+      </w:pPr>
+      <w:rPr>
+        <w:rFonts w:ascii="Wingdings" w:hAnsi="Wingdings" w:hint="default"/>
+      </w:rPr>
+    </w:lvl>
+    <w:lvl w:ilvl="6" w:tplc="400A0001" w:tentative="1">
+      <w:start w:val="1"/>
+      <w:numFmt w:val="bullet"/>
+      <w:lvlText w:val=""/>
+      <w:lvlJc w:val="left"/>
+      <w:pPr>
+        <w:ind w:left="5040" w:hanging="360"/>
+      </w:pPr>
+      <w:rPr>
+        <w:rFonts w:ascii="Symbol" w:hAnsi="Symbol" w:hint="default"/>
+      </w:rPr>
+    </w:lvl>
+    <w:lvl w:ilvl="7" w:tplc="400A0003" w:tentative="1">
+      <w:start w:val="1"/>
+      <w:numFmt w:val="bullet"/>
+      <w:lvlText w:val="o"/>
+      <w:lvlJc w:val="left"/>
+      <w:pPr>
+        <w:ind w:left="5760" w:hanging="360"/>
+      </w:pPr>
+      <w:rPr>
+        <w:rFonts w:ascii="Courier New" w:hAnsi="Courier New" w:cs="Courier New" w:hint="default"/>
+      </w:rPr>
+    </w:lvl>
+    <w:lvl w:ilvl="8" w:tplc="400A0005" w:tentative="1">
+      <w:start w:val="1"/>
+      <w:numFmt w:val="bullet"/>
+      <w:lvlText w:val=""/>
+      <w:lvlJc w:val="left"/>
+      <w:pPr>
+        <w:ind w:left="6480" w:hanging="360"/>
+      </w:pPr>
+      <w:rPr>
+        <w:rFonts w:ascii="Wingdings" w:hAnsi="Wingdings" w:hint="default"/>
+      </w:rPr>
+    </w:lvl>
+  </w:abstractNum>
+  <w:abstractNum w:abstractNumId="4" w15:restartNumberingAfterBreak="0">
     <w:nsid w:val="186C1F8F"/>
     <w:multiLevelType w:val="multilevel"/>
     <w:tmpl w:val="F794A37E"/>
@@ -7347,7 +9227,120 @@
       </w:rPr>
     </w:lvl>
   </w:abstractNum>
-  <w:abstractNum w:abstractNumId="3" w15:restartNumberingAfterBreak="0">
+  <w:abstractNum w:abstractNumId="5" w15:restartNumberingAfterBreak="0">
+    <w:nsid w:val="1BDB6181"/>
+    <w:multiLevelType w:val="hybridMultilevel"/>
+    <w:tmpl w:val="985A63AE"/>
+    <w:lvl w:ilvl="0" w:tplc="400A000D">
+      <w:start w:val="1"/>
+      <w:numFmt w:val="bullet"/>
+      <w:lvlText w:val=""/>
+      <w:lvlJc w:val="left"/>
+      <w:pPr>
+        <w:ind w:left="720" w:hanging="360"/>
+      </w:pPr>
+      <w:rPr>
+        <w:rFonts w:ascii="Wingdings" w:hAnsi="Wingdings" w:hint="default"/>
+      </w:rPr>
+    </w:lvl>
+    <w:lvl w:ilvl="1" w:tplc="400A0003" w:tentative="1">
+      <w:start w:val="1"/>
+      <w:numFmt w:val="bullet"/>
+      <w:lvlText w:val="o"/>
+      <w:lvlJc w:val="left"/>
+      <w:pPr>
+        <w:ind w:left="1440" w:hanging="360"/>
+      </w:pPr>
+      <w:rPr>
+        <w:rFonts w:ascii="Courier New" w:hAnsi="Courier New" w:cs="Courier New" w:hint="default"/>
+      </w:rPr>
+    </w:lvl>
+    <w:lvl w:ilvl="2" w:tplc="400A0005" w:tentative="1">
+      <w:start w:val="1"/>
+      <w:numFmt w:val="bullet"/>
+      <w:lvlText w:val=""/>
+      <w:lvlJc w:val="left"/>
+      <w:pPr>
+        <w:ind w:left="2160" w:hanging="360"/>
+      </w:pPr>
+      <w:rPr>
+        <w:rFonts w:ascii="Wingdings" w:hAnsi="Wingdings" w:hint="default"/>
+      </w:rPr>
+    </w:lvl>
+    <w:lvl w:ilvl="3" w:tplc="400A0001" w:tentative="1">
+      <w:start w:val="1"/>
+      <w:numFmt w:val="bullet"/>
+      <w:lvlText w:val=""/>
+      <w:lvlJc w:val="left"/>
+      <w:pPr>
+        <w:ind w:left="2880" w:hanging="360"/>
+      </w:pPr>
+      <w:rPr>
+        <w:rFonts w:ascii="Symbol" w:hAnsi="Symbol" w:hint="default"/>
+      </w:rPr>
+    </w:lvl>
+    <w:lvl w:ilvl="4" w:tplc="400A0003" w:tentative="1">
+      <w:start w:val="1"/>
+      <w:numFmt w:val="bullet"/>
+      <w:lvlText w:val="o"/>
+      <w:lvlJc w:val="left"/>
+      <w:pPr>
+        <w:ind w:left="3600" w:hanging="360"/>
+      </w:pPr>
+      <w:rPr>
+        <w:rFonts w:ascii="Courier New" w:hAnsi="Courier New" w:cs="Courier New" w:hint="default"/>
+      </w:rPr>
+    </w:lvl>
+    <w:lvl w:ilvl="5" w:tplc="400A0005" w:tentative="1">
+      <w:start w:val="1"/>
+      <w:numFmt w:val="bullet"/>
+      <w:lvlText w:val=""/>
+      <w:lvlJc w:val="left"/>
+      <w:pPr>
+        <w:ind w:left="4320" w:hanging="360"/>
+      </w:pPr>
+      <w:rPr>
+        <w:rFonts w:ascii="Wingdings" w:hAnsi="Wingdings" w:hint="default"/>
+      </w:rPr>
+    </w:lvl>
+    <w:lvl w:ilvl="6" w:tplc="400A0001" w:tentative="1">
+      <w:start w:val="1"/>
+      <w:numFmt w:val="bullet"/>
+      <w:lvlText w:val=""/>
+      <w:lvlJc w:val="left"/>
+      <w:pPr>
+        <w:ind w:left="5040" w:hanging="360"/>
+      </w:pPr>
+      <w:rPr>
+        <w:rFonts w:ascii="Symbol" w:hAnsi="Symbol" w:hint="default"/>
+      </w:rPr>
+    </w:lvl>
+    <w:lvl w:ilvl="7" w:tplc="400A0003" w:tentative="1">
+      <w:start w:val="1"/>
+      <w:numFmt w:val="bullet"/>
+      <w:lvlText w:val="o"/>
+      <w:lvlJc w:val="left"/>
+      <w:pPr>
+        <w:ind w:left="5760" w:hanging="360"/>
+      </w:pPr>
+      <w:rPr>
+        <w:rFonts w:ascii="Courier New" w:hAnsi="Courier New" w:cs="Courier New" w:hint="default"/>
+      </w:rPr>
+    </w:lvl>
+    <w:lvl w:ilvl="8" w:tplc="400A0005" w:tentative="1">
+      <w:start w:val="1"/>
+      <w:numFmt w:val="bullet"/>
+      <w:lvlText w:val=""/>
+      <w:lvlJc w:val="left"/>
+      <w:pPr>
+        <w:ind w:left="6480" w:hanging="360"/>
+      </w:pPr>
+      <w:rPr>
+        <w:rFonts w:ascii="Wingdings" w:hAnsi="Wingdings" w:hint="default"/>
+      </w:rPr>
+    </w:lvl>
+  </w:abstractNum>
+  <w:abstractNum w:abstractNumId="6" w15:restartNumberingAfterBreak="0">
     <w:nsid w:val="1D7F42B0"/>
     <w:multiLevelType w:val="multilevel"/>
     <w:tmpl w:val="580659A6"/>
@@ -7496,7 +9489,120 @@
       </w:rPr>
     </w:lvl>
   </w:abstractNum>
-  <w:abstractNum w:abstractNumId="4" w15:restartNumberingAfterBreak="0">
+  <w:abstractNum w:abstractNumId="7" w15:restartNumberingAfterBreak="0">
+    <w:nsid w:val="2A215CF4"/>
+    <w:multiLevelType w:val="hybridMultilevel"/>
+    <w:tmpl w:val="8D28E150"/>
+    <w:lvl w:ilvl="0" w:tplc="400A000D">
+      <w:start w:val="1"/>
+      <w:numFmt w:val="bullet"/>
+      <w:lvlText w:val=""/>
+      <w:lvlJc w:val="left"/>
+      <w:pPr>
+        <w:ind w:left="720" w:hanging="360"/>
+      </w:pPr>
+      <w:rPr>
+        <w:rFonts w:ascii="Wingdings" w:hAnsi="Wingdings" w:hint="default"/>
+      </w:rPr>
+    </w:lvl>
+    <w:lvl w:ilvl="1" w:tplc="400A0003" w:tentative="1">
+      <w:start w:val="1"/>
+      <w:numFmt w:val="bullet"/>
+      <w:lvlText w:val="o"/>
+      <w:lvlJc w:val="left"/>
+      <w:pPr>
+        <w:ind w:left="1440" w:hanging="360"/>
+      </w:pPr>
+      <w:rPr>
+        <w:rFonts w:ascii="Courier New" w:hAnsi="Courier New" w:cs="Courier New" w:hint="default"/>
+      </w:rPr>
+    </w:lvl>
+    <w:lvl w:ilvl="2" w:tplc="400A0005" w:tentative="1">
+      <w:start w:val="1"/>
+      <w:numFmt w:val="bullet"/>
+      <w:lvlText w:val=""/>
+      <w:lvlJc w:val="left"/>
+      <w:pPr>
+        <w:ind w:left="2160" w:hanging="360"/>
+      </w:pPr>
+      <w:rPr>
+        <w:rFonts w:ascii="Wingdings" w:hAnsi="Wingdings" w:hint="default"/>
+      </w:rPr>
+    </w:lvl>
+    <w:lvl w:ilvl="3" w:tplc="400A0001" w:tentative="1">
+      <w:start w:val="1"/>
+      <w:numFmt w:val="bullet"/>
+      <w:lvlText w:val=""/>
+      <w:lvlJc w:val="left"/>
+      <w:pPr>
+        <w:ind w:left="2880" w:hanging="360"/>
+      </w:pPr>
+      <w:rPr>
+        <w:rFonts w:ascii="Symbol" w:hAnsi="Symbol" w:hint="default"/>
+      </w:rPr>
+    </w:lvl>
+    <w:lvl w:ilvl="4" w:tplc="400A0003" w:tentative="1">
+      <w:start w:val="1"/>
+      <w:numFmt w:val="bullet"/>
+      <w:lvlText w:val="o"/>
+      <w:lvlJc w:val="left"/>
+      <w:pPr>
+        <w:ind w:left="3600" w:hanging="360"/>
+      </w:pPr>
+      <w:rPr>
+        <w:rFonts w:ascii="Courier New" w:hAnsi="Courier New" w:cs="Courier New" w:hint="default"/>
+      </w:rPr>
+    </w:lvl>
+    <w:lvl w:ilvl="5" w:tplc="400A0005" w:tentative="1">
+      <w:start w:val="1"/>
+      <w:numFmt w:val="bullet"/>
+      <w:lvlText w:val=""/>
+      <w:lvlJc w:val="left"/>
+      <w:pPr>
+        <w:ind w:left="4320" w:hanging="360"/>
+      </w:pPr>
+      <w:rPr>
+        <w:rFonts w:ascii="Wingdings" w:hAnsi="Wingdings" w:hint="default"/>
+      </w:rPr>
+    </w:lvl>
+    <w:lvl w:ilvl="6" w:tplc="400A0001" w:tentative="1">
+      <w:start w:val="1"/>
+      <w:numFmt w:val="bullet"/>
+      <w:lvlText w:val=""/>
+      <w:lvlJc w:val="left"/>
+      <w:pPr>
+        <w:ind w:left="5040" w:hanging="360"/>
+      </w:pPr>
+      <w:rPr>
+        <w:rFonts w:ascii="Symbol" w:hAnsi="Symbol" w:hint="default"/>
+      </w:rPr>
+    </w:lvl>
+    <w:lvl w:ilvl="7" w:tplc="400A0003" w:tentative="1">
+      <w:start w:val="1"/>
+      <w:numFmt w:val="bullet"/>
+      <w:lvlText w:val="o"/>
+      <w:lvlJc w:val="left"/>
+      <w:pPr>
+        <w:ind w:left="5760" w:hanging="360"/>
+      </w:pPr>
+      <w:rPr>
+        <w:rFonts w:ascii="Courier New" w:hAnsi="Courier New" w:cs="Courier New" w:hint="default"/>
+      </w:rPr>
+    </w:lvl>
+    <w:lvl w:ilvl="8" w:tplc="400A0005" w:tentative="1">
+      <w:start w:val="1"/>
+      <w:numFmt w:val="bullet"/>
+      <w:lvlText w:val=""/>
+      <w:lvlJc w:val="left"/>
+      <w:pPr>
+        <w:ind w:left="6480" w:hanging="360"/>
+      </w:pPr>
+      <w:rPr>
+        <w:rFonts w:ascii="Wingdings" w:hAnsi="Wingdings" w:hint="default"/>
+      </w:rPr>
+    </w:lvl>
+  </w:abstractNum>
+  <w:abstractNum w:abstractNumId="8" w15:restartNumberingAfterBreak="0">
     <w:nsid w:val="2AA77301"/>
     <w:multiLevelType w:val="multilevel"/>
     <w:tmpl w:val="7A66149A"/>
@@ -7645,7 +9751,7 @@
       </w:rPr>
     </w:lvl>
   </w:abstractNum>
-  <w:abstractNum w:abstractNumId="5" w15:restartNumberingAfterBreak="0">
+  <w:abstractNum w:abstractNumId="9" w15:restartNumberingAfterBreak="0">
     <w:nsid w:val="30A855D9"/>
     <w:multiLevelType w:val="hybridMultilevel"/>
     <w:tmpl w:val="540A9414"/>
@@ -7758,7 +9864,7 @@
       </w:rPr>
     </w:lvl>
   </w:abstractNum>
-  <w:abstractNum w:abstractNumId="6" w15:restartNumberingAfterBreak="0">
+  <w:abstractNum w:abstractNumId="10" w15:restartNumberingAfterBreak="0">
     <w:nsid w:val="31CA5B06"/>
     <w:multiLevelType w:val="hybridMultilevel"/>
     <w:tmpl w:val="63448F2E"/>
@@ -7871,7 +9977,156 @@
       </w:rPr>
     </w:lvl>
   </w:abstractNum>
-  <w:abstractNum w:abstractNumId="7" w15:restartNumberingAfterBreak="0">
+  <w:abstractNum w:abstractNumId="11" w15:restartNumberingAfterBreak="0">
+    <w:nsid w:val="3E450DA8"/>
+    <w:multiLevelType w:val="multilevel"/>
+    <w:tmpl w:val="3D0C7082"/>
+    <w:lvl w:ilvl="0">
+      <w:start w:val="1"/>
+      <w:numFmt w:val="bullet"/>
+      <w:lvlText w:val=""/>
+      <w:lvlJc w:val="left"/>
+      <w:pPr>
+        <w:tabs>
+          <w:tab w:val="num" w:pos="720"/>
+        </w:tabs>
+        <w:ind w:left="720" w:hanging="360"/>
+      </w:pPr>
+      <w:rPr>
+        <w:rFonts w:ascii="Symbol" w:hAnsi="Symbol" w:hint="default"/>
+        <w:sz w:val="20"/>
+      </w:rPr>
+    </w:lvl>
+    <w:lvl w:ilvl="1" w:tentative="1">
+      <w:start w:val="1"/>
+      <w:numFmt w:val="bullet"/>
+      <w:lvlText w:val="o"/>
+      <w:lvlJc w:val="left"/>
+      <w:pPr>
+        <w:tabs>
+          <w:tab w:val="num" w:pos="1440"/>
+        </w:tabs>
+        <w:ind w:left="1440" w:hanging="360"/>
+      </w:pPr>
+      <w:rPr>
+        <w:rFonts w:ascii="Courier New" w:hAnsi="Courier New" w:hint="default"/>
+        <w:sz w:val="20"/>
+      </w:rPr>
+    </w:lvl>
+    <w:lvl w:ilvl="2" w:tentative="1">
+      <w:start w:val="1"/>
+      <w:numFmt w:val="bullet"/>
+      <w:lvlText w:val=""/>
+      <w:lvlJc w:val="left"/>
+      <w:pPr>
+        <w:tabs>
+          <w:tab w:val="num" w:pos="2160"/>
+        </w:tabs>
+        <w:ind w:left="2160" w:hanging="360"/>
+      </w:pPr>
+      <w:rPr>
+        <w:rFonts w:ascii="Wingdings" w:hAnsi="Wingdings" w:hint="default"/>
+        <w:sz w:val="20"/>
+      </w:rPr>
+    </w:lvl>
+    <w:lvl w:ilvl="3" w:tentative="1">
+      <w:start w:val="1"/>
+      <w:numFmt w:val="bullet"/>
+      <w:lvlText w:val=""/>
+      <w:lvlJc w:val="left"/>
+      <w:pPr>
+        <w:tabs>
+          <w:tab w:val="num" w:pos="2880"/>
+        </w:tabs>
+        <w:ind w:left="2880" w:hanging="360"/>
+      </w:pPr>
+      <w:rPr>
+        <w:rFonts w:ascii="Wingdings" w:hAnsi="Wingdings" w:hint="default"/>
+        <w:sz w:val="20"/>
+      </w:rPr>
+    </w:lvl>
+    <w:lvl w:ilvl="4" w:tentative="1">
+      <w:start w:val="1"/>
+      <w:numFmt w:val="bullet"/>
+      <w:lvlText w:val=""/>
+      <w:lvlJc w:val="left"/>
+      <w:pPr>
+        <w:tabs>
+          <w:tab w:val="num" w:pos="3600"/>
+        </w:tabs>
+        <w:ind w:left="3600" w:hanging="360"/>
+      </w:pPr>
+      <w:rPr>
+        <w:rFonts w:ascii="Wingdings" w:hAnsi="Wingdings" w:hint="default"/>
+        <w:sz w:val="20"/>
+      </w:rPr>
+    </w:lvl>
+    <w:lvl w:ilvl="5" w:tentative="1">
+      <w:start w:val="1"/>
+      <w:numFmt w:val="bullet"/>
+      <w:lvlText w:val=""/>
+      <w:lvlJc w:val="left"/>
+      <w:pPr>
+        <w:tabs>
+          <w:tab w:val="num" w:pos="4320"/>
+        </w:tabs>
+        <w:ind w:left="4320" w:hanging="360"/>
+      </w:pPr>
+      <w:rPr>
+        <w:rFonts w:ascii="Wingdings" w:hAnsi="Wingdings" w:hint="default"/>
+        <w:sz w:val="20"/>
+      </w:rPr>
+    </w:lvl>
+    <w:lvl w:ilvl="6" w:tentative="1">
+      <w:start w:val="1"/>
+      <w:numFmt w:val="bullet"/>
+      <w:lvlText w:val=""/>
+      <w:lvlJc w:val="left"/>
+      <w:pPr>
+        <w:tabs>
+          <w:tab w:val="num" w:pos="5040"/>
+        </w:tabs>
+        <w:ind w:left="5040" w:hanging="360"/>
+      </w:pPr>
+      <w:rPr>
+        <w:rFonts w:ascii="Wingdings" w:hAnsi="Wingdings" w:hint="default"/>
+        <w:sz w:val="20"/>
+      </w:rPr>
+    </w:lvl>
+    <w:lvl w:ilvl="7" w:tentative="1">
+      <w:start w:val="1"/>
+      <w:numFmt w:val="bullet"/>
+      <w:lvlText w:val=""/>
+      <w:lvlJc w:val="left"/>
+      <w:pPr>
+        <w:tabs>
+          <w:tab w:val="num" w:pos="5760"/>
+        </w:tabs>
+        <w:ind w:left="5760" w:hanging="360"/>
+      </w:pPr>
+      <w:rPr>
+        <w:rFonts w:ascii="Wingdings" w:hAnsi="Wingdings" w:hint="default"/>
+        <w:sz w:val="20"/>
+      </w:rPr>
+    </w:lvl>
+    <w:lvl w:ilvl="8" w:tentative="1">
+      <w:start w:val="1"/>
+      <w:numFmt w:val="bullet"/>
+      <w:lvlText w:val=""/>
+      <w:lvlJc w:val="left"/>
+      <w:pPr>
+        <w:tabs>
+          <w:tab w:val="num" w:pos="6480"/>
+        </w:tabs>
+        <w:ind w:left="6480" w:hanging="360"/>
+      </w:pPr>
+      <w:rPr>
+        <w:rFonts w:ascii="Wingdings" w:hAnsi="Wingdings" w:hint="default"/>
+        <w:sz w:val="20"/>
+      </w:rPr>
+    </w:lvl>
+  </w:abstractNum>
+  <w:abstractNum w:abstractNumId="12" w15:restartNumberingAfterBreak="0">
     <w:nsid w:val="52D743B5"/>
     <w:multiLevelType w:val="multilevel"/>
     <w:tmpl w:val="88E67E1A"/>
@@ -8020,7 +10275,7 @@
       </w:rPr>
     </w:lvl>
   </w:abstractNum>
-  <w:abstractNum w:abstractNumId="8" w15:restartNumberingAfterBreak="0">
+  <w:abstractNum w:abstractNumId="13" w15:restartNumberingAfterBreak="0">
     <w:nsid w:val="582F47DF"/>
     <w:multiLevelType w:val="hybridMultilevel"/>
     <w:tmpl w:val="060C730C"/>
@@ -8133,7 +10388,7 @@
       </w:rPr>
     </w:lvl>
   </w:abstractNum>
-  <w:abstractNum w:abstractNumId="9" w15:restartNumberingAfterBreak="0">
+  <w:abstractNum w:abstractNumId="14" w15:restartNumberingAfterBreak="0">
     <w:nsid w:val="59B37FCA"/>
     <w:multiLevelType w:val="multilevel"/>
     <w:tmpl w:val="83A8348C"/>
@@ -8282,7 +10537,7 @@
       </w:rPr>
     </w:lvl>
   </w:abstractNum>
-  <w:abstractNum w:abstractNumId="10" w15:restartNumberingAfterBreak="0">
+  <w:abstractNum w:abstractNumId="15" w15:restartNumberingAfterBreak="0">
     <w:nsid w:val="59B71C82"/>
     <w:multiLevelType w:val="multilevel"/>
     <w:tmpl w:val="BBBA5C8A"/>
@@ -8431,7 +10686,7 @@
       </w:rPr>
     </w:lvl>
   </w:abstractNum>
-  <w:abstractNum w:abstractNumId="11" w15:restartNumberingAfterBreak="0">
+  <w:abstractNum w:abstractNumId="16" w15:restartNumberingAfterBreak="0">
     <w:nsid w:val="5AB52200"/>
     <w:multiLevelType w:val="multilevel"/>
     <w:tmpl w:val="195AE064"/>
@@ -8580,7 +10835,7 @@
       </w:rPr>
     </w:lvl>
   </w:abstractNum>
-  <w:abstractNum w:abstractNumId="12" w15:restartNumberingAfterBreak="0">
+  <w:abstractNum w:abstractNumId="17" w15:restartNumberingAfterBreak="0">
     <w:nsid w:val="66C60460"/>
     <w:multiLevelType w:val="multilevel"/>
     <w:tmpl w:val="2A2678F0"/>
@@ -8729,7 +10984,7 @@
       </w:rPr>
     </w:lvl>
   </w:abstractNum>
-  <w:abstractNum w:abstractNumId="13" w15:restartNumberingAfterBreak="0">
+  <w:abstractNum w:abstractNumId="18" w15:restartNumberingAfterBreak="0">
     <w:nsid w:val="69041477"/>
     <w:multiLevelType w:val="multilevel"/>
     <w:tmpl w:val="7D7C8810"/>
@@ -8878,7 +11133,7 @@
       </w:rPr>
     </w:lvl>
   </w:abstractNum>
-  <w:abstractNum w:abstractNumId="14" w15:restartNumberingAfterBreak="0">
+  <w:abstractNum w:abstractNumId="19" w15:restartNumberingAfterBreak="0">
     <w:nsid w:val="6C664A23"/>
     <w:multiLevelType w:val="multilevel"/>
     <w:tmpl w:val="B1E8B7C4"/>
@@ -9027,7 +11282,7 @@
       </w:rPr>
     </w:lvl>
   </w:abstractNum>
-  <w:abstractNum w:abstractNumId="15" w15:restartNumberingAfterBreak="0">
+  <w:abstractNum w:abstractNumId="20" w15:restartNumberingAfterBreak="0">
     <w:nsid w:val="73BA09F8"/>
     <w:multiLevelType w:val="hybridMultilevel"/>
     <w:tmpl w:val="480A10B4"/>
@@ -9113,53 +11368,336 @@
       </w:pPr>
     </w:lvl>
   </w:abstractNum>
+  <w:abstractNum w:abstractNumId="21" w15:restartNumberingAfterBreak="0">
+    <w:nsid w:val="73C34168"/>
+    <w:multiLevelType w:val="hybridMultilevel"/>
+    <w:tmpl w:val="01F093CA"/>
+    <w:lvl w:ilvl="0" w:tplc="400A0009">
+      <w:start w:val="1"/>
+      <w:numFmt w:val="bullet"/>
+      <w:lvlText w:val=""/>
+      <w:lvlJc w:val="left"/>
+      <w:pPr>
+        <w:ind w:left="720" w:hanging="360"/>
+      </w:pPr>
+      <w:rPr>
+        <w:rFonts w:ascii="Wingdings" w:hAnsi="Wingdings" w:hint="default"/>
+      </w:rPr>
+    </w:lvl>
+    <w:lvl w:ilvl="1" w:tplc="400A0003" w:tentative="1">
+      <w:start w:val="1"/>
+      <w:numFmt w:val="bullet"/>
+      <w:lvlText w:val="o"/>
+      <w:lvlJc w:val="left"/>
+      <w:pPr>
+        <w:ind w:left="1440" w:hanging="360"/>
+      </w:pPr>
+      <w:rPr>
+        <w:rFonts w:ascii="Courier New" w:hAnsi="Courier New" w:cs="Courier New" w:hint="default"/>
+      </w:rPr>
+    </w:lvl>
+    <w:lvl w:ilvl="2" w:tplc="400A0005" w:tentative="1">
+      <w:start w:val="1"/>
+      <w:numFmt w:val="bullet"/>
+      <w:lvlText w:val=""/>
+      <w:lvlJc w:val="left"/>
+      <w:pPr>
+        <w:ind w:left="2160" w:hanging="360"/>
+      </w:pPr>
+      <w:rPr>
+        <w:rFonts w:ascii="Wingdings" w:hAnsi="Wingdings" w:hint="default"/>
+      </w:rPr>
+    </w:lvl>
+    <w:lvl w:ilvl="3" w:tplc="400A0001" w:tentative="1">
+      <w:start w:val="1"/>
+      <w:numFmt w:val="bullet"/>
+      <w:lvlText w:val=""/>
+      <w:lvlJc w:val="left"/>
+      <w:pPr>
+        <w:ind w:left="2880" w:hanging="360"/>
+      </w:pPr>
+      <w:rPr>
+        <w:rFonts w:ascii="Symbol" w:hAnsi="Symbol" w:hint="default"/>
+      </w:rPr>
+    </w:lvl>
+    <w:lvl w:ilvl="4" w:tplc="400A0003" w:tentative="1">
+      <w:start w:val="1"/>
+      <w:numFmt w:val="bullet"/>
+      <w:lvlText w:val="o"/>
+      <w:lvlJc w:val="left"/>
+      <w:pPr>
+        <w:ind w:left="3600" w:hanging="360"/>
+      </w:pPr>
+      <w:rPr>
+        <w:rFonts w:ascii="Courier New" w:hAnsi="Courier New" w:cs="Courier New" w:hint="default"/>
+      </w:rPr>
+    </w:lvl>
+    <w:lvl w:ilvl="5" w:tplc="400A0005" w:tentative="1">
+      <w:start w:val="1"/>
+      <w:numFmt w:val="bullet"/>
+      <w:lvlText w:val=""/>
+      <w:lvlJc w:val="left"/>
+      <w:pPr>
+        <w:ind w:left="4320" w:hanging="360"/>
+      </w:pPr>
+      <w:rPr>
+        <w:rFonts w:ascii="Wingdings" w:hAnsi="Wingdings" w:hint="default"/>
+      </w:rPr>
+    </w:lvl>
+    <w:lvl w:ilvl="6" w:tplc="400A0001" w:tentative="1">
+      <w:start w:val="1"/>
+      <w:numFmt w:val="bullet"/>
+      <w:lvlText w:val=""/>
+      <w:lvlJc w:val="left"/>
+      <w:pPr>
+        <w:ind w:left="5040" w:hanging="360"/>
+      </w:pPr>
+      <w:rPr>
+        <w:rFonts w:ascii="Symbol" w:hAnsi="Symbol" w:hint="default"/>
+      </w:rPr>
+    </w:lvl>
+    <w:lvl w:ilvl="7" w:tplc="400A0003" w:tentative="1">
+      <w:start w:val="1"/>
+      <w:numFmt w:val="bullet"/>
+      <w:lvlText w:val="o"/>
+      <w:lvlJc w:val="left"/>
+      <w:pPr>
+        <w:ind w:left="5760" w:hanging="360"/>
+      </w:pPr>
+      <w:rPr>
+        <w:rFonts w:ascii="Courier New" w:hAnsi="Courier New" w:cs="Courier New" w:hint="default"/>
+      </w:rPr>
+    </w:lvl>
+    <w:lvl w:ilvl="8" w:tplc="400A0005" w:tentative="1">
+      <w:start w:val="1"/>
+      <w:numFmt w:val="bullet"/>
+      <w:lvlText w:val=""/>
+      <w:lvlJc w:val="left"/>
+      <w:pPr>
+        <w:ind w:left="6480" w:hanging="360"/>
+      </w:pPr>
+      <w:rPr>
+        <w:rFonts w:ascii="Wingdings" w:hAnsi="Wingdings" w:hint="default"/>
+      </w:rPr>
+    </w:lvl>
+  </w:abstractNum>
+  <w:abstractNum w:abstractNumId="22" w15:restartNumberingAfterBreak="0">
+    <w:nsid w:val="773B552A"/>
+    <w:multiLevelType w:val="multilevel"/>
+    <w:tmpl w:val="EF68ED8A"/>
+    <w:lvl w:ilvl="0">
+      <w:start w:val="1"/>
+      <w:numFmt w:val="bullet"/>
+      <w:lvlText w:val=""/>
+      <w:lvlJc w:val="left"/>
+      <w:pPr>
+        <w:tabs>
+          <w:tab w:val="num" w:pos="720"/>
+        </w:tabs>
+        <w:ind w:left="720" w:hanging="360"/>
+      </w:pPr>
+      <w:rPr>
+        <w:rFonts w:ascii="Symbol" w:hAnsi="Symbol" w:hint="default"/>
+        <w:sz w:val="20"/>
+      </w:rPr>
+    </w:lvl>
+    <w:lvl w:ilvl="1" w:tentative="1">
+      <w:start w:val="1"/>
+      <w:numFmt w:val="bullet"/>
+      <w:lvlText w:val="o"/>
+      <w:lvlJc w:val="left"/>
+      <w:pPr>
+        <w:tabs>
+          <w:tab w:val="num" w:pos="1440"/>
+        </w:tabs>
+        <w:ind w:left="1440" w:hanging="360"/>
+      </w:pPr>
+      <w:rPr>
+        <w:rFonts w:ascii="Courier New" w:hAnsi="Courier New" w:hint="default"/>
+        <w:sz w:val="20"/>
+      </w:rPr>
+    </w:lvl>
+    <w:lvl w:ilvl="2" w:tentative="1">
+      <w:start w:val="1"/>
+      <w:numFmt w:val="bullet"/>
+      <w:lvlText w:val=""/>
+      <w:lvlJc w:val="left"/>
+      <w:pPr>
+        <w:tabs>
+          <w:tab w:val="num" w:pos="2160"/>
+        </w:tabs>
+        <w:ind w:left="2160" w:hanging="360"/>
+      </w:pPr>
+      <w:rPr>
+        <w:rFonts w:ascii="Wingdings" w:hAnsi="Wingdings" w:hint="default"/>
+        <w:sz w:val="20"/>
+      </w:rPr>
+    </w:lvl>
+    <w:lvl w:ilvl="3" w:tentative="1">
+      <w:start w:val="1"/>
+      <w:numFmt w:val="bullet"/>
+      <w:lvlText w:val=""/>
+      <w:lvlJc w:val="left"/>
+      <w:pPr>
+        <w:tabs>
+          <w:tab w:val="num" w:pos="2880"/>
+        </w:tabs>
+        <w:ind w:left="2880" w:hanging="360"/>
+      </w:pPr>
+      <w:rPr>
+        <w:rFonts w:ascii="Wingdings" w:hAnsi="Wingdings" w:hint="default"/>
+        <w:sz w:val="20"/>
+      </w:rPr>
+    </w:lvl>
+    <w:lvl w:ilvl="4" w:tentative="1">
+      <w:start w:val="1"/>
+      <w:numFmt w:val="bullet"/>
+      <w:lvlText w:val=""/>
+      <w:lvlJc w:val="left"/>
+      <w:pPr>
+        <w:tabs>
+          <w:tab w:val="num" w:pos="3600"/>
+        </w:tabs>
+        <w:ind w:left="3600" w:hanging="360"/>
+      </w:pPr>
+      <w:rPr>
+        <w:rFonts w:ascii="Wingdings" w:hAnsi="Wingdings" w:hint="default"/>
+        <w:sz w:val="20"/>
+      </w:rPr>
+    </w:lvl>
+    <w:lvl w:ilvl="5" w:tentative="1">
+      <w:start w:val="1"/>
+      <w:numFmt w:val="bullet"/>
+      <w:lvlText w:val=""/>
+      <w:lvlJc w:val="left"/>
+      <w:pPr>
+        <w:tabs>
+          <w:tab w:val="num" w:pos="4320"/>
+        </w:tabs>
+        <w:ind w:left="4320" w:hanging="360"/>
+      </w:pPr>
+      <w:rPr>
+        <w:rFonts w:ascii="Wingdings" w:hAnsi="Wingdings" w:hint="default"/>
+        <w:sz w:val="20"/>
+      </w:rPr>
+    </w:lvl>
+    <w:lvl w:ilvl="6" w:tentative="1">
+      <w:start w:val="1"/>
+      <w:numFmt w:val="bullet"/>
+      <w:lvlText w:val=""/>
+      <w:lvlJc w:val="left"/>
+      <w:pPr>
+        <w:tabs>
+          <w:tab w:val="num" w:pos="5040"/>
+        </w:tabs>
+        <w:ind w:left="5040" w:hanging="360"/>
+      </w:pPr>
+      <w:rPr>
+        <w:rFonts w:ascii="Wingdings" w:hAnsi="Wingdings" w:hint="default"/>
+        <w:sz w:val="20"/>
+      </w:rPr>
+    </w:lvl>
+    <w:lvl w:ilvl="7" w:tentative="1">
+      <w:start w:val="1"/>
+      <w:numFmt w:val="bullet"/>
+      <w:lvlText w:val=""/>
+      <w:lvlJc w:val="left"/>
+      <w:pPr>
+        <w:tabs>
+          <w:tab w:val="num" w:pos="5760"/>
+        </w:tabs>
+        <w:ind w:left="5760" w:hanging="360"/>
+      </w:pPr>
+      <w:rPr>
+        <w:rFonts w:ascii="Wingdings" w:hAnsi="Wingdings" w:hint="default"/>
+        <w:sz w:val="20"/>
+      </w:rPr>
+    </w:lvl>
+    <w:lvl w:ilvl="8" w:tentative="1">
+      <w:start w:val="1"/>
+      <w:numFmt w:val="bullet"/>
+      <w:lvlText w:val=""/>
+      <w:lvlJc w:val="left"/>
+      <w:pPr>
+        <w:tabs>
+          <w:tab w:val="num" w:pos="6480"/>
+        </w:tabs>
+        <w:ind w:left="6480" w:hanging="360"/>
+      </w:pPr>
+      <w:rPr>
+        <w:rFonts w:ascii="Wingdings" w:hAnsi="Wingdings" w:hint="default"/>
+        <w:sz w:val="20"/>
+      </w:rPr>
+    </w:lvl>
+  </w:abstractNum>
   <w:num w:numId="1" w16cid:durableId="216934110">
-    <w:abstractNumId w:val="7"/>
+    <w:abstractNumId w:val="12"/>
   </w:num>
   <w:num w:numId="2" w16cid:durableId="1256934773">
-    <w:abstractNumId w:val="10"/>
+    <w:abstractNumId w:val="15"/>
   </w:num>
   <w:num w:numId="3" w16cid:durableId="482084728">
-    <w:abstractNumId w:val="9"/>
+    <w:abstractNumId w:val="14"/>
   </w:num>
   <w:num w:numId="4" w16cid:durableId="1420522299">
-    <w:abstractNumId w:val="3"/>
+    <w:abstractNumId w:val="6"/>
   </w:num>
   <w:num w:numId="5" w16cid:durableId="443237215">
-    <w:abstractNumId w:val="12"/>
+    <w:abstractNumId w:val="17"/>
   </w:num>
   <w:num w:numId="6" w16cid:durableId="1856843826">
+    <w:abstractNumId w:val="8"/>
+  </w:num>
+  <w:num w:numId="7" w16cid:durableId="1178159053">
     <w:abstractNumId w:val="4"/>
   </w:num>
-  <w:num w:numId="7" w16cid:durableId="1178159053">
-    <w:abstractNumId w:val="2"/>
-  </w:num>
   <w:num w:numId="8" w16cid:durableId="200554054">
-    <w:abstractNumId w:val="11"/>
+    <w:abstractNumId w:val="16"/>
   </w:num>
   <w:num w:numId="9" w16cid:durableId="622421959">
     <w:abstractNumId w:val="0"/>
   </w:num>
   <w:num w:numId="10" w16cid:durableId="416826658">
-    <w:abstractNumId w:val="15"/>
+    <w:abstractNumId w:val="20"/>
   </w:num>
   <w:num w:numId="11" w16cid:durableId="1808011045">
-    <w:abstractNumId w:val="6"/>
+    <w:abstractNumId w:val="10"/>
   </w:num>
   <w:num w:numId="12" w16cid:durableId="800925644">
+    <w:abstractNumId w:val="2"/>
+  </w:num>
+  <w:num w:numId="13" w16cid:durableId="2048524773">
+    <w:abstractNumId w:val="13"/>
+  </w:num>
+  <w:num w:numId="14" w16cid:durableId="1338272492">
+    <w:abstractNumId w:val="9"/>
+  </w:num>
+  <w:num w:numId="15" w16cid:durableId="1068385026">
+    <w:abstractNumId w:val="19"/>
+  </w:num>
+  <w:num w:numId="16" w16cid:durableId="521742117">
+    <w:abstractNumId w:val="18"/>
+  </w:num>
+  <w:num w:numId="17" w16cid:durableId="773131025">
+    <w:abstractNumId w:val="22"/>
+  </w:num>
+  <w:num w:numId="18" w16cid:durableId="1207639742">
+    <w:abstractNumId w:val="11"/>
+  </w:num>
+  <w:num w:numId="19" w16cid:durableId="655498908">
     <w:abstractNumId w:val="1"/>
   </w:num>
-  <w:num w:numId="13" w16cid:durableId="2048524773">
-    <w:abstractNumId w:val="8"/>
+  <w:num w:numId="20" w16cid:durableId="2077624823">
+    <w:abstractNumId w:val="21"/>
   </w:num>
-  <w:num w:numId="14" w16cid:durableId="1338272492">
+  <w:num w:numId="21" w16cid:durableId="1198280743">
+    <w:abstractNumId w:val="7"/>
+  </w:num>
+  <w:num w:numId="22" w16cid:durableId="294675376">
     <w:abstractNumId w:val="5"/>
   </w:num>
-  <w:num w:numId="15" w16cid:durableId="1068385026">
-    <w:abstractNumId w:val="14"/>
-  </w:num>
-  <w:num w:numId="16" w16cid:durableId="521742117">
-    <w:abstractNumId w:val="13"/>
+  <w:num w:numId="23" w16cid:durableId="1961299161">
+    <w:abstractNumId w:val="3"/>
   </w:num>
 </w:numbering>
 </file>
